--- a/Rajnish.Noonia.docx
+++ b/Rajnish.Noonia.docx
@@ -13,13 +13,15 @@
         <w:tblLook w:val="04A0" w:firstRow="1" w:lastRow="0" w:firstColumn="1" w:lastColumn="0" w:noHBand="0" w:noVBand="1"/>
       </w:tblPr>
       <w:tblGrid>
-        <w:gridCol w:w="5972"/>
-        <w:gridCol w:w="4528"/>
+        <w:gridCol w:w="4429"/>
+        <w:gridCol w:w="821"/>
+        <w:gridCol w:w="5250"/>
       </w:tblGrid>
       <w:tr>
         <w:tc>
           <w:tcPr>
-            <w:tcW w:w="5972" w:type="dxa"/>
+            <w:tcW w:w="5250" w:type="dxa"/>
+            <w:gridSpan w:val="2"/>
             <w:vAlign w:val="bottom"/>
           </w:tcPr>
           <w:p>
@@ -60,7 +62,7 @@
         </w:tc>
         <w:tc>
           <w:tcPr>
-            <w:tcW w:w="4528" w:type="dxa"/>
+            <w:tcW w:w="5250" w:type="dxa"/>
             <w:vAlign w:val="bottom"/>
           </w:tcPr>
           <w:p>
@@ -72,13 +74,55 @@
                 <w:b/>
               </w:rPr>
             </w:pPr>
+            <w:r>
+              <w:rPr>
+                <w:rFonts w:asciiTheme="minorHAnsi" w:hAnsiTheme="minorHAnsi" w:cstheme="minorHAnsi"/>
+                <w:b/>
+                <w:noProof/>
+              </w:rPr>
+              <w:drawing>
+                <wp:inline distT="0" distB="0" distL="0" distR="0" wp14:anchorId="570F3DD3" wp14:editId="7278FE19">
+                  <wp:extent cx="1794510" cy="266268"/>
+                  <wp:effectExtent l="0" t="0" r="0" b="635"/>
+                  <wp:docPr id="152568203" name="Picture 1"/>
+                  <wp:cNvGraphicFramePr>
+                    <a:graphicFrameLocks xmlns:a="http://schemas.openxmlformats.org/drawingml/2006/main" noChangeAspect="1"/>
+                  </wp:cNvGraphicFramePr>
+                  <a:graphic xmlns:a="http://schemas.openxmlformats.org/drawingml/2006/main">
+                    <a:graphicData uri="http://schemas.openxmlformats.org/drawingml/2006/picture">
+                      <pic:pic xmlns:pic="http://schemas.openxmlformats.org/drawingml/2006/picture">
+                        <pic:nvPicPr>
+                          <pic:cNvPr id="152568203" name=""/>
+                          <pic:cNvPicPr/>
+                        </pic:nvPicPr>
+                        <pic:blipFill>
+                          <a:blip r:embed="rId8"/>
+                          <a:stretch>
+                            <a:fillRect/>
+                          </a:stretch>
+                        </pic:blipFill>
+                        <pic:spPr>
+                          <a:xfrm>
+                            <a:off x="0" y="0"/>
+                            <a:ext cx="1986172" cy="294707"/>
+                          </a:xfrm>
+                          <a:prstGeom prst="rect">
+                            <a:avLst/>
+                          </a:prstGeom>
+                        </pic:spPr>
+                      </pic:pic>
+                    </a:graphicData>
+                  </a:graphic>
+                </wp:inline>
+              </w:drawing>
+            </w:r>
           </w:p>
         </w:tc>
       </w:tr>
       <w:tr>
         <w:tc>
           <w:tcPr>
-            <w:tcW w:w="5972" w:type="dxa"/>
+            <w:tcW w:w="4429" w:type="dxa"/>
             <w:tcBorders>
               <w:bottom w:val="single" w:sz="18" w:space="0" w:color="2E74B5"/>
             </w:tcBorders>
@@ -93,30 +137,12 @@
             </w:pPr>
             <w:r>
               <w:rPr>
-                <w:rFonts w:asciiTheme="minorHAnsi" w:eastAsia="MS Mincho" w:hAnsiTheme="minorHAnsi" w:cstheme="minorHAnsi"/>
-                <w:i/>
-                <w:color w:val="808080"/>
-                <w:sz w:val="20"/>
-              </w:rPr>
-              <w:t>CELL</w:t>
-            </w:r>
-            <w:r>
-              <w:rPr>
-                <w:rFonts w:asciiTheme="minorHAnsi" w:hAnsiTheme="minorHAnsi" w:cstheme="minorHAnsi"/>
-                <w:color w:val="808080"/>
-                <w:sz w:val="20"/>
-                <w:szCs w:val="20"/>
-              </w:rPr>
-              <w:t xml:space="preserve"> </w:t>
-            </w:r>
-            <w:r>
-              <w:rPr>
                 <w:rFonts w:asciiTheme="minorHAnsi" w:hAnsiTheme="minorHAnsi" w:cstheme="minorHAnsi"/>
                 <w:color w:val="auto"/>
                 <w:sz w:val="20"/>
                 <w:szCs w:val="20"/>
               </w:rPr>
-              <w:t>(+44) 07881384941</w:t>
+              <w:t xml:space="preserve">• +44 7881 384941 </w:t>
             </w:r>
             <w:r>
               <w:rPr>
@@ -136,25 +162,7 @@
               </w:rPr>
               <w:t xml:space="preserve"> </w:t>
             </w:r>
-            <w:r>
-              <w:rPr>
-                <w:rFonts w:asciiTheme="minorHAnsi" w:eastAsia="MS Mincho" w:hAnsiTheme="minorHAnsi" w:cstheme="minorHAnsi"/>
-                <w:i/>
-                <w:color w:val="808080"/>
-                <w:sz w:val="20"/>
-              </w:rPr>
-              <w:t>E-MAIL</w:t>
-            </w:r>
-            <w:r>
-              <w:rPr>
-                <w:rFonts w:asciiTheme="minorHAnsi" w:hAnsiTheme="minorHAnsi" w:cstheme="minorHAnsi"/>
-                <w:color w:val="999999"/>
-                <w:sz w:val="20"/>
-                <w:szCs w:val="20"/>
-              </w:rPr>
-              <w:t xml:space="preserve"> </w:t>
-            </w:r>
-            <w:hyperlink r:id="rId8" w:history="1">
+            <w:hyperlink r:id="rId9" w:history="1">
               <w:r>
                 <w:rPr>
                   <w:rStyle w:val="Hyperlink"/>
@@ -164,14 +172,15 @@
                   <w:szCs w:val="20"/>
                   <w:u w:val="none"/>
                 </w:rPr>
-                <w:t>rajnish.noonia@live.co.uk</w:t>
+                <w:t>rajnish.noonia@pixytech.com</w:t>
               </w:r>
             </w:hyperlink>
           </w:p>
         </w:tc>
         <w:tc>
           <w:tcPr>
-            <w:tcW w:w="4528" w:type="dxa"/>
+            <w:tcW w:w="6071" w:type="dxa"/>
+            <w:gridSpan w:val="2"/>
             <w:tcBorders>
               <w:bottom w:val="single" w:sz="18" w:space="0" w:color="2E74B5"/>
             </w:tcBorders>
@@ -183,6 +192,8 @@
               <w:rPr>
                 <w:rFonts w:asciiTheme="minorHAnsi" w:hAnsiTheme="minorHAnsi" w:cstheme="minorHAnsi"/>
                 <w:b/>
+                <w:sz w:val="28"/>
+                <w:szCs w:val="28"/>
               </w:rPr>
             </w:pPr>
             <w:r>
@@ -192,7 +203,7 @@
                 <w:sz w:val="28"/>
                 <w:szCs w:val="28"/>
               </w:rPr>
-              <w:t xml:space="preserve">Lead Architect | Full Stack Engineer    </w:t>
+              <w:t>Lead Architect | Front-End &amp; Platform Engineering</w:t>
             </w:r>
           </w:p>
         </w:tc>
@@ -200,7 +211,7 @@
     </w:tbl>
     <w:p>
       <w:pPr>
-        <w:spacing w:before="240" w:after="140" w:line="264" w:lineRule="auto"/>
+        <w:spacing w:before="240" w:after="60" w:line="264" w:lineRule="auto"/>
         <w:rPr>
           <w:rFonts w:asciiTheme="minorHAnsi" w:hAnsiTheme="minorHAnsi" w:cstheme="minorHAnsi"/>
         </w:rPr>
@@ -211,7 +222,7 @@
           <w:b/>
           <w:bCs/>
         </w:rPr>
-        <w:t>Software Architect</w:t>
+        <w:t>Lead Architect</w:t>
       </w:r>
       <w:r>
         <w:rPr>
@@ -225,13 +236,13 @@
           <w:b/>
           <w:bCs/>
         </w:rPr>
-        <w:t>Full-Stack Engineer</w:t>
-      </w:r>
-      <w:r>
-        <w:rPr>
-          <w:rFonts w:asciiTheme="minorHAnsi" w:hAnsiTheme="minorHAnsi" w:cstheme="minorHAnsi"/>
-        </w:rPr>
-        <w:t xml:space="preserve"> with </w:t>
+        <w:t xml:space="preserve">Front-End / Full-Stack Engineer </w:t>
+      </w:r>
+      <w:r>
+        <w:rPr>
+          <w:rFonts w:asciiTheme="minorHAnsi" w:hAnsiTheme="minorHAnsi" w:cstheme="minorHAnsi"/>
+        </w:rPr>
+        <w:t xml:space="preserve">with 24+ years of commercial experience, specialising in </w:t>
       </w:r>
       <w:r>
         <w:rPr>
@@ -239,13 +250,13 @@
           <w:b/>
           <w:bCs/>
         </w:rPr>
-        <w:t>24+ years</w:t>
-      </w:r>
-      <w:r>
-        <w:rPr>
-          <w:rFonts w:asciiTheme="minorHAnsi" w:hAnsiTheme="minorHAnsi" w:cstheme="minorHAnsi"/>
-        </w:rPr>
-        <w:t xml:space="preserve"> of commercial experience, combining architecture leadership with deep engineering expertise across </w:t>
+        <w:t>real-time trading</w:t>
+      </w:r>
+      <w:r>
+        <w:rPr>
+          <w:rFonts w:asciiTheme="minorHAnsi" w:hAnsiTheme="minorHAnsi" w:cstheme="minorHAnsi"/>
+        </w:rPr>
+        <w:t xml:space="preserve">, </w:t>
       </w:r>
       <w:r>
         <w:rPr>
@@ -253,13 +264,13 @@
           <w:b/>
           <w:bCs/>
         </w:rPr>
-        <w:t>React</w:t>
-      </w:r>
-      <w:r>
-        <w:rPr>
-          <w:rFonts w:asciiTheme="minorHAnsi" w:hAnsiTheme="minorHAnsi" w:cstheme="minorHAnsi"/>
-        </w:rPr>
-        <w:t xml:space="preserve">, </w:t>
+        <w:t>risk</w:t>
+      </w:r>
+      <w:r>
+        <w:rPr>
+          <w:rFonts w:asciiTheme="minorHAnsi" w:hAnsiTheme="minorHAnsi" w:cstheme="minorHAnsi"/>
+        </w:rPr>
+        <w:t xml:space="preserve"> and operations applications built </w:t>
       </w:r>
       <w:r>
         <w:rPr>
@@ -267,399 +278,69 @@
           <w:b/>
           <w:bCs/>
         </w:rPr>
-        <w:t>TypeScript</w:t>
-      </w:r>
-      <w:r>
-        <w:rPr>
-          <w:rFonts w:asciiTheme="minorHAnsi" w:hAnsiTheme="minorHAnsi" w:cstheme="minorHAnsi"/>
-        </w:rPr>
-        <w:t xml:space="preserve">, </w:t>
-      </w:r>
-      <w:r>
-        <w:rPr>
-          <w:rFonts w:asciiTheme="minorHAnsi" w:hAnsiTheme="minorHAnsi" w:cstheme="minorHAnsi"/>
-          <w:b/>
-          <w:bCs/>
-        </w:rPr>
-        <w:t>C# / .NET</w:t>
-      </w:r>
-      <w:r>
-        <w:rPr>
-          <w:rFonts w:asciiTheme="minorHAnsi" w:hAnsiTheme="minorHAnsi" w:cstheme="minorHAnsi"/>
-        </w:rPr>
-        <w:t xml:space="preserve">, </w:t>
-      </w:r>
-      <w:r>
-        <w:rPr>
-          <w:rFonts w:asciiTheme="minorHAnsi" w:hAnsiTheme="minorHAnsi" w:cstheme="minorHAnsi"/>
-          <w:b/>
-          <w:bCs/>
-        </w:rPr>
-        <w:t>distributed systems</w:t>
-      </w:r>
-      <w:r>
-        <w:rPr>
-          <w:rFonts w:asciiTheme="minorHAnsi" w:hAnsiTheme="minorHAnsi" w:cstheme="minorHAnsi"/>
-        </w:rPr>
-        <w:t xml:space="preserve">, </w:t>
-      </w:r>
-      <w:r>
-        <w:rPr>
-          <w:rFonts w:asciiTheme="minorHAnsi" w:hAnsiTheme="minorHAnsi" w:cstheme="minorHAnsi"/>
-          <w:b/>
-          <w:bCs/>
-        </w:rPr>
-        <w:t>event-driven architecture</w:t>
-      </w:r>
-      <w:r>
-        <w:rPr>
-          <w:rFonts w:asciiTheme="minorHAnsi" w:hAnsiTheme="minorHAnsi" w:cstheme="minorHAnsi"/>
-        </w:rPr>
-        <w:t xml:space="preserve">, </w:t>
-      </w:r>
-      <w:r>
-        <w:rPr>
-          <w:rFonts w:asciiTheme="minorHAnsi" w:hAnsiTheme="minorHAnsi" w:cstheme="minorHAnsi"/>
-          <w:b/>
-          <w:bCs/>
-        </w:rPr>
-        <w:t>cloud-native platforms</w:t>
-      </w:r>
-      <w:r>
-        <w:rPr>
-          <w:rFonts w:asciiTheme="minorHAnsi" w:hAnsiTheme="minorHAnsi" w:cstheme="minorHAnsi"/>
-        </w:rPr>
-        <w:t xml:space="preserve"> and </w:t>
-      </w:r>
-      <w:r>
-        <w:rPr>
-          <w:rFonts w:asciiTheme="minorHAnsi" w:hAnsiTheme="minorHAnsi" w:cstheme="minorHAnsi"/>
-          <w:b/>
-          <w:bCs/>
-        </w:rPr>
-        <w:t>real-time applications</w:t>
-      </w:r>
-      <w:r>
-        <w:rPr>
-          <w:rFonts w:asciiTheme="minorHAnsi" w:hAnsiTheme="minorHAnsi" w:cstheme="minorHAnsi"/>
-        </w:rPr>
-        <w:t xml:space="preserve">. Owns architecture end to end </w:t>
-      </w:r>
-      <w:r>
-        <w:rPr>
-          <w:rFonts w:asciiTheme="minorHAnsi" w:hAnsiTheme="minorHAnsi" w:cstheme="minorHAnsi"/>
-        </w:rPr>
-        <w:t>-</w:t>
-      </w:r>
-      <w:r>
-        <w:rPr>
-          <w:rFonts w:asciiTheme="minorHAnsi" w:hAnsiTheme="minorHAnsi" w:cstheme="minorHAnsi"/>
-        </w:rPr>
-        <w:t xml:space="preserve"> from event-driven backends and distributed services through to the front-end frameworks, SDKs and design systems that consume them </w:t>
-      </w:r>
-      <w:r>
-        <w:rPr>
-          <w:rFonts w:asciiTheme="minorHAnsi" w:hAnsiTheme="minorHAnsi" w:cstheme="minorHAnsi"/>
-        </w:rPr>
-        <w:t>-</w:t>
-      </w:r>
-      <w:r>
-        <w:rPr>
-          <w:rFonts w:asciiTheme="minorHAnsi" w:hAnsiTheme="minorHAnsi" w:cstheme="minorHAnsi"/>
-        </w:rPr>
-        <w:t xml:space="preserve"> and stays in the codebase alongside the teams building on it.</w:t>
-      </w:r>
-    </w:p>
-    <w:p>
-      <w:pPr>
-        <w:spacing w:after="140" w:line="264" w:lineRule="auto"/>
-        <w:rPr>
-          <w:rFonts w:asciiTheme="minorHAnsi" w:hAnsiTheme="minorHAnsi" w:cstheme="minorHAnsi"/>
-        </w:rPr>
-      </w:pPr>
-      <w:r>
-        <w:rPr>
-          <w:rFonts w:asciiTheme="minorHAnsi" w:hAnsiTheme="minorHAnsi" w:cstheme="minorHAnsi"/>
-        </w:rPr>
-        <w:t>Sets the technical direction, engineering standards and platform foundations that other teams build upon</w:t>
-      </w:r>
-      <w:r>
-        <w:rPr>
-          <w:rFonts w:asciiTheme="minorHAnsi" w:hAnsiTheme="minorHAnsi" w:cstheme="minorHAnsi"/>
-        </w:rPr>
-        <w:t xml:space="preserve">. Architected the </w:t>
-      </w:r>
-      <w:r>
-        <w:rPr>
-          <w:rFonts w:asciiTheme="minorHAnsi" w:hAnsiTheme="minorHAnsi" w:cstheme="minorHAnsi"/>
-          <w:b/>
-          <w:bCs/>
-        </w:rPr>
-        <w:t>enterprise application platforms</w:t>
-      </w:r>
-      <w:r>
-        <w:rPr>
-          <w:rFonts w:asciiTheme="minorHAnsi" w:hAnsiTheme="minorHAnsi" w:cstheme="minorHAnsi"/>
-        </w:rPr>
-        <w:t xml:space="preserve">, </w:t>
-      </w:r>
-      <w:r>
-        <w:rPr>
-          <w:rFonts w:asciiTheme="minorHAnsi" w:hAnsiTheme="minorHAnsi" w:cstheme="minorHAnsi"/>
-          <w:b/>
-          <w:bCs/>
-        </w:rPr>
-        <w:t>developer SDKs</w:t>
-      </w:r>
-      <w:r>
-        <w:rPr>
-          <w:rFonts w:asciiTheme="minorHAnsi" w:hAnsiTheme="minorHAnsi" w:cstheme="minorHAnsi"/>
-        </w:rPr>
-        <w:t xml:space="preserve"> and framework infrastructure powering </w:t>
-      </w:r>
-      <w:r>
-        <w:rPr>
-          <w:rFonts w:asciiTheme="minorHAnsi" w:hAnsiTheme="minorHAnsi" w:cstheme="minorHAnsi"/>
-          <w:b/>
-          <w:bCs/>
-        </w:rPr>
-        <w:t>trading</w:t>
-      </w:r>
-      <w:r>
-        <w:rPr>
-          <w:rFonts w:asciiTheme="minorHAnsi" w:hAnsiTheme="minorHAnsi" w:cstheme="minorHAnsi"/>
-        </w:rPr>
-        <w:t xml:space="preserve">, </w:t>
-      </w:r>
-      <w:r>
-        <w:rPr>
-          <w:rFonts w:asciiTheme="minorHAnsi" w:hAnsiTheme="minorHAnsi" w:cstheme="minorHAnsi"/>
-          <w:b/>
-          <w:bCs/>
-        </w:rPr>
-        <w:t>risk</w:t>
-      </w:r>
-      <w:r>
-        <w:rPr>
-          <w:rFonts w:asciiTheme="minorHAnsi" w:hAnsiTheme="minorHAnsi" w:cstheme="minorHAnsi"/>
-        </w:rPr>
-        <w:t xml:space="preserve"> and </w:t>
-      </w:r>
-      <w:r>
-        <w:rPr>
-          <w:rFonts w:asciiTheme="minorHAnsi" w:hAnsiTheme="minorHAnsi" w:cstheme="minorHAnsi"/>
-          <w:b/>
-          <w:bCs/>
-        </w:rPr>
-        <w:t>operations</w:t>
-      </w:r>
-      <w:r>
-        <w:rPr>
-          <w:rFonts w:asciiTheme="minorHAnsi" w:hAnsiTheme="minorHAnsi" w:cstheme="minorHAnsi"/>
-        </w:rPr>
-        <w:t xml:space="preserve"> products delivered into </w:t>
-      </w:r>
-      <w:r>
-        <w:rPr>
-          <w:rFonts w:asciiTheme="minorHAnsi" w:hAnsiTheme="minorHAnsi" w:cstheme="minorHAnsi"/>
-          <w:b/>
-          <w:bCs/>
-        </w:rPr>
-        <w:t>Millennium Management</w:t>
-      </w:r>
-      <w:r>
-        <w:rPr>
-          <w:rFonts w:asciiTheme="minorHAnsi" w:hAnsiTheme="minorHAnsi" w:cstheme="minorHAnsi"/>
-        </w:rPr>
-        <w:t xml:space="preserve">, </w:t>
-      </w:r>
-      <w:r>
-        <w:rPr>
-          <w:rFonts w:asciiTheme="minorHAnsi" w:hAnsiTheme="minorHAnsi" w:cstheme="minorHAnsi"/>
-          <w:b/>
-          <w:bCs/>
-        </w:rPr>
-        <w:t>NatWest Markets</w:t>
-      </w:r>
-      <w:r>
-        <w:rPr>
-          <w:rFonts w:asciiTheme="minorHAnsi" w:hAnsiTheme="minorHAnsi" w:cstheme="minorHAnsi"/>
-        </w:rPr>
-        <w:t xml:space="preserve">, </w:t>
-      </w:r>
-      <w:r>
-        <w:rPr>
-          <w:rFonts w:asciiTheme="minorHAnsi" w:hAnsiTheme="minorHAnsi" w:cstheme="minorHAnsi"/>
-          <w:b/>
-          <w:bCs/>
-        </w:rPr>
-        <w:t>ISDA</w:t>
-      </w:r>
-      <w:r>
-        <w:rPr>
-          <w:rFonts w:asciiTheme="minorHAnsi" w:hAnsiTheme="minorHAnsi" w:cstheme="minorHAnsi"/>
-        </w:rPr>
-        <w:t xml:space="preserve">, </w:t>
-      </w:r>
-      <w:r>
-        <w:rPr>
-          <w:rFonts w:asciiTheme="minorHAnsi" w:hAnsiTheme="minorHAnsi" w:cstheme="minorHAnsi"/>
-          <w:b/>
-          <w:bCs/>
-        </w:rPr>
-        <w:t>BMO</w:t>
-      </w:r>
-      <w:r>
-        <w:rPr>
-          <w:rFonts w:asciiTheme="minorHAnsi" w:hAnsiTheme="minorHAnsi" w:cstheme="minorHAnsi"/>
-        </w:rPr>
-        <w:t xml:space="preserve">, </w:t>
-      </w:r>
-      <w:r>
-        <w:rPr>
-          <w:rFonts w:asciiTheme="minorHAnsi" w:hAnsiTheme="minorHAnsi" w:cstheme="minorHAnsi"/>
-          <w:b/>
-          <w:bCs/>
-        </w:rPr>
-        <w:t>EDF Trading</w:t>
-      </w:r>
-      <w:r>
-        <w:rPr>
-          <w:rFonts w:asciiTheme="minorHAnsi" w:hAnsiTheme="minorHAnsi" w:cstheme="minorHAnsi"/>
-        </w:rPr>
-        <w:t xml:space="preserve"> and </w:t>
-      </w:r>
-      <w:r>
-        <w:rPr>
-          <w:rFonts w:asciiTheme="minorHAnsi" w:hAnsiTheme="minorHAnsi" w:cstheme="minorHAnsi"/>
-          <w:b/>
-          <w:bCs/>
-        </w:rPr>
-        <w:t>Gazprom Marketing &amp; Trading</w:t>
-      </w:r>
-      <w:r>
-        <w:rPr>
-          <w:rFonts w:asciiTheme="minorHAnsi" w:hAnsiTheme="minorHAnsi" w:cstheme="minorHAnsi"/>
-        </w:rPr>
-        <w:t xml:space="preserve"> </w:t>
-      </w:r>
-      <w:r>
-        <w:rPr>
-          <w:rFonts w:asciiTheme="minorHAnsi" w:hAnsiTheme="minorHAnsi" w:cstheme="minorHAnsi"/>
-        </w:rPr>
-        <w:t>-</w:t>
-      </w:r>
-      <w:r>
-        <w:rPr>
-          <w:rFonts w:asciiTheme="minorHAnsi" w:hAnsiTheme="minorHAnsi" w:cstheme="minorHAnsi"/>
-        </w:rPr>
-        <w:t xml:space="preserve"> platforms adopted across multiple teams and business-critical applications spanning hedge funds, capital markets, energy trading, healthcare and retail.</w:t>
-      </w:r>
-    </w:p>
-    <w:p>
-      <w:pPr>
-        <w:spacing w:after="40" w:line="264" w:lineRule="auto"/>
-        <w:rPr>
-          <w:rFonts w:asciiTheme="minorHAnsi" w:hAnsiTheme="minorHAnsi" w:cstheme="minorHAnsi"/>
-        </w:rPr>
-      </w:pPr>
-      <w:r>
-        <w:rPr>
-          <w:rFonts w:asciiTheme="minorHAnsi" w:hAnsiTheme="minorHAnsi" w:cstheme="minorHAnsi"/>
-        </w:rPr>
-        <w:t xml:space="preserve">Equally at home on </w:t>
-      </w:r>
-      <w:r>
-        <w:rPr>
-          <w:rFonts w:asciiTheme="minorHAnsi" w:hAnsiTheme="minorHAnsi" w:cstheme="minorHAnsi"/>
-          <w:b/>
-          <w:bCs/>
-        </w:rPr>
-        <w:t>greenfield builds</w:t>
-      </w:r>
-      <w:r>
-        <w:rPr>
-          <w:rFonts w:asciiTheme="minorHAnsi" w:hAnsiTheme="minorHAnsi" w:cstheme="minorHAnsi"/>
-        </w:rPr>
-        <w:t xml:space="preserve"> and </w:t>
-      </w:r>
-      <w:r>
-        <w:rPr>
-          <w:rFonts w:asciiTheme="minorHAnsi" w:hAnsiTheme="minorHAnsi" w:cstheme="minorHAnsi"/>
-          <w:b/>
-          <w:bCs/>
-        </w:rPr>
-        <w:t>complex existing estates</w:t>
-      </w:r>
-      <w:r>
-        <w:rPr>
-          <w:rFonts w:asciiTheme="minorHAnsi" w:hAnsiTheme="minorHAnsi" w:cstheme="minorHAnsi"/>
-        </w:rPr>
-        <w:t xml:space="preserve"> </w:t>
-      </w:r>
-      <w:r>
-        <w:rPr>
-          <w:rFonts w:asciiTheme="minorHAnsi" w:hAnsiTheme="minorHAnsi" w:cstheme="minorHAnsi"/>
-        </w:rPr>
-        <w:t>-</w:t>
-      </w:r>
-      <w:r>
-        <w:rPr>
-          <w:rFonts w:asciiTheme="minorHAnsi" w:hAnsiTheme="minorHAnsi" w:cstheme="minorHAnsi"/>
-        </w:rPr>
-        <w:t xml:space="preserve"> defining the architecture and engineering standards, governing quality, mentoring engineers and building alongside the teams that ship. Has repeatedly led </w:t>
-      </w:r>
-      <w:r>
-        <w:rPr>
-          <w:rFonts w:asciiTheme="minorHAnsi" w:hAnsiTheme="minorHAnsi" w:cstheme="minorHAnsi"/>
-          <w:b/>
-          <w:bCs/>
-        </w:rPr>
-        <w:t>technology modernisation</w:t>
-      </w:r>
-      <w:r>
-        <w:rPr>
-          <w:rFonts w:asciiTheme="minorHAnsi" w:hAnsiTheme="minorHAnsi" w:cstheme="minorHAnsi"/>
-        </w:rPr>
-        <w:t xml:space="preserve"> across successive generations </w:t>
-      </w:r>
-      <w:r>
-        <w:rPr>
-          <w:rFonts w:asciiTheme="minorHAnsi" w:hAnsiTheme="minorHAnsi" w:cstheme="minorHAnsi"/>
-        </w:rPr>
-        <w:t>-</w:t>
-      </w:r>
-      <w:r>
-        <w:rPr>
-          <w:rFonts w:asciiTheme="minorHAnsi" w:hAnsiTheme="minorHAnsi" w:cstheme="minorHAnsi"/>
-        </w:rPr>
-        <w:t xml:space="preserve"> desktop to web, monolith to microservices, on-premises to cloud-native </w:t>
-      </w:r>
-      <w:r>
-        <w:rPr>
-          <w:rFonts w:asciiTheme="minorHAnsi" w:hAnsiTheme="minorHAnsi" w:cstheme="minorHAnsi"/>
-        </w:rPr>
-        <w:t>-</w:t>
-      </w:r>
-      <w:r>
-        <w:rPr>
-          <w:rFonts w:asciiTheme="minorHAnsi" w:hAnsiTheme="minorHAnsi" w:cstheme="minorHAnsi"/>
-        </w:rPr>
-        <w:t xml:space="preserve"> most recently establishing </w:t>
-      </w:r>
-      <w:r>
-        <w:rPr>
-          <w:rFonts w:asciiTheme="minorHAnsi" w:hAnsiTheme="minorHAnsi" w:cstheme="minorHAnsi"/>
-          <w:b/>
-          <w:bCs/>
-        </w:rPr>
-        <w:t>AI-native engineering practice</w:t>
-      </w:r>
-      <w:r>
-        <w:rPr>
-          <w:rFonts w:asciiTheme="minorHAnsi" w:hAnsiTheme="minorHAnsi" w:cstheme="minorHAnsi"/>
-        </w:rPr>
-        <w:t xml:space="preserve"> on live production codebases.</w:t>
+        <w:t>in React, Angular, C# and TypeScript</w:t>
+      </w:r>
+      <w:r>
+        <w:rPr>
+          <w:rFonts w:asciiTheme="minorHAnsi" w:hAnsiTheme="minorHAnsi" w:cstheme="minorHAnsi"/>
+        </w:rPr>
+        <w:t>. Builds what traders, sales, and operations staff use every day: streaming market data, high-volume blotters, RFQ and sales-to-trader workflows, trade capture, and risk and P&amp;L dashboards. Also owns the architecture behind them, from event-driven .NET and Node services through to the front-end frameworks, SDKs and design systems that consume them.</w:t>
+      </w:r>
+    </w:p>
+    <w:p>
+      <w:pPr>
+        <w:spacing w:after="60" w:line="264" w:lineRule="auto"/>
+        <w:rPr>
+          <w:rFonts w:asciiTheme="minorHAnsi" w:hAnsiTheme="minorHAnsi" w:cstheme="minorHAnsi"/>
+        </w:rPr>
+      </w:pPr>
+      <w:r>
+        <w:rPr>
+          <w:rFonts w:asciiTheme="minorHAnsi" w:hAnsiTheme="minorHAnsi" w:cstheme="minorHAnsi"/>
+        </w:rPr>
+        <w:t xml:space="preserve">Delivered front-office, middle-office and operations products into Millennium Management, NatWest Markets, BMO Capital Markets, ISDA, BGC, EDF Trading, and Gazprom Marketing &amp; Trading, spanning Bonds, Repo, FX, FX Options, Swaps, Rates, Equities, Equity Derivatives, NDFs, and Futures. Led delivery of </w:t>
+      </w:r>
+      <w:proofErr w:type="spellStart"/>
+      <w:r>
+        <w:rPr>
+          <w:rFonts w:asciiTheme="minorHAnsi" w:hAnsiTheme="minorHAnsi" w:cstheme="minorHAnsi"/>
+        </w:rPr>
+        <w:t>Kinetix's</w:t>
+      </w:r>
+      <w:proofErr w:type="spellEnd"/>
+      <w:r>
+        <w:rPr>
+          <w:rFonts w:asciiTheme="minorHAnsi" w:hAnsiTheme="minorHAnsi" w:cstheme="minorHAnsi"/>
+        </w:rPr>
+        <w:t xml:space="preserve"> commercial product suite: Trade Management, Sales 360, </w:t>
+      </w:r>
+      <w:proofErr w:type="spellStart"/>
+      <w:r>
+        <w:rPr>
+          <w:rFonts w:asciiTheme="minorHAnsi" w:hAnsiTheme="minorHAnsi" w:cstheme="minorHAnsi"/>
+        </w:rPr>
+        <w:t>DocHub</w:t>
+      </w:r>
+      <w:proofErr w:type="spellEnd"/>
+      <w:r>
+        <w:rPr>
+          <w:rFonts w:asciiTheme="minorHAnsi" w:hAnsiTheme="minorHAnsi" w:cstheme="minorHAnsi"/>
+        </w:rPr>
+        <w:t xml:space="preserve"> and Contracts Intelligence, and architected the enterprise UI platforms, developer SDKs and framework infrastructure those products run on, now built on by more than ten delivery teams.</w:t>
+      </w:r>
+    </w:p>
+    <w:p>
+      <w:pPr>
+        <w:spacing w:after="60" w:line="264" w:lineRule="auto"/>
+        <w:rPr>
+          <w:rFonts w:asciiTheme="minorHAnsi" w:hAnsiTheme="minorHAnsi" w:cstheme="minorHAnsi"/>
+        </w:rPr>
+      </w:pPr>
+      <w:r>
+        <w:rPr>
+          <w:rFonts w:asciiTheme="minorHAnsi" w:hAnsiTheme="minorHAnsi" w:cstheme="minorHAnsi"/>
+        </w:rPr>
+        <w:t>Equally at home on greenfield builds and complex existing estates, setting architecture and engineering standards, governing quality, mentoring engineers and building alongside the teams that ship. Has led modernisation across successive generations of technology: desktop to web, monolith to microservices, on-premises to cloud-native, and most recently established AI-native engineering practice on live production codebases.</w:t>
       </w:r>
     </w:p>
     <w:p>
@@ -682,7 +363,7 @@
           <w:sz w:val="26"/>
           <w:szCs w:val="26"/>
         </w:rPr>
-        <w:t>CORE COMPETENCIES</w:t>
+        <w:t>CORE SKILLS &amp; COMPETENCIES</w:t>
       </w:r>
     </w:p>
     <w:p>
@@ -690,14 +371,13 @@
         <w:pStyle w:val="Bulletedachievements"/>
         <w:numPr>
           <w:ilvl w:val="0"/>
-          <w:numId w:val="33"/>
+          <w:numId w:val="39"/>
         </w:numPr>
-        <w:ind w:right="118" w:hanging="218"/>
+        <w:ind w:right="118"/>
         <w:rPr>
           <w:rFonts w:asciiTheme="minorHAnsi" w:hAnsiTheme="minorHAnsi" w:cstheme="minorHAnsi"/>
           <w:sz w:val="22"/>
           <w:szCs w:val="22"/>
-          <w:lang w:eastAsia="en-GB"/>
         </w:rPr>
       </w:pPr>
       <w:r>
@@ -733,7 +413,7 @@
           <w:sz w:val="22"/>
           <w:szCs w:val="22"/>
         </w:rPr>
-        <w:t xml:space="preserve">, Angular, MVVM, WPF, Blazor, HTML5, CSS3 / SCSS, CSS design tokens, Vite, </w:t>
+        <w:t xml:space="preserve">, Angular, Blazor, MVVM, micro-frontends, virtualised high-frequency data grids (AG Grid), </w:t>
       </w:r>
       <w:proofErr w:type="spellStart"/>
       <w:r>
@@ -742,7 +422,7 @@
           <w:sz w:val="22"/>
           <w:szCs w:val="22"/>
         </w:rPr>
-        <w:t>Nx</w:t>
+        <w:t>Dockview</w:t>
       </w:r>
       <w:proofErr w:type="spellEnd"/>
       <w:r>
@@ -751,7 +431,25 @@
           <w:sz w:val="22"/>
           <w:szCs w:val="22"/>
         </w:rPr>
-        <w:t>, Lerna, Web Workers and modern UI development.</w:t>
+        <w:t xml:space="preserve">, Storybook design systems, WPF, HTML5, CSS3 / SCSS, design tokens, Vite, </w:t>
+      </w:r>
+      <w:proofErr w:type="spellStart"/>
+      <w:r>
+        <w:rPr>
+          <w:rFonts w:asciiTheme="minorHAnsi" w:hAnsiTheme="minorHAnsi" w:cstheme="minorHAnsi"/>
+          <w:sz w:val="22"/>
+          <w:szCs w:val="22"/>
+        </w:rPr>
+        <w:t>Nx</w:t>
+      </w:r>
+      <w:proofErr w:type="spellEnd"/>
+      <w:r>
+        <w:rPr>
+          <w:rFonts w:asciiTheme="minorHAnsi" w:hAnsiTheme="minorHAnsi" w:cstheme="minorHAnsi"/>
+          <w:sz w:val="22"/>
+          <w:szCs w:val="22"/>
+        </w:rPr>
+        <w:t>, Web Workers and rendering performance profiling.</w:t>
       </w:r>
     </w:p>
     <w:p>
@@ -759,9 +457,9 @@
         <w:pStyle w:val="Bulletedachievements"/>
         <w:numPr>
           <w:ilvl w:val="0"/>
-          <w:numId w:val="33"/>
+          <w:numId w:val="39"/>
         </w:numPr>
-        <w:ind w:right="118" w:hanging="218"/>
+        <w:ind w:right="118"/>
         <w:rPr>
           <w:rFonts w:asciiTheme="minorHAnsi" w:hAnsiTheme="minorHAnsi" w:cstheme="minorHAnsi"/>
           <w:sz w:val="22"/>
@@ -775,7 +473,7 @@
           <w:sz w:val="22"/>
           <w:szCs w:val="22"/>
         </w:rPr>
-        <w:t xml:space="preserve">Backend &amp; .NET Engineering: </w:t>
+        <w:t xml:space="preserve">Trading &amp; Financial Technology: </w:t>
       </w:r>
       <w:r>
         <w:rPr>
@@ -783,25 +481,7 @@
           <w:sz w:val="22"/>
           <w:szCs w:val="22"/>
         </w:rPr>
-        <w:t xml:space="preserve">C#, .NET 8, ASP.NET Core, Web APIs, </w:t>
-      </w:r>
-      <w:proofErr w:type="spellStart"/>
-      <w:r>
-        <w:rPr>
-          <w:rFonts w:asciiTheme="minorHAnsi" w:hAnsiTheme="minorHAnsi" w:cstheme="minorHAnsi"/>
-          <w:sz w:val="22"/>
-          <w:szCs w:val="22"/>
-        </w:rPr>
-        <w:t>GraphQL</w:t>
-      </w:r>
-      <w:proofErr w:type="spellEnd"/>
-      <w:r>
-        <w:rPr>
-          <w:rFonts w:asciiTheme="minorHAnsi" w:hAnsiTheme="minorHAnsi" w:cstheme="minorHAnsi"/>
-          <w:sz w:val="22"/>
-          <w:szCs w:val="22"/>
-        </w:rPr>
-        <w:t>, Node.js, Entity Framework, LINQ, Rx.NET, TPL Dataflow and asynchronous programming.</w:t>
+        <w:t>Electronic trading and front-office UI, RFQ and sales-to-trader workflow, real-time pricing and market data displays, high-volume trading blotters, trade capture and lifecycle, risk and P&amp;L dashboards, front office, middle office and pre- and post-trade workflows across Fixed Income, Bonds, Repo, Equities, Equity Derivatives, FX, FX Options, Futures, NDF, Swaps, Rates, Allocations and Compliance (MiFID II).</w:t>
       </w:r>
     </w:p>
     <w:p>
@@ -809,9 +489,9 @@
         <w:pStyle w:val="Bulletedachievements"/>
         <w:numPr>
           <w:ilvl w:val="0"/>
-          <w:numId w:val="33"/>
+          <w:numId w:val="39"/>
         </w:numPr>
-        <w:ind w:right="118" w:hanging="218"/>
+        <w:ind w:right="118"/>
         <w:rPr>
           <w:rFonts w:asciiTheme="minorHAnsi" w:hAnsiTheme="minorHAnsi" w:cstheme="minorHAnsi"/>
           <w:sz w:val="22"/>
@@ -931,9 +611,9 @@
         <w:pStyle w:val="Bulletedachievements"/>
         <w:numPr>
           <w:ilvl w:val="0"/>
-          <w:numId w:val="33"/>
+          <w:numId w:val="39"/>
         </w:numPr>
-        <w:ind w:right="118" w:hanging="218"/>
+        <w:ind w:right="118"/>
         <w:rPr>
           <w:rFonts w:asciiTheme="minorHAnsi" w:hAnsiTheme="minorHAnsi" w:cstheme="minorHAnsi"/>
           <w:sz w:val="22"/>
@@ -947,31 +627,25 @@
           <w:sz w:val="22"/>
           <w:szCs w:val="22"/>
         </w:rPr>
-        <w:t xml:space="preserve">Architecture &amp; Platform Engineering: </w:t>
-      </w:r>
+        <w:t xml:space="preserve">Financial Desktop Platforms: </w:t>
+      </w:r>
+      <w:proofErr w:type="spellStart"/>
       <w:r>
         <w:rPr>
           <w:rFonts w:asciiTheme="minorHAnsi" w:hAnsiTheme="minorHAnsi" w:cstheme="minorHAnsi"/>
           <w:sz w:val="22"/>
           <w:szCs w:val="22"/>
         </w:rPr>
-        <w:t xml:space="preserve">Enterprise and solution architecture, domain-driven design, enterprise UI platforms, developer SDKs, reusable frameworks, micro-frontends, shared services, design systems, API design, performance engineering, SaaS delivery, application scaffolding and technology </w:t>
-      </w:r>
+        <w:t>OpenFin</w:t>
+      </w:r>
+      <w:proofErr w:type="spellEnd"/>
       <w:r>
         <w:rPr>
           <w:rFonts w:asciiTheme="minorHAnsi" w:hAnsiTheme="minorHAnsi" w:cstheme="minorHAnsi"/>
           <w:sz w:val="22"/>
           <w:szCs w:val="22"/>
         </w:rPr>
-        <w:t>modernization</w:t>
-      </w:r>
-      <w:r>
-        <w:rPr>
-          <w:rFonts w:asciiTheme="minorHAnsi" w:hAnsiTheme="minorHAnsi" w:cstheme="minorHAnsi"/>
-          <w:sz w:val="22"/>
-          <w:szCs w:val="22"/>
-        </w:rPr>
-        <w:t>.</w:t>
+        <w:t>, Glue42, Interop.io, FDC3, workspace integration, workflow automation and cross-application communication.</w:t>
       </w:r>
     </w:p>
     <w:p>
@@ -979,9 +653,9 @@
         <w:pStyle w:val="Bulletedachievements"/>
         <w:numPr>
           <w:ilvl w:val="0"/>
-          <w:numId w:val="33"/>
+          <w:numId w:val="39"/>
         </w:numPr>
-        <w:ind w:right="118" w:hanging="218"/>
+        <w:ind w:right="118"/>
         <w:rPr>
           <w:rFonts w:asciiTheme="minorHAnsi" w:hAnsiTheme="minorHAnsi" w:cstheme="minorHAnsi"/>
           <w:sz w:val="22"/>
@@ -995,25 +669,69 @@
           <w:sz w:val="22"/>
           <w:szCs w:val="22"/>
         </w:rPr>
-        <w:t xml:space="preserve">Financial Desktop Platforms: </w:t>
-      </w:r>
-      <w:proofErr w:type="spellStart"/>
+        <w:t xml:space="preserve">Data &amp; Analytics Platforms: </w:t>
+      </w:r>
       <w:r>
         <w:rPr>
           <w:rFonts w:asciiTheme="minorHAnsi" w:hAnsiTheme="minorHAnsi" w:cstheme="minorHAnsi"/>
           <w:sz w:val="22"/>
           <w:szCs w:val="22"/>
         </w:rPr>
-        <w:t>OpenFin</w:t>
-      </w:r>
-      <w:proofErr w:type="spellEnd"/>
+        <w:t xml:space="preserve">Market data, real-time data visualisation, geospatial mapping and operational dashboards; </w:t>
+      </w:r>
+      <w:proofErr w:type="spellStart"/>
       <w:r>
         <w:rPr>
           <w:rFonts w:asciiTheme="minorHAnsi" w:hAnsiTheme="minorHAnsi" w:cstheme="minorHAnsi"/>
           <w:sz w:val="22"/>
           <w:szCs w:val="22"/>
         </w:rPr>
-        <w:t>, Glue42, Interop.io, FDC3, workspace integration, workflow automation and cross-application communication.</w:t>
+        <w:t>Syncfusion</w:t>
+      </w:r>
+      <w:proofErr w:type="spellEnd"/>
+      <w:r>
+        <w:rPr>
+          <w:rFonts w:asciiTheme="minorHAnsi" w:hAnsiTheme="minorHAnsi" w:cstheme="minorHAnsi"/>
+          <w:sz w:val="22"/>
+          <w:szCs w:val="22"/>
+        </w:rPr>
+        <w:t xml:space="preserve">, Kendo UI, </w:t>
+      </w:r>
+      <w:proofErr w:type="spellStart"/>
+      <w:r>
+        <w:rPr>
+          <w:rFonts w:asciiTheme="minorHAnsi" w:hAnsiTheme="minorHAnsi" w:cstheme="minorHAnsi"/>
+          <w:sz w:val="22"/>
+          <w:szCs w:val="22"/>
+        </w:rPr>
+        <w:t>Highcharts</w:t>
+      </w:r>
+      <w:proofErr w:type="spellEnd"/>
+      <w:r>
+        <w:rPr>
+          <w:rFonts w:asciiTheme="minorHAnsi" w:hAnsiTheme="minorHAnsi" w:cstheme="minorHAnsi"/>
+          <w:sz w:val="22"/>
+          <w:szCs w:val="22"/>
+        </w:rPr>
+        <w:t xml:space="preserve"> and </w:t>
+      </w:r>
+      <w:proofErr w:type="spellStart"/>
+      <w:r>
+        <w:rPr>
+          <w:rFonts w:asciiTheme="minorHAnsi" w:hAnsiTheme="minorHAnsi" w:cstheme="minorHAnsi"/>
+          <w:sz w:val="22"/>
+          <w:szCs w:val="22"/>
+        </w:rPr>
+        <w:t>MapLibre</w:t>
+      </w:r>
+      <w:proofErr w:type="spellEnd"/>
+      <w:r>
+        <w:rPr>
+          <w:rFonts w:asciiTheme="minorHAnsi" w:hAnsiTheme="minorHAnsi" w:cstheme="minorHAnsi"/>
+          <w:sz w:val="22"/>
+          <w:szCs w:val="22"/>
+        </w:rPr>
+        <w:t xml:space="preserve"> GL JS.</w:t>
       </w:r>
     </w:p>
     <w:p>
@@ -1021,9 +739,9 @@
         <w:pStyle w:val="Bulletedachievements"/>
         <w:numPr>
           <w:ilvl w:val="0"/>
-          <w:numId w:val="33"/>
+          <w:numId w:val="39"/>
         </w:numPr>
-        <w:ind w:right="118" w:hanging="218"/>
+        <w:ind w:right="118"/>
         <w:rPr>
           <w:rFonts w:asciiTheme="minorHAnsi" w:hAnsiTheme="minorHAnsi" w:cstheme="minorHAnsi"/>
           <w:sz w:val="22"/>
@@ -1037,7 +755,7 @@
           <w:sz w:val="22"/>
           <w:szCs w:val="22"/>
         </w:rPr>
-        <w:t xml:space="preserve">Trading &amp; Financial Technology: </w:t>
+        <w:t xml:space="preserve">Backend, .NET &amp; Desktop Engineering: </w:t>
       </w:r>
       <w:r>
         <w:rPr>
@@ -1045,7 +763,25 @@
           <w:sz w:val="22"/>
           <w:szCs w:val="22"/>
         </w:rPr>
-        <w:t>Front office, middle office, pre- and post-trade workflows, Fixed Income, Bonds, Repo, Equities, Equity Derivatives, FX Options, Futures, NDF, Swaps, Rates, Allocations, Compliance, market data, P&amp;L and risk &amp; operations platforms.</w:t>
+        <w:t xml:space="preserve">C#, .NET 8, ASP.NET Core, Web APIs, </w:t>
+      </w:r>
+      <w:proofErr w:type="spellStart"/>
+      <w:r>
+        <w:rPr>
+          <w:rFonts w:asciiTheme="minorHAnsi" w:hAnsiTheme="minorHAnsi" w:cstheme="minorHAnsi"/>
+          <w:sz w:val="22"/>
+          <w:szCs w:val="22"/>
+        </w:rPr>
+        <w:t>GraphQL</w:t>
+      </w:r>
+      <w:proofErr w:type="spellEnd"/>
+      <w:r>
+        <w:rPr>
+          <w:rFonts w:asciiTheme="minorHAnsi" w:hAnsiTheme="minorHAnsi" w:cstheme="minorHAnsi"/>
+          <w:sz w:val="22"/>
+          <w:szCs w:val="22"/>
+        </w:rPr>
+        <w:t>, Microsoft Graph API, Node.js, Entity Framework, LINQ, Rx.NET, TPL Dataflow, asynchronous programming, Python; WPF, Prism, MVVM, Excel-DNA and Win32 interop for hybrid web/desktop delivery.</w:t>
       </w:r>
     </w:p>
     <w:p>
@@ -1053,9 +789,9 @@
         <w:pStyle w:val="Bulletedachievements"/>
         <w:numPr>
           <w:ilvl w:val="0"/>
-          <w:numId w:val="33"/>
+          <w:numId w:val="39"/>
         </w:numPr>
-        <w:ind w:right="118" w:hanging="218"/>
+        <w:ind w:right="118"/>
         <w:rPr>
           <w:rFonts w:asciiTheme="minorHAnsi" w:hAnsiTheme="minorHAnsi" w:cstheme="minorHAnsi"/>
           <w:sz w:val="22"/>
@@ -1069,7 +805,7 @@
           <w:sz w:val="22"/>
           <w:szCs w:val="22"/>
         </w:rPr>
-        <w:t xml:space="preserve">Desktop &amp; Hybrid Applications: </w:t>
+        <w:t xml:space="preserve">Architecture &amp; Platform Engineering: </w:t>
       </w:r>
       <w:r>
         <w:rPr>
@@ -1077,25 +813,42 @@
           <w:sz w:val="22"/>
           <w:szCs w:val="22"/>
         </w:rPr>
-        <w:t xml:space="preserve">WPF, Prism, MVVM, Blazor, Excel-DNA, </w:t>
-      </w:r>
-      <w:proofErr w:type="spellStart"/>
-      <w:r>
-        <w:rPr>
-          <w:rFonts w:asciiTheme="minorHAnsi" w:hAnsiTheme="minorHAnsi" w:cstheme="minorHAnsi"/>
+        <w:t xml:space="preserve">Enterprise and solution architecture, domain-driven design, enterprise UI platforms, developer SDKs, micro-frontends, shared services, design systems, API design, performance engineering, SaaS delivery, application scaffolding, technology </w:t>
+      </w:r>
+      <w:r>
+        <w:rPr>
+          <w:rFonts w:asciiTheme="minorHAnsi" w:hAnsiTheme="minorHAnsi" w:cstheme="minorHAnsi"/>
+          <w:bCs w:val="0"/>
           <w:sz w:val="22"/>
           <w:szCs w:val="22"/>
         </w:rPr>
-        <w:t>ClickOnce</w:t>
-      </w:r>
-      <w:proofErr w:type="spellEnd"/>
+        <w:t>modernisation</w:t>
+      </w:r>
       <w:r>
         <w:rPr>
           <w:rFonts w:asciiTheme="minorHAnsi" w:hAnsiTheme="minorHAnsi" w:cstheme="minorHAnsi"/>
           <w:sz w:val="22"/>
           <w:szCs w:val="22"/>
         </w:rPr>
-        <w:t>, Win32 interop and hybrid web / desktop delivery.</w:t>
+        <w:t xml:space="preserve"> and identity &amp; access management (OAuth2/OIDC, SSO, JWT, </w:t>
+      </w:r>
+      <w:proofErr w:type="spellStart"/>
+      <w:r>
+        <w:rPr>
+          <w:rFonts w:asciiTheme="minorHAnsi" w:hAnsiTheme="minorHAnsi" w:cstheme="minorHAnsi"/>
+          <w:sz w:val="22"/>
+          <w:szCs w:val="22"/>
+        </w:rPr>
+        <w:t>Keycloak</w:t>
+      </w:r>
+      <w:proofErr w:type="spellEnd"/>
+      <w:r>
+        <w:rPr>
+          <w:rFonts w:asciiTheme="minorHAnsi" w:hAnsiTheme="minorHAnsi" w:cstheme="minorHAnsi"/>
+          <w:sz w:val="22"/>
+          <w:szCs w:val="22"/>
+        </w:rPr>
+        <w:t>).</w:t>
       </w:r>
     </w:p>
     <w:p>
@@ -1103,9 +856,9 @@
         <w:pStyle w:val="Bulletedachievements"/>
         <w:numPr>
           <w:ilvl w:val="0"/>
-          <w:numId w:val="33"/>
+          <w:numId w:val="39"/>
         </w:numPr>
-        <w:ind w:right="118" w:hanging="218"/>
+        <w:ind w:right="118"/>
         <w:rPr>
           <w:rFonts w:asciiTheme="minorHAnsi" w:hAnsiTheme="minorHAnsi" w:cstheme="minorHAnsi"/>
           <w:sz w:val="22"/>
@@ -1119,123 +872,79 @@
           <w:sz w:val="22"/>
           <w:szCs w:val="22"/>
         </w:rPr>
-        <w:t xml:space="preserve">Data &amp; Analytics Platforms: </w:t>
-      </w:r>
+        <w:t xml:space="preserve">Quality &amp; Test Engineering: </w:t>
+      </w:r>
+      <w:proofErr w:type="spellStart"/>
       <w:r>
         <w:rPr>
           <w:rFonts w:asciiTheme="minorHAnsi" w:hAnsiTheme="minorHAnsi" w:cstheme="minorHAnsi"/>
           <w:sz w:val="22"/>
           <w:szCs w:val="22"/>
         </w:rPr>
-        <w:t xml:space="preserve">Market data, real-time data </w:t>
-      </w:r>
-      <w:proofErr w:type="spellStart"/>
+        <w:t>Vitest</w:t>
+      </w:r>
+      <w:proofErr w:type="spellEnd"/>
       <w:r>
         <w:rPr>
           <w:rFonts w:asciiTheme="minorHAnsi" w:hAnsiTheme="minorHAnsi" w:cstheme="minorHAnsi"/>
           <w:sz w:val="22"/>
           <w:szCs w:val="22"/>
         </w:rPr>
-        <w:t>visualisation</w:t>
-      </w:r>
-      <w:proofErr w:type="spellEnd"/>
+        <w:t xml:space="preserve">, Jest, Playwright, Cypress, Storybook, </w:t>
+      </w:r>
+      <w:proofErr w:type="spellStart"/>
       <w:r>
         <w:rPr>
           <w:rFonts w:asciiTheme="minorHAnsi" w:hAnsiTheme="minorHAnsi" w:cstheme="minorHAnsi"/>
           <w:sz w:val="22"/>
           <w:szCs w:val="22"/>
         </w:rPr>
-        <w:t xml:space="preserve">, data </w:t>
-      </w:r>
-      <w:proofErr w:type="spellStart"/>
+        <w:t>NUnit</w:t>
+      </w:r>
+      <w:proofErr w:type="spellEnd"/>
       <w:r>
         <w:rPr>
           <w:rFonts w:asciiTheme="minorHAnsi" w:hAnsiTheme="minorHAnsi" w:cstheme="minorHAnsi"/>
           <w:sz w:val="22"/>
           <w:szCs w:val="22"/>
         </w:rPr>
-        <w:t>virtualisation</w:t>
-      </w:r>
-      <w:proofErr w:type="spellEnd"/>
+        <w:t xml:space="preserve">, </w:t>
+      </w:r>
+      <w:proofErr w:type="spellStart"/>
       <w:r>
         <w:rPr>
           <w:rFonts w:asciiTheme="minorHAnsi" w:hAnsiTheme="minorHAnsi" w:cstheme="minorHAnsi"/>
           <w:sz w:val="22"/>
           <w:szCs w:val="22"/>
         </w:rPr>
-        <w:t xml:space="preserve">, geospatial mapping and operational dashboards; AG Grid, </w:t>
-      </w:r>
-      <w:proofErr w:type="spellStart"/>
+        <w:t>xUnit</w:t>
+      </w:r>
+      <w:proofErr w:type="spellEnd"/>
       <w:r>
         <w:rPr>
           <w:rFonts w:asciiTheme="minorHAnsi" w:hAnsiTheme="minorHAnsi" w:cstheme="minorHAnsi"/>
           <w:sz w:val="22"/>
           <w:szCs w:val="22"/>
         </w:rPr>
-        <w:t>Syncfusion</w:t>
-      </w:r>
-      <w:proofErr w:type="spellEnd"/>
+        <w:t xml:space="preserve">, </w:t>
+      </w:r>
+      <w:proofErr w:type="spellStart"/>
       <w:r>
         <w:rPr>
           <w:rFonts w:asciiTheme="minorHAnsi" w:hAnsiTheme="minorHAnsi" w:cstheme="minorHAnsi"/>
           <w:sz w:val="22"/>
           <w:szCs w:val="22"/>
         </w:rPr>
-        <w:t xml:space="preserve">, Kendo UI, </w:t>
-      </w:r>
-      <w:proofErr w:type="spellStart"/>
+        <w:t>SpecFlow</w:t>
+      </w:r>
+      <w:proofErr w:type="spellEnd"/>
       <w:r>
         <w:rPr>
           <w:rFonts w:asciiTheme="minorHAnsi" w:hAnsiTheme="minorHAnsi" w:cstheme="minorHAnsi"/>
           <w:sz w:val="22"/>
           <w:szCs w:val="22"/>
         </w:rPr>
-        <w:t>Highcharts</w:t>
-      </w:r>
-      <w:proofErr w:type="spellEnd"/>
-      <w:r>
-        <w:rPr>
-          <w:rFonts w:asciiTheme="minorHAnsi" w:hAnsiTheme="minorHAnsi" w:cstheme="minorHAnsi"/>
-          <w:sz w:val="22"/>
-          <w:szCs w:val="22"/>
-        </w:rPr>
-        <w:t xml:space="preserve">, </w:t>
-      </w:r>
-      <w:proofErr w:type="spellStart"/>
-      <w:r>
-        <w:rPr>
-          <w:rFonts w:asciiTheme="minorHAnsi" w:hAnsiTheme="minorHAnsi" w:cstheme="minorHAnsi"/>
-          <w:sz w:val="22"/>
-          <w:szCs w:val="22"/>
-        </w:rPr>
-        <w:t>MapLibre</w:t>
-      </w:r>
-      <w:proofErr w:type="spellEnd"/>
-      <w:r>
-        <w:rPr>
-          <w:rFonts w:asciiTheme="minorHAnsi" w:hAnsiTheme="minorHAnsi" w:cstheme="minorHAnsi"/>
-          <w:sz w:val="22"/>
-          <w:szCs w:val="22"/>
-        </w:rPr>
-        <w:t xml:space="preserve"> GL JS and </w:t>
-      </w:r>
-      <w:proofErr w:type="spellStart"/>
-      <w:r>
-        <w:rPr>
-          <w:rFonts w:asciiTheme="minorHAnsi" w:hAnsiTheme="minorHAnsi" w:cstheme="minorHAnsi"/>
-          <w:sz w:val="22"/>
-          <w:szCs w:val="22"/>
-        </w:rPr>
-        <w:t>Dockview</w:t>
-      </w:r>
-      <w:proofErr w:type="spellEnd"/>
-      <w:r>
-        <w:rPr>
-          <w:rFonts w:asciiTheme="minorHAnsi" w:hAnsiTheme="minorHAnsi" w:cstheme="minorHAnsi"/>
-          <w:sz w:val="22"/>
-          <w:szCs w:val="22"/>
-        </w:rPr>
-        <w:t>.</w:t>
+        <w:t>, component and visual regression testing, UI automation, TDD, BDD and DDD.</w:t>
       </w:r>
     </w:p>
     <w:p>
@@ -1243,9 +952,9 @@
         <w:pStyle w:val="Bulletedachievements"/>
         <w:numPr>
           <w:ilvl w:val="0"/>
-          <w:numId w:val="33"/>
+          <w:numId w:val="39"/>
         </w:numPr>
-        <w:ind w:right="118" w:hanging="218"/>
+        <w:ind w:right="118"/>
         <w:rPr>
           <w:rFonts w:asciiTheme="minorHAnsi" w:hAnsiTheme="minorHAnsi" w:cstheme="minorHAnsi"/>
           <w:sz w:val="22"/>
@@ -1285,31 +994,7 @@
           <w:sz w:val="22"/>
           <w:szCs w:val="22"/>
         </w:rPr>
-        <w:t>, Terraform, GitHub Actions, Azure DevOps, CI/CD, SQL Server,</w:t>
-      </w:r>
-      <w:r>
-        <w:rPr>
-          <w:rFonts w:asciiTheme="minorHAnsi" w:hAnsiTheme="minorHAnsi" w:cstheme="minorHAnsi"/>
-          <w:sz w:val="22"/>
-          <w:szCs w:val="22"/>
-        </w:rPr>
-        <w:t xml:space="preserve"> </w:t>
-      </w:r>
-      <w:r>
-        <w:rPr>
-          <w:rFonts w:asciiTheme="minorHAnsi" w:hAnsiTheme="minorHAnsi" w:cstheme="minorHAnsi"/>
-          <w:sz w:val="22"/>
-          <w:szCs w:val="22"/>
-        </w:rPr>
-        <w:t>Azure functions,</w:t>
-      </w:r>
-      <w:r>
-        <w:rPr>
-          <w:rFonts w:asciiTheme="minorHAnsi" w:hAnsiTheme="minorHAnsi" w:cstheme="minorHAnsi"/>
-          <w:sz w:val="22"/>
-          <w:szCs w:val="22"/>
-        </w:rPr>
-        <w:t xml:space="preserve"> PostgreSQL, Oracle, MongoDB, Redis, </w:t>
+        <w:t xml:space="preserve">, Terraform, Git, GitHub Actions, Azure DevOps, CI/CD, SQL Server, PostgreSQL, Oracle, MongoDB, Redis, </w:t>
       </w:r>
       <w:proofErr w:type="spellStart"/>
       <w:r>
@@ -1335,9 +1020,9 @@
         <w:pStyle w:val="Bulletedachievements"/>
         <w:numPr>
           <w:ilvl w:val="0"/>
-          <w:numId w:val="33"/>
+          <w:numId w:val="39"/>
         </w:numPr>
-        <w:ind w:right="118" w:hanging="218"/>
+        <w:ind w:right="118"/>
         <w:rPr>
           <w:rFonts w:asciiTheme="minorHAnsi" w:hAnsiTheme="minorHAnsi" w:cstheme="minorHAnsi"/>
           <w:sz w:val="22"/>
@@ -1351,79 +1036,15 @@
           <w:sz w:val="22"/>
           <w:szCs w:val="22"/>
         </w:rPr>
-        <w:t xml:space="preserve">Quality &amp; Test Engineering: </w:t>
-      </w:r>
-      <w:proofErr w:type="spellStart"/>
+        <w:t xml:space="preserve">AI-Native Engineering &amp; Technical Leadership: </w:t>
+      </w:r>
       <w:r>
         <w:rPr>
           <w:rFonts w:asciiTheme="minorHAnsi" w:hAnsiTheme="minorHAnsi" w:cstheme="minorHAnsi"/>
           <w:sz w:val="22"/>
           <w:szCs w:val="22"/>
         </w:rPr>
-        <w:t>Vitest</w:t>
-      </w:r>
-      <w:proofErr w:type="spellEnd"/>
-      <w:r>
-        <w:rPr>
-          <w:rFonts w:asciiTheme="minorHAnsi" w:hAnsiTheme="minorHAnsi" w:cstheme="minorHAnsi"/>
-          <w:sz w:val="22"/>
-          <w:szCs w:val="22"/>
-        </w:rPr>
-        <w:t xml:space="preserve">, Jest, Playwright, Cypress, Storybook, </w:t>
-      </w:r>
-      <w:proofErr w:type="spellStart"/>
-      <w:r>
-        <w:rPr>
-          <w:rFonts w:asciiTheme="minorHAnsi" w:hAnsiTheme="minorHAnsi" w:cstheme="minorHAnsi"/>
-          <w:sz w:val="22"/>
-          <w:szCs w:val="22"/>
-        </w:rPr>
-        <w:t>NUnit</w:t>
-      </w:r>
-      <w:proofErr w:type="spellEnd"/>
-      <w:r>
-        <w:rPr>
-          <w:rFonts w:asciiTheme="minorHAnsi" w:hAnsiTheme="minorHAnsi" w:cstheme="minorHAnsi"/>
-          <w:sz w:val="22"/>
-          <w:szCs w:val="22"/>
-        </w:rPr>
-        <w:t xml:space="preserve">, </w:t>
-      </w:r>
-      <w:proofErr w:type="spellStart"/>
-      <w:r>
-        <w:rPr>
-          <w:rFonts w:asciiTheme="minorHAnsi" w:hAnsiTheme="minorHAnsi" w:cstheme="minorHAnsi"/>
-          <w:sz w:val="22"/>
-          <w:szCs w:val="22"/>
-        </w:rPr>
-        <w:t>xUnit</w:t>
-      </w:r>
-      <w:proofErr w:type="spellEnd"/>
-      <w:r>
-        <w:rPr>
-          <w:rFonts w:asciiTheme="minorHAnsi" w:hAnsiTheme="minorHAnsi" w:cstheme="minorHAnsi"/>
-          <w:sz w:val="22"/>
-          <w:szCs w:val="22"/>
-        </w:rPr>
-        <w:t xml:space="preserve">, </w:t>
-      </w:r>
-      <w:proofErr w:type="spellStart"/>
-      <w:r>
-        <w:rPr>
-          <w:rFonts w:asciiTheme="minorHAnsi" w:hAnsiTheme="minorHAnsi" w:cstheme="minorHAnsi"/>
-          <w:sz w:val="22"/>
-          <w:szCs w:val="22"/>
-        </w:rPr>
-        <w:t>SpecFlow</w:t>
-      </w:r>
-      <w:proofErr w:type="spellEnd"/>
-      <w:r>
-        <w:rPr>
-          <w:rFonts w:asciiTheme="minorHAnsi" w:hAnsiTheme="minorHAnsi" w:cstheme="minorHAnsi"/>
-          <w:sz w:val="22"/>
-          <w:szCs w:val="22"/>
-        </w:rPr>
-        <w:t>, component and visual regression testing, UI automation, TDD, BDD and DDD.</w:t>
+        <w:t>AI-assisted development, LLM context engineering, multi-agent development workflows, Claude Code and Cursor; architecture governance, technical strategy, roadmaps, mentoring, code review and agile delivery across distributed teams.</w:t>
       </w:r>
     </w:p>
     <w:p>
@@ -1431,76 +1052,9 @@
         <w:pStyle w:val="Bulletedachievements"/>
         <w:numPr>
           <w:ilvl w:val="0"/>
-          <w:numId w:val="33"/>
+          <w:numId w:val="39"/>
         </w:numPr>
-        <w:ind w:right="118" w:hanging="218"/>
-        <w:rPr>
-          <w:rFonts w:asciiTheme="minorHAnsi" w:hAnsiTheme="minorHAnsi" w:cstheme="minorHAnsi"/>
-          <w:sz w:val="22"/>
-          <w:szCs w:val="22"/>
-        </w:rPr>
-      </w:pPr>
-      <w:r>
-        <w:rPr>
-          <w:rFonts w:asciiTheme="minorHAnsi" w:hAnsiTheme="minorHAnsi" w:cstheme="minorHAnsi"/>
-          <w:b/>
-          <w:sz w:val="22"/>
-          <w:szCs w:val="22"/>
-        </w:rPr>
-        <w:t xml:space="preserve">AI-Native Engineering: </w:t>
-      </w:r>
-      <w:r>
-        <w:rPr>
-          <w:rFonts w:asciiTheme="minorHAnsi" w:hAnsiTheme="minorHAnsi" w:cstheme="minorHAnsi"/>
-          <w:sz w:val="22"/>
-          <w:szCs w:val="22"/>
-        </w:rPr>
-        <w:t>AI-assisted development, LLM context engineering, multi-agent development workflows, Claude Code, Cursor and AI-enabled developer platforms.</w:t>
-      </w:r>
-    </w:p>
-    <w:p>
-      <w:pPr>
-        <w:pStyle w:val="Bulletedachievements"/>
-        <w:numPr>
-          <w:ilvl w:val="0"/>
-          <w:numId w:val="33"/>
-        </w:numPr>
-        <w:ind w:right="118" w:hanging="218"/>
-        <w:rPr>
-          <w:rFonts w:asciiTheme="minorHAnsi" w:hAnsiTheme="minorHAnsi" w:cstheme="minorHAnsi"/>
-          <w:sz w:val="22"/>
-          <w:szCs w:val="22"/>
-        </w:rPr>
-      </w:pPr>
-      <w:r>
-        <w:rPr>
-          <w:rFonts w:asciiTheme="minorHAnsi" w:hAnsiTheme="minorHAnsi" w:cstheme="minorHAnsi"/>
-          <w:b/>
-          <w:sz w:val="22"/>
-          <w:szCs w:val="22"/>
-        </w:rPr>
-        <w:t xml:space="preserve">Technical Leadership: </w:t>
-      </w:r>
-      <w:r>
-        <w:rPr>
-          <w:rFonts w:asciiTheme="minorHAnsi" w:hAnsiTheme="minorHAnsi" w:cstheme="minorHAnsi"/>
-          <w:sz w:val="22"/>
-          <w:szCs w:val="22"/>
-        </w:rPr>
-        <w:t>Architecture governance, technical strategy, engineering leadership, roadmaps, mentoring, code reviews, quality engineering and agile delivery.</w:t>
-      </w:r>
-    </w:p>
-    <w:p>
-      <w:pPr>
-        <w:pStyle w:val="Bulletedachievements"/>
-        <w:numPr>
-          <w:ilvl w:val="0"/>
-          <w:numId w:val="33"/>
-        </w:numPr>
-        <w:tabs>
-          <w:tab w:val="clear" w:pos="360"/>
-        </w:tabs>
-        <w:ind w:right="118" w:hanging="218"/>
+        <w:ind w:right="118"/>
         <w:rPr>
           <w:rFonts w:asciiTheme="minorHAnsi" w:hAnsiTheme="minorHAnsi" w:cstheme="minorHAnsi"/>
           <w:sz w:val="22"/>
@@ -1552,7 +1106,6 @@
           <w:sz w:val="26"/>
           <w:szCs w:val="26"/>
         </w:rPr>
-        <w:lastRenderedPageBreak/>
         <w:t>EXPERIENCE</w:t>
       </w:r>
     </w:p>
@@ -1575,13 +1128,13 @@
           <w:sz w:val="24"/>
           <w:szCs w:val="24"/>
         </w:rPr>
-        <w:t>Lead Architect / Developer</w:t>
-      </w:r>
-      <w:r>
-        <w:rPr>
-          <w:rFonts w:asciiTheme="minorHAnsi" w:hAnsiTheme="minorHAnsi" w:cstheme="minorHAnsi"/>
-        </w:rPr>
-        <w:ptab w:relativeTo="margin" w:alignment="right" w:leader="none"/>
+        <w:t>Lead Architect / Principal Front-End Engineer | Kinetix Trading Solutions</w:t>
+      </w:r>
+      <w:r>
+        <w:rPr>
+          <w:rFonts w:asciiTheme="minorHAnsi" w:hAnsiTheme="minorHAnsi" w:cstheme="minorHAnsi"/>
+        </w:rPr>
+        <w:tab/>
       </w:r>
       <w:r>
         <w:rPr>
@@ -1592,7 +1145,692 @@
           <w:sz w:val="21"/>
           <w:szCs w:val="21"/>
         </w:rPr>
-        <w:t xml:space="preserve">Oct 2025 – </w:t>
+        <w:t>Oct 2025 - Sep 2026</w:t>
+      </w:r>
+    </w:p>
+    <w:p>
+      <w:pPr>
+        <w:spacing w:after="100"/>
+        <w:rPr>
+          <w:rFonts w:asciiTheme="minorHAnsi" w:hAnsiTheme="minorHAnsi" w:cstheme="minorHAnsi"/>
+        </w:rPr>
+      </w:pPr>
+      <w:r>
+        <w:rPr>
+          <w:rFonts w:asciiTheme="minorHAnsi" w:hAnsiTheme="minorHAnsi" w:cstheme="minorHAnsi"/>
+          <w:i/>
+          <w:iCs/>
+          <w:color w:val="444444"/>
+          <w:sz w:val="21"/>
+          <w:szCs w:val="21"/>
+        </w:rPr>
+        <w:t>Engagement: a global multi-strategy hedge fund | Fixed Income Transactional Systems and Commodity Trading</w:t>
+      </w:r>
+    </w:p>
+    <w:p>
+      <w:pPr>
+        <w:spacing w:after="60" w:line="264" w:lineRule="auto"/>
+        <w:rPr>
+          <w:rFonts w:asciiTheme="minorHAnsi" w:hAnsiTheme="minorHAnsi" w:cstheme="minorHAnsi"/>
+        </w:rPr>
+      </w:pPr>
+      <w:r>
+        <w:rPr>
+          <w:rFonts w:asciiTheme="minorHAnsi" w:hAnsiTheme="minorHAnsi" w:cstheme="minorHAnsi"/>
+        </w:rPr>
+        <w:t>Lead architect and hands-on React / Angular / TypeScript engineer across a programme of front-office, back-office and operations applications delivered within a Fixed Income Transactional Systems and Commodity Trading group. Built the applications alongside the desks consuming them, while owning the enterprise platform and SDK that made delivery scalable across teams.</w:t>
+      </w:r>
+    </w:p>
+    <w:p>
+      <w:pPr>
+        <w:spacing w:before="100" w:after="60"/>
+        <w:rPr>
+          <w:rFonts w:asciiTheme="minorHAnsi" w:hAnsiTheme="minorHAnsi" w:cstheme="minorHAnsi"/>
+        </w:rPr>
+      </w:pPr>
+      <w:r>
+        <w:rPr>
+          <w:rFonts w:asciiTheme="minorHAnsi" w:hAnsiTheme="minorHAnsi" w:cstheme="minorHAnsi"/>
+          <w:b/>
+          <w:bCs/>
+        </w:rPr>
+        <w:t>Applications Delivered</w:t>
+      </w:r>
+    </w:p>
+    <w:p>
+      <w:pPr>
+        <w:pStyle w:val="ListParagraph"/>
+        <w:numPr>
+          <w:ilvl w:val="0"/>
+          <w:numId w:val="38"/>
+        </w:numPr>
+        <w:spacing w:after="64" w:line="264" w:lineRule="auto"/>
+        <w:contextualSpacing w:val="0"/>
+        <w:rPr>
+          <w:rFonts w:asciiTheme="minorHAnsi" w:hAnsiTheme="minorHAnsi" w:cstheme="minorHAnsi"/>
+        </w:rPr>
+      </w:pPr>
+      <w:r>
+        <w:rPr>
+          <w:rFonts w:asciiTheme="minorHAnsi" w:hAnsiTheme="minorHAnsi" w:cstheme="minorHAnsi"/>
+          <w:b/>
+          <w:bCs/>
+        </w:rPr>
+        <w:t xml:space="preserve">Risk Tech Monitor - </w:t>
+      </w:r>
+      <w:r>
+        <w:rPr>
+          <w:rFonts w:asciiTheme="minorHAnsi" w:hAnsiTheme="minorHAnsi" w:cstheme="minorHAnsi"/>
+        </w:rPr>
+        <w:t>real-time risk monitoring and trading-desk operations dashboard aggregating multi-source risk signals, live positions and P&amp;L into a single operational view, with configurable alerting and drill-down analytics.</w:t>
+      </w:r>
+    </w:p>
+    <w:p>
+      <w:pPr>
+        <w:pStyle w:val="ListParagraph"/>
+        <w:numPr>
+          <w:ilvl w:val="0"/>
+          <w:numId w:val="38"/>
+        </w:numPr>
+        <w:spacing w:after="64" w:line="264" w:lineRule="auto"/>
+        <w:contextualSpacing w:val="0"/>
+        <w:rPr>
+          <w:rFonts w:asciiTheme="minorHAnsi" w:hAnsiTheme="minorHAnsi" w:cstheme="minorHAnsi"/>
+        </w:rPr>
+      </w:pPr>
+      <w:r>
+        <w:rPr>
+          <w:rFonts w:asciiTheme="minorHAnsi" w:hAnsiTheme="minorHAnsi" w:cstheme="minorHAnsi"/>
+          <w:b/>
+          <w:bCs/>
+        </w:rPr>
+        <w:t xml:space="preserve">Bridge IT - </w:t>
+      </w:r>
+      <w:r>
+        <w:rPr>
+          <w:rFonts w:asciiTheme="minorHAnsi" w:hAnsiTheme="minorHAnsi" w:cstheme="minorHAnsi"/>
+        </w:rPr>
+        <w:t xml:space="preserve">cross-application interoperability platform on </w:t>
+      </w:r>
+      <w:proofErr w:type="spellStart"/>
+      <w:r>
+        <w:rPr>
+          <w:rFonts w:asciiTheme="minorHAnsi" w:hAnsiTheme="minorHAnsi" w:cstheme="minorHAnsi"/>
+        </w:rPr>
+        <w:t>OpenFin</w:t>
+      </w:r>
+      <w:proofErr w:type="spellEnd"/>
+      <w:r>
+        <w:rPr>
+          <w:rFonts w:asciiTheme="minorHAnsi" w:hAnsiTheme="minorHAnsi" w:cstheme="minorHAnsi"/>
+        </w:rPr>
+        <w:t xml:space="preserve"> and FDC3. Carries context, events and workflow automation between otherwise unconnected trading applications, turning a fragmented desktop into a single trader workbench.</w:t>
+      </w:r>
+    </w:p>
+    <w:p>
+      <w:pPr>
+        <w:pStyle w:val="ListParagraph"/>
+        <w:numPr>
+          <w:ilvl w:val="0"/>
+          <w:numId w:val="38"/>
+        </w:numPr>
+        <w:spacing w:after="64" w:line="264" w:lineRule="auto"/>
+        <w:contextualSpacing w:val="0"/>
+        <w:rPr>
+          <w:rFonts w:asciiTheme="minorHAnsi" w:hAnsiTheme="minorHAnsi" w:cstheme="minorHAnsi"/>
+        </w:rPr>
+      </w:pPr>
+      <w:r>
+        <w:rPr>
+          <w:rFonts w:asciiTheme="minorHAnsi" w:hAnsiTheme="minorHAnsi" w:cstheme="minorHAnsi"/>
+          <w:b/>
+          <w:bCs/>
+        </w:rPr>
+        <w:t xml:space="preserve">Post-Trade P&amp;L Sign-Off Workflow - </w:t>
+      </w:r>
+      <w:r>
+        <w:rPr>
+          <w:rFonts w:asciiTheme="minorHAnsi" w:hAnsiTheme="minorHAnsi" w:cstheme="minorHAnsi"/>
+        </w:rPr>
+        <w:t>end-to-end trade P&amp;L review, exception management and multi-stage approval workflow spanning front and middle office, with full audit trail, compliance controls and integration into downstream reporting systems.</w:t>
+      </w:r>
+    </w:p>
+    <w:p>
+      <w:pPr>
+        <w:pStyle w:val="ListParagraph"/>
+        <w:numPr>
+          <w:ilvl w:val="0"/>
+          <w:numId w:val="38"/>
+        </w:numPr>
+        <w:spacing w:after="64" w:line="264" w:lineRule="auto"/>
+        <w:contextualSpacing w:val="0"/>
+        <w:rPr>
+          <w:rFonts w:asciiTheme="minorHAnsi" w:hAnsiTheme="minorHAnsi" w:cstheme="minorHAnsi"/>
+        </w:rPr>
+      </w:pPr>
+      <w:r>
+        <w:rPr>
+          <w:rFonts w:asciiTheme="minorHAnsi" w:hAnsiTheme="minorHAnsi" w:cstheme="minorHAnsi"/>
+          <w:b/>
+          <w:bCs/>
+        </w:rPr>
+        <w:t xml:space="preserve">Vessel Tracking - </w:t>
+      </w:r>
+      <w:r>
+        <w:rPr>
+          <w:rFonts w:asciiTheme="minorHAnsi" w:hAnsiTheme="minorHAnsi" w:cstheme="minorHAnsi"/>
+        </w:rPr>
+        <w:t xml:space="preserve">real-time geospatial platform for commodity and shipping operations: live fleet positions, route visualisation and operational status dashboards, built on </w:t>
+      </w:r>
+      <w:proofErr w:type="spellStart"/>
+      <w:r>
+        <w:rPr>
+          <w:rFonts w:asciiTheme="minorHAnsi" w:hAnsiTheme="minorHAnsi" w:cstheme="minorHAnsi"/>
+        </w:rPr>
+        <w:t>MapLibre</w:t>
+      </w:r>
+      <w:proofErr w:type="spellEnd"/>
+      <w:r>
+        <w:rPr>
+          <w:rFonts w:asciiTheme="minorHAnsi" w:hAnsiTheme="minorHAnsi" w:cstheme="minorHAnsi"/>
+        </w:rPr>
+        <w:t xml:space="preserve"> GL JS with </w:t>
+      </w:r>
+      <w:proofErr w:type="spellStart"/>
+      <w:r>
+        <w:rPr>
+          <w:rFonts w:asciiTheme="minorHAnsi" w:hAnsiTheme="minorHAnsi" w:cstheme="minorHAnsi"/>
+        </w:rPr>
+        <w:t>RxJS</w:t>
+      </w:r>
+      <w:proofErr w:type="spellEnd"/>
+      <w:r>
+        <w:rPr>
+          <w:rFonts w:asciiTheme="minorHAnsi" w:hAnsiTheme="minorHAnsi" w:cstheme="minorHAnsi"/>
+        </w:rPr>
+        <w:t xml:space="preserve"> streaming pipelines over </w:t>
+      </w:r>
+      <w:proofErr w:type="spellStart"/>
+      <w:r>
+        <w:rPr>
+          <w:rFonts w:asciiTheme="minorHAnsi" w:hAnsiTheme="minorHAnsi" w:cstheme="minorHAnsi"/>
+        </w:rPr>
+        <w:t>WebSockets</w:t>
+      </w:r>
+      <w:proofErr w:type="spellEnd"/>
+      <w:r>
+        <w:rPr>
+          <w:rFonts w:asciiTheme="minorHAnsi" w:hAnsiTheme="minorHAnsi" w:cstheme="minorHAnsi"/>
+        </w:rPr>
+        <w:t>.</w:t>
+      </w:r>
+    </w:p>
+    <w:p>
+      <w:pPr>
+        <w:spacing w:before="100" w:after="60"/>
+        <w:rPr>
+          <w:rFonts w:asciiTheme="minorHAnsi" w:hAnsiTheme="minorHAnsi" w:cstheme="minorHAnsi"/>
+        </w:rPr>
+      </w:pPr>
+      <w:r>
+        <w:rPr>
+          <w:rFonts w:asciiTheme="minorHAnsi" w:hAnsiTheme="minorHAnsi" w:cstheme="minorHAnsi"/>
+          <w:b/>
+          <w:bCs/>
+        </w:rPr>
+        <w:t>Platform, SDK &amp; Engineering</w:t>
+      </w:r>
+    </w:p>
+    <w:p>
+      <w:pPr>
+        <w:pStyle w:val="ListParagraph"/>
+        <w:numPr>
+          <w:ilvl w:val="0"/>
+          <w:numId w:val="38"/>
+        </w:numPr>
+        <w:spacing w:after="64" w:line="264" w:lineRule="auto"/>
+        <w:contextualSpacing w:val="0"/>
+        <w:rPr>
+          <w:rFonts w:asciiTheme="minorHAnsi" w:hAnsiTheme="minorHAnsi" w:cstheme="minorHAnsi"/>
+        </w:rPr>
+      </w:pPr>
+      <w:r>
+        <w:rPr>
+          <w:rFonts w:asciiTheme="minorHAnsi" w:hAnsiTheme="minorHAnsi" w:cstheme="minorHAnsi"/>
+        </w:rPr>
+        <w:t xml:space="preserve">Engineered the </w:t>
+      </w:r>
+      <w:proofErr w:type="spellStart"/>
+      <w:r>
+        <w:rPr>
+          <w:rFonts w:asciiTheme="minorHAnsi" w:hAnsiTheme="minorHAnsi" w:cstheme="minorHAnsi"/>
+        </w:rPr>
+        <w:t>RxJS</w:t>
+      </w:r>
+      <w:proofErr w:type="spellEnd"/>
+      <w:r>
+        <w:rPr>
+          <w:rFonts w:asciiTheme="minorHAnsi" w:hAnsiTheme="minorHAnsi" w:cstheme="minorHAnsi"/>
+        </w:rPr>
+        <w:t xml:space="preserve"> streaming pipelines carrying live pricing, market and operational data: multicast subjects, backpressure handling, throttling, windowing and conflation. High-frequency updates land in virtualised blotters without the UI stalling.</w:t>
+      </w:r>
+    </w:p>
+    <w:p>
+      <w:pPr>
+        <w:pStyle w:val="ListParagraph"/>
+        <w:numPr>
+          <w:ilvl w:val="0"/>
+          <w:numId w:val="38"/>
+        </w:numPr>
+        <w:spacing w:after="64" w:line="264" w:lineRule="auto"/>
+        <w:contextualSpacing w:val="0"/>
+        <w:rPr>
+          <w:rFonts w:asciiTheme="minorHAnsi" w:hAnsiTheme="minorHAnsi" w:cstheme="minorHAnsi"/>
+        </w:rPr>
+      </w:pPr>
+      <w:r>
+        <w:rPr>
+          <w:rFonts w:asciiTheme="minorHAnsi" w:hAnsiTheme="minorHAnsi" w:cstheme="minorHAnsi"/>
+        </w:rPr>
+        <w:t xml:space="preserve">Optimised application performance for high-frequency data environments through virtualised rendering, </w:t>
+      </w:r>
+      <w:proofErr w:type="spellStart"/>
+      <w:r>
+        <w:rPr>
+          <w:rFonts w:asciiTheme="minorHAnsi" w:hAnsiTheme="minorHAnsi" w:cstheme="minorHAnsi"/>
+        </w:rPr>
+        <w:t>memoisation</w:t>
+      </w:r>
+      <w:proofErr w:type="spellEnd"/>
+      <w:r>
+        <w:rPr>
+          <w:rFonts w:asciiTheme="minorHAnsi" w:hAnsiTheme="minorHAnsi" w:cstheme="minorHAnsi"/>
+        </w:rPr>
+        <w:t>, selective re-render strategies, Web Worker offloading and bundle-level code splitting.</w:t>
+      </w:r>
+    </w:p>
+    <w:p>
+      <w:pPr>
+        <w:pStyle w:val="ListParagraph"/>
+        <w:numPr>
+          <w:ilvl w:val="0"/>
+          <w:numId w:val="38"/>
+        </w:numPr>
+        <w:spacing w:after="64" w:line="264" w:lineRule="auto"/>
+        <w:contextualSpacing w:val="0"/>
+        <w:rPr>
+          <w:rFonts w:asciiTheme="minorHAnsi" w:hAnsiTheme="minorHAnsi" w:cstheme="minorHAnsi"/>
+        </w:rPr>
+      </w:pPr>
+      <w:r>
+        <w:rPr>
+          <w:rFonts w:asciiTheme="minorHAnsi" w:hAnsiTheme="minorHAnsi" w:cstheme="minorHAnsi"/>
+        </w:rPr>
+        <w:t>Designed and delivered an enterprise UI platform of reusable data grids, geospatial visualisation, charting, docking workspaces and workflow components, configured through metadata rather than rebuilt per application.</w:t>
+      </w:r>
+    </w:p>
+    <w:p>
+      <w:pPr>
+        <w:pStyle w:val="ListParagraph"/>
+        <w:numPr>
+          <w:ilvl w:val="0"/>
+          <w:numId w:val="38"/>
+        </w:numPr>
+        <w:spacing w:after="64" w:line="264" w:lineRule="auto"/>
+        <w:contextualSpacing w:val="0"/>
+        <w:rPr>
+          <w:rFonts w:asciiTheme="minorHAnsi" w:hAnsiTheme="minorHAnsi" w:cstheme="minorHAnsi"/>
+        </w:rPr>
+      </w:pPr>
+      <w:r>
+        <w:rPr>
+          <w:rFonts w:asciiTheme="minorHAnsi" w:hAnsiTheme="minorHAnsi" w:cstheme="minorHAnsi"/>
+        </w:rPr>
+        <w:t>Architected a framework-agnostic SDK with a zero-dependency core, so business logic, services and workflows run unchanged under React, Angular, mobile and Node. More than ten delivery teams build on it today.</w:t>
+      </w:r>
+    </w:p>
+    <w:p>
+      <w:pPr>
+        <w:pStyle w:val="ListParagraph"/>
+        <w:numPr>
+          <w:ilvl w:val="0"/>
+          <w:numId w:val="38"/>
+        </w:numPr>
+        <w:spacing w:after="64" w:line="264" w:lineRule="auto"/>
+        <w:contextualSpacing w:val="0"/>
+        <w:rPr>
+          <w:rFonts w:asciiTheme="minorHAnsi" w:hAnsiTheme="minorHAnsi" w:cstheme="minorHAnsi"/>
+        </w:rPr>
+      </w:pPr>
+      <w:r>
+        <w:rPr>
+          <w:rFonts w:asciiTheme="minorHAnsi" w:hAnsiTheme="minorHAnsi" w:cstheme="minorHAnsi"/>
+        </w:rPr>
+        <w:t xml:space="preserve">Established the real-time streaming architecture: live data distribution over </w:t>
+      </w:r>
+      <w:proofErr w:type="spellStart"/>
+      <w:r>
+        <w:rPr>
+          <w:rFonts w:asciiTheme="minorHAnsi" w:hAnsiTheme="minorHAnsi" w:cstheme="minorHAnsi"/>
+        </w:rPr>
+        <w:t>WebSockets</w:t>
+      </w:r>
+      <w:proofErr w:type="spellEnd"/>
+      <w:r>
+        <w:rPr>
+          <w:rFonts w:asciiTheme="minorHAnsi" w:hAnsiTheme="minorHAnsi" w:cstheme="minorHAnsi"/>
+        </w:rPr>
+        <w:t>, claims-based authorisation, user-targeted messaging and horizontally scalable Kubernetes deployments.</w:t>
+      </w:r>
+    </w:p>
+    <w:p>
+      <w:pPr>
+        <w:pStyle w:val="ListParagraph"/>
+        <w:numPr>
+          <w:ilvl w:val="0"/>
+          <w:numId w:val="38"/>
+        </w:numPr>
+        <w:spacing w:after="64" w:line="264" w:lineRule="auto"/>
+        <w:contextualSpacing w:val="0"/>
+        <w:rPr>
+          <w:rFonts w:asciiTheme="minorHAnsi" w:hAnsiTheme="minorHAnsi" w:cstheme="minorHAnsi"/>
+        </w:rPr>
+      </w:pPr>
+      <w:r>
+        <w:rPr>
+          <w:rFonts w:asciiTheme="minorHAnsi" w:hAnsiTheme="minorHAnsi" w:cstheme="minorHAnsi"/>
+        </w:rPr>
+        <w:t>Established a unified enterprise design system and component architecture, documented in Storybook, so applications written by different teams and on different stacks look and behave the same.</w:t>
+      </w:r>
+    </w:p>
+    <w:p>
+      <w:pPr>
+        <w:pStyle w:val="ListParagraph"/>
+        <w:numPr>
+          <w:ilvl w:val="0"/>
+          <w:numId w:val="38"/>
+        </w:numPr>
+        <w:spacing w:after="64" w:line="264" w:lineRule="auto"/>
+        <w:contextualSpacing w:val="0"/>
+        <w:rPr>
+          <w:rFonts w:asciiTheme="minorHAnsi" w:hAnsiTheme="minorHAnsi" w:cstheme="minorHAnsi"/>
+        </w:rPr>
+      </w:pPr>
+      <w:r>
+        <w:rPr>
+          <w:rFonts w:asciiTheme="minorHAnsi" w:hAnsiTheme="minorHAnsi" w:cstheme="minorHAnsi"/>
+        </w:rPr>
+        <w:t xml:space="preserve">Embedded quality engineering across the platform: </w:t>
+      </w:r>
+      <w:proofErr w:type="spellStart"/>
+      <w:r>
+        <w:rPr>
+          <w:rFonts w:asciiTheme="minorHAnsi" w:hAnsiTheme="minorHAnsi" w:cstheme="minorHAnsi"/>
+        </w:rPr>
+        <w:t>Vitest</w:t>
+      </w:r>
+      <w:proofErr w:type="spellEnd"/>
+      <w:r>
+        <w:rPr>
+          <w:rFonts w:asciiTheme="minorHAnsi" w:hAnsiTheme="minorHAnsi" w:cstheme="minorHAnsi"/>
+        </w:rPr>
+        <w:t xml:space="preserve"> unit and component tests, Playwright end-to-end automation and visual regression coverage, with one set of test standards for every consuming team.</w:t>
+      </w:r>
+    </w:p>
+    <w:p>
+      <w:pPr>
+        <w:pStyle w:val="ListParagraph"/>
+        <w:numPr>
+          <w:ilvl w:val="0"/>
+          <w:numId w:val="38"/>
+        </w:numPr>
+        <w:spacing w:after="64" w:line="264" w:lineRule="auto"/>
+        <w:contextualSpacing w:val="0"/>
+        <w:rPr>
+          <w:rFonts w:asciiTheme="minorHAnsi" w:hAnsiTheme="minorHAnsi" w:cstheme="minorHAnsi"/>
+        </w:rPr>
+      </w:pPr>
+      <w:r>
+        <w:rPr>
+          <w:rFonts w:asciiTheme="minorHAnsi" w:hAnsiTheme="minorHAnsi" w:cstheme="minorHAnsi"/>
+        </w:rPr>
+        <w:t>Wrote the CLI scaffolding framework that generates a working React or Angular application with authentication, containerisation, CI/CD, Kubernetes manifests and AI context already wired in.</w:t>
+      </w:r>
+    </w:p>
+    <w:p>
+      <w:pPr>
+        <w:pStyle w:val="ListParagraph"/>
+        <w:numPr>
+          <w:ilvl w:val="0"/>
+          <w:numId w:val="38"/>
+        </w:numPr>
+        <w:spacing w:after="64" w:line="264" w:lineRule="auto"/>
+        <w:contextualSpacing w:val="0"/>
+        <w:rPr>
+          <w:rFonts w:asciiTheme="minorHAnsi" w:hAnsiTheme="minorHAnsi" w:cstheme="minorHAnsi"/>
+        </w:rPr>
+      </w:pPr>
+      <w:r>
+        <w:rPr>
+          <w:rFonts w:asciiTheme="minorHAnsi" w:hAnsiTheme="minorHAnsi" w:cstheme="minorHAnsi"/>
+        </w:rPr>
+        <w:t>Built the AI-native developer platform: structured context management and package-level documentation, so Claude Code and Cursor generate framework-compliant code without weeks of onboarding.</w:t>
+      </w:r>
+    </w:p>
+    <w:p>
+      <w:pPr>
+        <w:pStyle w:val="ListParagraph"/>
+        <w:numPr>
+          <w:ilvl w:val="0"/>
+          <w:numId w:val="38"/>
+        </w:numPr>
+        <w:spacing w:after="64" w:line="264" w:lineRule="auto"/>
+        <w:contextualSpacing w:val="0"/>
+        <w:rPr>
+          <w:rFonts w:asciiTheme="minorHAnsi" w:hAnsiTheme="minorHAnsi" w:cstheme="minorHAnsi"/>
+        </w:rPr>
+      </w:pPr>
+      <w:r>
+        <w:rPr>
+          <w:rFonts w:asciiTheme="minorHAnsi" w:hAnsiTheme="minorHAnsi" w:cstheme="minorHAnsi"/>
+        </w:rPr>
+        <w:t>Introduced a multi-agent engineering model of role-based AI agents, persistent context and controlled handoff, running alongside developers on active production codebases.</w:t>
+      </w:r>
+    </w:p>
+    <w:p>
+      <w:pPr>
+        <w:pStyle w:val="ListParagraph"/>
+        <w:numPr>
+          <w:ilvl w:val="0"/>
+          <w:numId w:val="38"/>
+        </w:numPr>
+        <w:spacing w:after="64" w:line="264" w:lineRule="auto"/>
+        <w:contextualSpacing w:val="0"/>
+        <w:rPr>
+          <w:rFonts w:asciiTheme="minorHAnsi" w:hAnsiTheme="minorHAnsi" w:cstheme="minorHAnsi"/>
+        </w:rPr>
+      </w:pPr>
+      <w:r>
+        <w:rPr>
+          <w:rFonts w:asciiTheme="minorHAnsi" w:hAnsiTheme="minorHAnsi" w:cstheme="minorHAnsi"/>
+        </w:rPr>
+        <w:t>Led a team of three, owning coding standards, code review practices and architectural governance across everything built on the platform.</w:t>
+      </w:r>
+    </w:p>
+    <w:p>
+      <w:pPr>
+        <w:spacing w:before="80" w:after="80" w:line="258" w:lineRule="auto"/>
+        <w:rPr>
+          <w:rFonts w:asciiTheme="minorHAnsi" w:hAnsiTheme="minorHAnsi" w:cstheme="minorHAnsi"/>
+        </w:rPr>
+      </w:pPr>
+      <w:r>
+        <w:rPr>
+          <w:rFonts w:asciiTheme="minorHAnsi" w:hAnsiTheme="minorHAnsi" w:cstheme="minorHAnsi"/>
+          <w:b/>
+          <w:bCs/>
+        </w:rPr>
+        <w:t>Technology Stack</w:t>
+      </w:r>
+      <w:r>
+        <w:rPr>
+          <w:rFonts w:asciiTheme="minorHAnsi" w:hAnsiTheme="minorHAnsi" w:cstheme="minorHAnsi"/>
+        </w:rPr>
+        <w:t xml:space="preserve">: React 18, Angular 22, TypeScript, </w:t>
+      </w:r>
+      <w:proofErr w:type="spellStart"/>
+      <w:r>
+        <w:rPr>
+          <w:rFonts w:asciiTheme="minorHAnsi" w:hAnsiTheme="minorHAnsi" w:cstheme="minorHAnsi"/>
+        </w:rPr>
+        <w:t>RxJS</w:t>
+      </w:r>
+      <w:proofErr w:type="spellEnd"/>
+      <w:r>
+        <w:rPr>
+          <w:rFonts w:asciiTheme="minorHAnsi" w:hAnsiTheme="minorHAnsi" w:cstheme="minorHAnsi"/>
+        </w:rPr>
+        <w:t xml:space="preserve">, .NET 10, Redux Toolkit, Context API, MVVM, </w:t>
+      </w:r>
+      <w:proofErr w:type="spellStart"/>
+      <w:r>
+        <w:rPr>
+          <w:rFonts w:asciiTheme="minorHAnsi" w:hAnsiTheme="minorHAnsi" w:cstheme="minorHAnsi"/>
+        </w:rPr>
+        <w:t>NgRx</w:t>
+      </w:r>
+      <w:proofErr w:type="spellEnd"/>
+      <w:r>
+        <w:rPr>
+          <w:rFonts w:asciiTheme="minorHAnsi" w:hAnsiTheme="minorHAnsi" w:cstheme="minorHAnsi"/>
+        </w:rPr>
+        <w:t xml:space="preserve">, AG Grid, </w:t>
+      </w:r>
+      <w:proofErr w:type="spellStart"/>
+      <w:r>
+        <w:rPr>
+          <w:rFonts w:asciiTheme="minorHAnsi" w:hAnsiTheme="minorHAnsi" w:cstheme="minorHAnsi"/>
+        </w:rPr>
+        <w:t>Highcharts</w:t>
+      </w:r>
+      <w:proofErr w:type="spellEnd"/>
+      <w:r>
+        <w:rPr>
+          <w:rFonts w:asciiTheme="minorHAnsi" w:hAnsiTheme="minorHAnsi" w:cstheme="minorHAnsi"/>
+        </w:rPr>
+        <w:t xml:space="preserve">, </w:t>
+      </w:r>
+      <w:proofErr w:type="spellStart"/>
+      <w:r>
+        <w:rPr>
+          <w:rFonts w:asciiTheme="minorHAnsi" w:hAnsiTheme="minorHAnsi" w:cstheme="minorHAnsi"/>
+        </w:rPr>
+        <w:t>MapLibre</w:t>
+      </w:r>
+      <w:proofErr w:type="spellEnd"/>
+      <w:r>
+        <w:rPr>
+          <w:rFonts w:asciiTheme="minorHAnsi" w:hAnsiTheme="minorHAnsi" w:cstheme="minorHAnsi"/>
+        </w:rPr>
+        <w:t xml:space="preserve"> GL JS, </w:t>
+      </w:r>
+      <w:proofErr w:type="spellStart"/>
+      <w:r>
+        <w:rPr>
+          <w:rFonts w:asciiTheme="minorHAnsi" w:hAnsiTheme="minorHAnsi" w:cstheme="minorHAnsi"/>
+        </w:rPr>
+        <w:t>Dockview</w:t>
+      </w:r>
+      <w:proofErr w:type="spellEnd"/>
+      <w:r>
+        <w:rPr>
+          <w:rFonts w:asciiTheme="minorHAnsi" w:hAnsiTheme="minorHAnsi" w:cstheme="minorHAnsi"/>
+        </w:rPr>
+        <w:t xml:space="preserve">, Ant Design, NG-ZORRO, Figma, </w:t>
+      </w:r>
+      <w:proofErr w:type="spellStart"/>
+      <w:r>
+        <w:rPr>
+          <w:rFonts w:asciiTheme="minorHAnsi" w:hAnsiTheme="minorHAnsi" w:cstheme="minorHAnsi"/>
+        </w:rPr>
+        <w:t>WebSockets</w:t>
+      </w:r>
+      <w:proofErr w:type="spellEnd"/>
+      <w:r>
+        <w:rPr>
+          <w:rFonts w:asciiTheme="minorHAnsi" w:hAnsiTheme="minorHAnsi" w:cstheme="minorHAnsi"/>
+        </w:rPr>
+        <w:t xml:space="preserve">, Socket.IO, Vite, </w:t>
+      </w:r>
+      <w:proofErr w:type="spellStart"/>
+      <w:r>
+        <w:rPr>
+          <w:rFonts w:asciiTheme="minorHAnsi" w:hAnsiTheme="minorHAnsi" w:cstheme="minorHAnsi"/>
+        </w:rPr>
+        <w:t>Nx</w:t>
+      </w:r>
+      <w:proofErr w:type="spellEnd"/>
+      <w:r>
+        <w:rPr>
+          <w:rFonts w:asciiTheme="minorHAnsi" w:hAnsiTheme="minorHAnsi" w:cstheme="minorHAnsi"/>
+        </w:rPr>
+        <w:t xml:space="preserve">, SCSS, CSS Design Tokens, HTML5, Storybook, </w:t>
+      </w:r>
+      <w:proofErr w:type="spellStart"/>
+      <w:r>
+        <w:rPr>
+          <w:rFonts w:asciiTheme="minorHAnsi" w:hAnsiTheme="minorHAnsi" w:cstheme="minorHAnsi"/>
+        </w:rPr>
+        <w:t>Vitest</w:t>
+      </w:r>
+      <w:proofErr w:type="spellEnd"/>
+      <w:r>
+        <w:rPr>
+          <w:rFonts w:asciiTheme="minorHAnsi" w:hAnsiTheme="minorHAnsi" w:cstheme="minorHAnsi"/>
+        </w:rPr>
+        <w:t xml:space="preserve">, Jest, Playwright, JWT, Docker, Kubernetes, </w:t>
+      </w:r>
+      <w:proofErr w:type="spellStart"/>
+      <w:r>
+        <w:rPr>
+          <w:rFonts w:asciiTheme="minorHAnsi" w:hAnsiTheme="minorHAnsi" w:cstheme="minorHAnsi"/>
+        </w:rPr>
+        <w:t>ArgoCD</w:t>
+      </w:r>
+      <w:proofErr w:type="spellEnd"/>
+      <w:r>
+        <w:rPr>
+          <w:rFonts w:asciiTheme="minorHAnsi" w:hAnsiTheme="minorHAnsi" w:cstheme="minorHAnsi"/>
+        </w:rPr>
+        <w:t>, AWS, GitHub Actions, Claude Code, Python, Cursor, Multi-Agent AI, LLM Context Engineering.</w:t>
+      </w:r>
+    </w:p>
+    <w:p>
+      <w:pPr>
+        <w:tabs>
+          <w:tab w:val="right" w:pos="9906"/>
+        </w:tabs>
+        <w:spacing w:before="190"/>
+        <w:rPr>
+          <w:rFonts w:asciiTheme="minorHAnsi" w:hAnsiTheme="minorHAnsi" w:cstheme="minorHAnsi"/>
+        </w:rPr>
+      </w:pPr>
+      <w:r>
+        <w:rPr>
+          <w:rFonts w:asciiTheme="minorHAnsi" w:hAnsiTheme="minorHAnsi" w:cstheme="minorHAnsi"/>
+          <w:b/>
+          <w:bCs/>
+          <w:color w:val="1F3864"/>
+          <w:sz w:val="24"/>
+          <w:szCs w:val="24"/>
+        </w:rPr>
+        <w:t>Lead Architect / Senior Front-End Engineer | Kinetix Trading Solutions</w:t>
+      </w:r>
+      <w:r>
+        <w:rPr>
+          <w:rFonts w:asciiTheme="minorHAnsi" w:hAnsiTheme="minorHAnsi" w:cstheme="minorHAnsi"/>
+        </w:rPr>
+        <w:tab/>
       </w:r>
       <w:r>
         <w:rPr>
@@ -1603,7 +1841,7 @@
           <w:sz w:val="21"/>
           <w:szCs w:val="21"/>
         </w:rPr>
-        <w:t>Present</w:t>
+        <w:t>Mar 2020 - Sep 2025</w:t>
       </w:r>
     </w:p>
     <w:p>
@@ -1616,26 +1854,13 @@
       <w:r>
         <w:rPr>
           <w:rFonts w:asciiTheme="minorHAnsi" w:hAnsiTheme="minorHAnsi" w:cstheme="minorHAnsi"/>
-          <w:b/>
-          <w:bCs/>
           <w:i/>
           <w:iCs/>
           <w:color w:val="444444"/>
           <w:sz w:val="21"/>
           <w:szCs w:val="21"/>
         </w:rPr>
-        <w:t>Kinetix Trading Solutions</w:t>
-      </w:r>
-      <w:r>
-        <w:rPr>
-          <w:rFonts w:asciiTheme="minorHAnsi" w:hAnsiTheme="minorHAnsi" w:cstheme="minorHAnsi"/>
-          <w:i/>
-          <w:iCs/>
-          <w:color w:val="444444"/>
-          <w:sz w:val="21"/>
-          <w:szCs w:val="21"/>
-        </w:rPr>
-        <w:t xml:space="preserve"> | Engagement: a global multi-strategy hedge fund</w:t>
+        <w:t>Engagements: a North American investment bank, a leading interdealer broker and a global derivatives industry body</w:t>
       </w:r>
     </w:p>
     <w:p>
@@ -1649,7 +1874,21 @@
         <w:rPr>
           <w:rFonts w:asciiTheme="minorHAnsi" w:hAnsiTheme="minorHAnsi" w:cstheme="minorHAnsi"/>
         </w:rPr>
-        <w:t>Lead Architect responsible for designing and delivering an enterprise application platform and SDK for trading, risk and operations teams. Ownership spans architecture, framework engineering, hands-on React, TypeScript and service development, developer experience and technical standards, enabling multiple teams to rapidly deliver business applications.</w:t>
+        <w:t xml:space="preserve">Architect and hands-on technical lead across Kinetix commercial product suite: Trade Management, Sales 360, </w:t>
+      </w:r>
+      <w:proofErr w:type="spellStart"/>
+      <w:r>
+        <w:rPr>
+          <w:rFonts w:asciiTheme="minorHAnsi" w:hAnsiTheme="minorHAnsi" w:cstheme="minorHAnsi"/>
+        </w:rPr>
+        <w:t>DocHub</w:t>
+      </w:r>
+      <w:proofErr w:type="spellEnd"/>
+      <w:r>
+        <w:rPr>
+          <w:rFonts w:asciiTheme="minorHAnsi" w:hAnsiTheme="minorHAnsi" w:cstheme="minorHAnsi"/>
+        </w:rPr>
+        <w:t xml:space="preserve"> and Contracts Intelligence. All four run on the Kinetix enterprise platform, a React / TypeScript UI framework, .NET service layer and reusable SDK. Products spanned Bonds, Repo, FX, FX Options, Equities, Equity Derivatives, Futures, NDF, Swaps, Rates, Allocations and Compliance across pre- and post-trade workflows, delivered to Tier-1 banks, brokers and industry bodies as white-labelled and SaaS solutions. Responsible for platform architecture, interoperability, developer tooling, cloud integration and engineering standards across web and desktop.</w:t>
       </w:r>
     </w:p>
     <w:p>
@@ -1665,7 +1904,7 @@
           <w:b/>
           <w:bCs/>
         </w:rPr>
-        <w:t>Key Achievements</w:t>
+        <w:t>Products Delivered</w:t>
       </w:r>
     </w:p>
     <w:p>
@@ -1684,8 +1923,16 @@
       <w:r>
         <w:rPr>
           <w:rFonts w:asciiTheme="minorHAnsi" w:hAnsiTheme="minorHAnsi" w:cstheme="minorHAnsi"/>
-        </w:rPr>
-        <w:t>Designed and delivered an enterprise UI platform providing reusable data grids, geospatial visualisation, charting, docking workspaces and workflow components through metadata-driven abstractions, significantly reducing development effort across all consuming teams.</w:t>
+          <w:b/>
+          <w:bCs/>
+        </w:rPr>
+        <w:t xml:space="preserve">Trade Management - </w:t>
+      </w:r>
+      <w:r>
+        <w:rPr>
+          <w:rFonts w:asciiTheme="minorHAnsi" w:hAnsiTheme="minorHAnsi" w:cstheme="minorHAnsi"/>
+        </w:rPr>
+        <w:t>cross-asset trade capture across electronic and voice execution, position management, post-trade event processing, confirmations, allocations, exception management, straight-through downstream integration and MiFID II compliance, covering Bonds, Repo, FX, FX Options, Equity Derivatives, Swaps, Rates, NDFs and Futures. Its largest deployment retired a 25-year-old bond and futures system across US and Asian desks, took on 20+ straight-through processing feeds including Bloomberg TOMS, and cut annual operating expenses by $5.3M and maintenance costs by 47%.</w:t>
       </w:r>
     </w:p>
     <w:p>
@@ -1704,46 +1951,16 @@
       <w:r>
         <w:rPr>
           <w:rFonts w:asciiTheme="minorHAnsi" w:hAnsiTheme="minorHAnsi" w:cstheme="minorHAnsi"/>
-        </w:rPr>
-        <w:t xml:space="preserve">Engineered </w:t>
-      </w:r>
-      <w:proofErr w:type="spellStart"/>
-      <w:r>
-        <w:rPr>
-          <w:rFonts w:asciiTheme="minorHAnsi" w:hAnsiTheme="minorHAnsi" w:cstheme="minorHAnsi"/>
-        </w:rPr>
-        <w:t>RxJS</w:t>
-      </w:r>
-      <w:proofErr w:type="spellEnd"/>
-      <w:r>
-        <w:rPr>
-          <w:rFonts w:asciiTheme="minorHAnsi" w:hAnsiTheme="minorHAnsi" w:cstheme="minorHAnsi"/>
-        </w:rPr>
-        <w:t xml:space="preserve">-based reactive data pipelines for live market and operational data </w:t>
-      </w:r>
-      <w:r>
-        <w:rPr>
-          <w:rFonts w:asciiTheme="minorHAnsi" w:hAnsiTheme="minorHAnsi" w:cstheme="minorHAnsi"/>
-        </w:rPr>
-        <w:t>-</w:t>
-      </w:r>
-      <w:r>
-        <w:rPr>
-          <w:rFonts w:asciiTheme="minorHAnsi" w:hAnsiTheme="minorHAnsi" w:cstheme="minorHAnsi"/>
-        </w:rPr>
-        <w:t xml:space="preserve"> multicast subjects, backpressure handling, throttling, windowing and conflation </w:t>
-      </w:r>
-      <w:r>
-        <w:rPr>
-          <w:rFonts w:asciiTheme="minorHAnsi" w:hAnsiTheme="minorHAnsi" w:cstheme="minorHAnsi"/>
-        </w:rPr>
-        <w:t>-</w:t>
-      </w:r>
-      <w:r>
-        <w:rPr>
-          <w:rFonts w:asciiTheme="minorHAnsi" w:hAnsiTheme="minorHAnsi" w:cstheme="minorHAnsi"/>
-        </w:rPr>
-        <w:t xml:space="preserve"> delivering high-frequency updates into virtualised data grids without UI degradation.</w:t>
+          <w:b/>
+          <w:bCs/>
+        </w:rPr>
+        <w:t xml:space="preserve">Sales 360 - </w:t>
+      </w:r>
+      <w:r>
+        <w:rPr>
+          <w:rFonts w:asciiTheme="minorHAnsi" w:hAnsiTheme="minorHAnsi" w:cstheme="minorHAnsi"/>
+        </w:rPr>
+        <w:t>consolidated client, coverage and revenue platform for a North American investment bank's sales and trading business, covering RFQ and sales-to-trader workflow, client engagement analytics, pipeline visibility and cross-desk operational reporting.</w:t>
       </w:r>
     </w:p>
     <w:p>
@@ -1759,11 +1976,29 @@
           <w:rFonts w:asciiTheme="minorHAnsi" w:hAnsiTheme="minorHAnsi" w:cstheme="minorHAnsi"/>
         </w:rPr>
       </w:pPr>
-      <w:r>
-        <w:rPr>
-          <w:rFonts w:asciiTheme="minorHAnsi" w:hAnsiTheme="minorHAnsi" w:cstheme="minorHAnsi"/>
-        </w:rPr>
-        <w:t>Architected a framework-agnostic SDK with a zero-dependency core, enabling business logic, services and application workflows to be reused across React, Angular, mobile and server-side environments.</w:t>
+      <w:proofErr w:type="spellStart"/>
+      <w:r>
+        <w:rPr>
+          <w:rFonts w:asciiTheme="minorHAnsi" w:hAnsiTheme="minorHAnsi" w:cstheme="minorHAnsi"/>
+          <w:b/>
+          <w:bCs/>
+        </w:rPr>
+        <w:t>DocHub</w:t>
+      </w:r>
+      <w:proofErr w:type="spellEnd"/>
+      <w:r>
+        <w:rPr>
+          <w:rFonts w:asciiTheme="minorHAnsi" w:hAnsiTheme="minorHAnsi" w:cstheme="minorHAnsi"/>
+          <w:b/>
+          <w:bCs/>
+        </w:rPr>
+        <w:t xml:space="preserve"> (Digital Document Library) - </w:t>
+      </w:r>
+      <w:r>
+        <w:rPr>
+          <w:rFonts w:asciiTheme="minorHAnsi" w:hAnsiTheme="minorHAnsi" w:cstheme="minorHAnsi"/>
+        </w:rPr>
+        <w:t>white-labelled standards and rulebook platform for a global derivatives industry body: interactive rendering of digitised documents, version comparison and blacklining, AI-assisted search, relationship mapping across definitions and supplements, personalisation and annotation, and API-based distribution to member firms. Cut the body's document digitisation timelines 60-fold.</w:t>
       </w:r>
     </w:p>
     <w:p>
@@ -1782,22 +2017,32 @@
       <w:r>
         <w:rPr>
           <w:rFonts w:asciiTheme="minorHAnsi" w:hAnsiTheme="minorHAnsi" w:cstheme="minorHAnsi"/>
-        </w:rPr>
-        <w:t xml:space="preserve">Established a real-time streaming architecture supporting live data distribution over </w:t>
-      </w:r>
-      <w:proofErr w:type="spellStart"/>
-      <w:r>
-        <w:rPr>
-          <w:rFonts w:asciiTheme="minorHAnsi" w:hAnsiTheme="minorHAnsi" w:cstheme="minorHAnsi"/>
-        </w:rPr>
-        <w:t>WebSockets</w:t>
-      </w:r>
-      <w:proofErr w:type="spellEnd"/>
-      <w:r>
-        <w:rPr>
-          <w:rFonts w:asciiTheme="minorHAnsi" w:hAnsiTheme="minorHAnsi" w:cstheme="minorHAnsi"/>
-        </w:rPr>
-        <w:t>, claims-based authorisation, user-targeted messaging and horizontally scalable Kubernetes deployments.</w:t>
+          <w:b/>
+          <w:bCs/>
+        </w:rPr>
+        <w:t xml:space="preserve">Contracts Intelligence - </w:t>
+      </w:r>
+      <w:r>
+        <w:rPr>
+          <w:rFonts w:asciiTheme="minorHAnsi" w:hAnsiTheme="minorHAnsi" w:cstheme="minorHAnsi"/>
+        </w:rPr>
+        <w:t>AI-driven analytics over ISDA, GMRA / GMSLA, CSA, prime broker and FCM agreements: cross-corpus agentic search, clause and term standardisation, full versioning and amendment tracking, one-click playbook alignment checks and portfolio-wide risk and exposure analysis.</w:t>
+      </w:r>
+    </w:p>
+    <w:p>
+      <w:pPr>
+        <w:spacing w:before="100" w:after="60"/>
+        <w:rPr>
+          <w:rFonts w:asciiTheme="minorHAnsi" w:hAnsiTheme="minorHAnsi" w:cstheme="minorHAnsi"/>
+        </w:rPr>
+      </w:pPr>
+      <w:r>
+        <w:rPr>
+          <w:rFonts w:asciiTheme="minorHAnsi" w:hAnsiTheme="minorHAnsi" w:cstheme="minorHAnsi"/>
+          <w:b/>
+          <w:bCs/>
+        </w:rPr>
+        <w:t>Platform &amp; Engineering</w:t>
       </w:r>
     </w:p>
     <w:p>
@@ -1817,21 +2062,21 @@
         <w:rPr>
           <w:rFonts w:asciiTheme="minorHAnsi" w:hAnsiTheme="minorHAnsi" w:cstheme="minorHAnsi"/>
         </w:rPr>
-        <w:t xml:space="preserve">Optimised application performance for high-frequency data environments through virtualised rendering, </w:t>
+        <w:t xml:space="preserve">Architected and delivered the React / TypeScript MVVM framework behind the suite: application lifecycle management, dependency injection, plugin architecture, SDK distribution and desktop interoperability across </w:t>
       </w:r>
       <w:proofErr w:type="spellStart"/>
       <w:r>
         <w:rPr>
           <w:rFonts w:asciiTheme="minorHAnsi" w:hAnsiTheme="minorHAnsi" w:cstheme="minorHAnsi"/>
         </w:rPr>
-        <w:t>memoisation</w:t>
+        <w:t>OpenFin</w:t>
       </w:r>
       <w:proofErr w:type="spellEnd"/>
       <w:r>
         <w:rPr>
           <w:rFonts w:asciiTheme="minorHAnsi" w:hAnsiTheme="minorHAnsi" w:cstheme="minorHAnsi"/>
         </w:rPr>
-        <w:t>, selective re-render strategies, Web Worker offloading and bundle-level code splitting.</w:t>
+        <w:t xml:space="preserve"> and Interop.io.</w:t>
       </w:r>
     </w:p>
     <w:p>
@@ -1851,7 +2096,21 @@
         <w:rPr>
           <w:rFonts w:asciiTheme="minorHAnsi" w:hAnsiTheme="minorHAnsi" w:cstheme="minorHAnsi"/>
         </w:rPr>
-        <w:t>Established a unified enterprise design system and component architecture, developed and documented in Storybook, ensuring consistent user experience, branding and behaviour across multiple applications and third-party technology stacks.</w:t>
+        <w:t xml:space="preserve">Built the trading-platform APIs delivery teams used to ship line-of-business features across equity derivatives and FX, into React and Blazor web front ends and </w:t>
+      </w:r>
+      <w:proofErr w:type="spellStart"/>
+      <w:r>
+        <w:rPr>
+          <w:rFonts w:asciiTheme="minorHAnsi" w:hAnsiTheme="minorHAnsi" w:cstheme="minorHAnsi"/>
+        </w:rPr>
+        <w:t>OpenFin</w:t>
+      </w:r>
+      <w:proofErr w:type="spellEnd"/>
+      <w:r>
+        <w:rPr>
+          <w:rFonts w:asciiTheme="minorHAnsi" w:hAnsiTheme="minorHAnsi" w:cstheme="minorHAnsi"/>
+        </w:rPr>
+        <w:t xml:space="preserve"> and Glue42 desktop containers.</w:t>
       </w:r>
     </w:p>
     <w:p>
@@ -1871,21 +2130,7 @@
         <w:rPr>
           <w:rFonts w:asciiTheme="minorHAnsi" w:hAnsiTheme="minorHAnsi" w:cstheme="minorHAnsi"/>
         </w:rPr>
-        <w:t xml:space="preserve">Embedded quality engineering with </w:t>
-      </w:r>
-      <w:proofErr w:type="spellStart"/>
-      <w:r>
-        <w:rPr>
-          <w:rFonts w:asciiTheme="minorHAnsi" w:hAnsiTheme="minorHAnsi" w:cstheme="minorHAnsi"/>
-        </w:rPr>
-        <w:t>Vitest</w:t>
-      </w:r>
-      <w:proofErr w:type="spellEnd"/>
-      <w:r>
-        <w:rPr>
-          <w:rFonts w:asciiTheme="minorHAnsi" w:hAnsiTheme="minorHAnsi" w:cstheme="minorHAnsi"/>
-        </w:rPr>
-        <w:t xml:space="preserve"> unit and component testing, Playwright end-to-end automation and visual regression coverage, establishing consistent test standards across the platform.</w:t>
+        <w:t>Designed and built C# / .NET 8 and Blazor services, and defined the API contracts and integration standards for the cloud-native .NET and Java microservices behind them, built on Kafka, RabbitMQ and Elasticsearch.</w:t>
       </w:r>
     </w:p>
     <w:p>
@@ -1905,7 +2150,21 @@
         <w:rPr>
           <w:rFonts w:asciiTheme="minorHAnsi" w:hAnsiTheme="minorHAnsi" w:cstheme="minorHAnsi"/>
         </w:rPr>
-        <w:t>Developed a CLI-based application scaffolding framework generating production-ready React and Angular solutions with pre-configured authentication, containerisation, CI/CD pipelines, Kubernetes deployment assets and AI-development context.</w:t>
+        <w:t xml:space="preserve">Designed a loosely coupled micro-frontend architecture with </w:t>
+      </w:r>
+      <w:proofErr w:type="spellStart"/>
+      <w:r>
+        <w:rPr>
+          <w:rFonts w:asciiTheme="minorHAnsi" w:hAnsiTheme="minorHAnsi" w:cstheme="minorHAnsi"/>
+        </w:rPr>
+        <w:t>RxJS</w:t>
+      </w:r>
+      <w:proofErr w:type="spellEnd"/>
+      <w:r>
+        <w:rPr>
+          <w:rFonts w:asciiTheme="minorHAnsi" w:hAnsiTheme="minorHAnsi" w:cstheme="minorHAnsi"/>
+        </w:rPr>
+        <w:t xml:space="preserve"> event-driven communication, runtime service composition, permission-based feature delivery and application-scoped event aggregation.</w:t>
       </w:r>
     </w:p>
     <w:p>
@@ -1925,7 +2184,21 @@
         <w:rPr>
           <w:rFonts w:asciiTheme="minorHAnsi" w:hAnsiTheme="minorHAnsi" w:cstheme="minorHAnsi"/>
         </w:rPr>
-        <w:t>Pioneered an AI-native developer platform incorporating structured context management and package-level documentation, enabling AI-assisted development tools such as Claude Code and Cursor to generate framework-compliant solutions with minimal onboarding.</w:t>
+        <w:t xml:space="preserve">Built reactive business rules, command processing and a forms framework on </w:t>
+      </w:r>
+      <w:proofErr w:type="spellStart"/>
+      <w:r>
+        <w:rPr>
+          <w:rFonts w:asciiTheme="minorHAnsi" w:hAnsiTheme="minorHAnsi" w:cstheme="minorHAnsi"/>
+        </w:rPr>
+        <w:t>RxJS</w:t>
+      </w:r>
+      <w:proofErr w:type="spellEnd"/>
+      <w:r>
+        <w:rPr>
+          <w:rFonts w:asciiTheme="minorHAnsi" w:hAnsiTheme="minorHAnsi" w:cstheme="minorHAnsi"/>
+        </w:rPr>
+        <w:t xml:space="preserve"> observable streams, underpinning high-volume trading workflow.</w:t>
       </w:r>
     </w:p>
     <w:p>
@@ -1945,7 +2218,7 @@
         <w:rPr>
           <w:rFonts w:asciiTheme="minorHAnsi" w:hAnsiTheme="minorHAnsi" w:cstheme="minorHAnsi"/>
         </w:rPr>
-        <w:t>Introduced a multi-agent software engineering model using role-based AI agents, persistent context and controlled handoff workflows operating alongside developers on active production codebases.</w:t>
+        <w:t>Delivered data virtualisation and metadata-driven configuration so high-volume trading blotters render and update in real time without client-side degradation.</w:t>
       </w:r>
     </w:p>
     <w:p>
@@ -1965,7 +2238,21 @@
         <w:rPr>
           <w:rFonts w:asciiTheme="minorHAnsi" w:hAnsiTheme="minorHAnsi" w:cstheme="minorHAnsi"/>
         </w:rPr>
-        <w:t>Delivered business-critical applications across trading, risk and operations, together with a desktop interoperability platform and a shared UI core framework used to build React and Angular applications.</w:t>
+        <w:t xml:space="preserve">Integrated </w:t>
+      </w:r>
+      <w:proofErr w:type="spellStart"/>
+      <w:r>
+        <w:rPr>
+          <w:rFonts w:asciiTheme="minorHAnsi" w:hAnsiTheme="minorHAnsi" w:cstheme="minorHAnsi"/>
+        </w:rPr>
+        <w:t>OpenFin</w:t>
+      </w:r>
+      <w:proofErr w:type="spellEnd"/>
+      <w:r>
+        <w:rPr>
+          <w:rFonts w:asciiTheme="minorHAnsi" w:hAnsiTheme="minorHAnsi" w:cstheme="minorHAnsi"/>
+        </w:rPr>
+        <w:t>, Interop.io and FDC3 so applications from different vendors share context and hand work to each other on the trader desktop.</w:t>
       </w:r>
     </w:p>
     <w:p>
@@ -1985,265 +2272,7 @@
         <w:rPr>
           <w:rFonts w:asciiTheme="minorHAnsi" w:hAnsiTheme="minorHAnsi" w:cstheme="minorHAnsi"/>
         </w:rPr>
-        <w:t>Provided technical leadership and mentoring across the engineering team, owning coding standards, code review practice and architectural governance.</w:t>
-      </w:r>
-    </w:p>
-    <w:p>
-      <w:pPr>
-        <w:spacing w:before="80" w:after="80" w:line="258" w:lineRule="auto"/>
-        <w:rPr>
-          <w:rFonts w:asciiTheme="minorHAnsi" w:hAnsiTheme="minorHAnsi" w:cstheme="minorHAnsi"/>
-        </w:rPr>
-      </w:pPr>
-      <w:r>
-        <w:rPr>
-          <w:rFonts w:asciiTheme="minorHAnsi" w:hAnsiTheme="minorHAnsi" w:cstheme="minorHAnsi"/>
-          <w:b/>
-          <w:bCs/>
-        </w:rPr>
-        <w:t>Technology Stack</w:t>
-      </w:r>
-      <w:r>
-        <w:rPr>
-          <w:rFonts w:asciiTheme="minorHAnsi" w:hAnsiTheme="minorHAnsi" w:cstheme="minorHAnsi"/>
-        </w:rPr>
-        <w:t xml:space="preserve">: React 18, TypeScript, </w:t>
-      </w:r>
-      <w:proofErr w:type="spellStart"/>
-      <w:r>
-        <w:rPr>
-          <w:rFonts w:asciiTheme="minorHAnsi" w:hAnsiTheme="minorHAnsi" w:cstheme="minorHAnsi"/>
-        </w:rPr>
-        <w:t>RxJS</w:t>
-      </w:r>
-      <w:proofErr w:type="spellEnd"/>
-      <w:r>
-        <w:rPr>
-          <w:rFonts w:asciiTheme="minorHAnsi" w:hAnsiTheme="minorHAnsi" w:cstheme="minorHAnsi"/>
-        </w:rPr>
-        <w:t xml:space="preserve">, Redux Toolkit, Context API, MVVM, Angular, </w:t>
-      </w:r>
-      <w:proofErr w:type="spellStart"/>
-      <w:r>
-        <w:rPr>
-          <w:rFonts w:asciiTheme="minorHAnsi" w:hAnsiTheme="minorHAnsi" w:cstheme="minorHAnsi"/>
-        </w:rPr>
-        <w:t>NgRx</w:t>
-      </w:r>
-      <w:proofErr w:type="spellEnd"/>
-      <w:r>
-        <w:rPr>
-          <w:rFonts w:asciiTheme="minorHAnsi" w:hAnsiTheme="minorHAnsi" w:cstheme="minorHAnsi"/>
-        </w:rPr>
-        <w:t xml:space="preserve">, AG Grid, </w:t>
-      </w:r>
-      <w:proofErr w:type="spellStart"/>
-      <w:r>
-        <w:rPr>
-          <w:rFonts w:asciiTheme="minorHAnsi" w:hAnsiTheme="minorHAnsi" w:cstheme="minorHAnsi"/>
-        </w:rPr>
-        <w:t>Highcharts</w:t>
-      </w:r>
-      <w:proofErr w:type="spellEnd"/>
-      <w:r>
-        <w:rPr>
-          <w:rFonts w:asciiTheme="minorHAnsi" w:hAnsiTheme="minorHAnsi" w:cstheme="minorHAnsi"/>
-        </w:rPr>
-        <w:t xml:space="preserve">, </w:t>
-      </w:r>
-      <w:proofErr w:type="spellStart"/>
-      <w:r>
-        <w:rPr>
-          <w:rFonts w:asciiTheme="minorHAnsi" w:hAnsiTheme="minorHAnsi" w:cstheme="minorHAnsi"/>
-        </w:rPr>
-        <w:t>MapLibre</w:t>
-      </w:r>
-      <w:proofErr w:type="spellEnd"/>
-      <w:r>
-        <w:rPr>
-          <w:rFonts w:asciiTheme="minorHAnsi" w:hAnsiTheme="minorHAnsi" w:cstheme="minorHAnsi"/>
-        </w:rPr>
-        <w:t xml:space="preserve"> GL JS, </w:t>
-      </w:r>
-      <w:proofErr w:type="spellStart"/>
-      <w:r>
-        <w:rPr>
-          <w:rFonts w:asciiTheme="minorHAnsi" w:hAnsiTheme="minorHAnsi" w:cstheme="minorHAnsi"/>
-        </w:rPr>
-        <w:t>Dockview</w:t>
-      </w:r>
-      <w:proofErr w:type="spellEnd"/>
-      <w:r>
-        <w:rPr>
-          <w:rFonts w:asciiTheme="minorHAnsi" w:hAnsiTheme="minorHAnsi" w:cstheme="minorHAnsi"/>
-        </w:rPr>
-        <w:t xml:space="preserve">, Ant Design, NG-ZORRO, </w:t>
-      </w:r>
-      <w:proofErr w:type="spellStart"/>
-      <w:r>
-        <w:rPr>
-          <w:rFonts w:asciiTheme="minorHAnsi" w:hAnsiTheme="minorHAnsi" w:cstheme="minorHAnsi"/>
-        </w:rPr>
-        <w:t>WebSockets</w:t>
-      </w:r>
-      <w:proofErr w:type="spellEnd"/>
-      <w:r>
-        <w:rPr>
-          <w:rFonts w:asciiTheme="minorHAnsi" w:hAnsiTheme="minorHAnsi" w:cstheme="minorHAnsi"/>
-        </w:rPr>
-        <w:t xml:space="preserve">, Socket.IO, Vite, </w:t>
-      </w:r>
-      <w:proofErr w:type="spellStart"/>
-      <w:r>
-        <w:rPr>
-          <w:rFonts w:asciiTheme="minorHAnsi" w:hAnsiTheme="minorHAnsi" w:cstheme="minorHAnsi"/>
-        </w:rPr>
-        <w:t>Nx</w:t>
-      </w:r>
-      <w:proofErr w:type="spellEnd"/>
-      <w:r>
-        <w:rPr>
-          <w:rFonts w:asciiTheme="minorHAnsi" w:hAnsiTheme="minorHAnsi" w:cstheme="minorHAnsi"/>
-        </w:rPr>
-        <w:t xml:space="preserve">, SCSS, CSS Design Tokens, HTML5, Storybook, </w:t>
-      </w:r>
-      <w:proofErr w:type="spellStart"/>
-      <w:r>
-        <w:rPr>
-          <w:rFonts w:asciiTheme="minorHAnsi" w:hAnsiTheme="minorHAnsi" w:cstheme="minorHAnsi"/>
-        </w:rPr>
-        <w:t>Vitest</w:t>
-      </w:r>
-      <w:proofErr w:type="spellEnd"/>
-      <w:r>
-        <w:rPr>
-          <w:rFonts w:asciiTheme="minorHAnsi" w:hAnsiTheme="minorHAnsi" w:cstheme="minorHAnsi"/>
-        </w:rPr>
-        <w:t xml:space="preserve">, Jest, Playwright, JWT, Docker, Kubernetes, </w:t>
-      </w:r>
-      <w:proofErr w:type="spellStart"/>
-      <w:r>
-        <w:rPr>
-          <w:rFonts w:asciiTheme="minorHAnsi" w:hAnsiTheme="minorHAnsi" w:cstheme="minorHAnsi"/>
-        </w:rPr>
-        <w:t>ArgoCD</w:t>
-      </w:r>
-      <w:proofErr w:type="spellEnd"/>
-      <w:r>
-        <w:rPr>
-          <w:rFonts w:asciiTheme="minorHAnsi" w:hAnsiTheme="minorHAnsi" w:cstheme="minorHAnsi"/>
-        </w:rPr>
-        <w:t>, AWS, GitHub Actions, Claude Code, Cursor, Multi-Agent AI, LLM Context Engineering.</w:t>
-      </w:r>
-    </w:p>
-    <w:p>
-      <w:pPr>
-        <w:tabs>
-          <w:tab w:val="right" w:pos="9906"/>
-        </w:tabs>
-        <w:spacing w:before="190"/>
-        <w:rPr>
-          <w:rFonts w:asciiTheme="minorHAnsi" w:hAnsiTheme="minorHAnsi" w:cstheme="minorHAnsi"/>
-        </w:rPr>
-      </w:pPr>
-      <w:r>
-        <w:rPr>
-          <w:rFonts w:asciiTheme="minorHAnsi" w:hAnsiTheme="minorHAnsi" w:cstheme="minorHAnsi"/>
-          <w:b/>
-          <w:bCs/>
-          <w:color w:val="1F3864"/>
-          <w:sz w:val="24"/>
-          <w:szCs w:val="24"/>
-        </w:rPr>
-        <w:t>Lead Architect / Developer</w:t>
-      </w:r>
-      <w:r>
-        <w:rPr>
-          <w:rFonts w:asciiTheme="minorHAnsi" w:hAnsiTheme="minorHAnsi" w:cstheme="minorHAnsi"/>
-        </w:rPr>
-        <w:ptab w:relativeTo="margin" w:alignment="right" w:leader="none"/>
-      </w:r>
-      <w:r>
-        <w:rPr>
-          <w:rFonts w:asciiTheme="minorHAnsi" w:hAnsiTheme="minorHAnsi" w:cstheme="minorHAnsi"/>
-          <w:b/>
-          <w:bCs/>
-          <w:color w:val="444444"/>
-          <w:sz w:val="21"/>
-          <w:szCs w:val="21"/>
-        </w:rPr>
-        <w:t>Mar 2020 – Sep 2025</w:t>
-      </w:r>
-    </w:p>
-    <w:p>
-      <w:pPr>
-        <w:spacing w:after="100"/>
-        <w:rPr>
-          <w:rFonts w:asciiTheme="minorHAnsi" w:hAnsiTheme="minorHAnsi" w:cstheme="minorHAnsi"/>
-        </w:rPr>
-      </w:pPr>
-      <w:r>
-        <w:rPr>
-          <w:rFonts w:asciiTheme="minorHAnsi" w:hAnsiTheme="minorHAnsi" w:cstheme="minorHAnsi"/>
-          <w:b/>
-          <w:bCs/>
-          <w:i/>
-          <w:iCs/>
-          <w:color w:val="444444"/>
-          <w:sz w:val="21"/>
-          <w:szCs w:val="21"/>
-        </w:rPr>
-        <w:t>Kinetix Trading Solutions</w:t>
-      </w:r>
-      <w:r>
-        <w:rPr>
-          <w:rFonts w:asciiTheme="minorHAnsi" w:hAnsiTheme="minorHAnsi" w:cstheme="minorHAnsi"/>
-          <w:i/>
-          <w:iCs/>
-          <w:color w:val="444444"/>
-          <w:sz w:val="21"/>
-          <w:szCs w:val="21"/>
-        </w:rPr>
-        <w:t xml:space="preserve"> | Engagements: a financial industry body, an interdealer broker and a North American investment bank</w:t>
-      </w:r>
-    </w:p>
-    <w:p>
-      <w:pPr>
-        <w:spacing w:after="60" w:line="264" w:lineRule="auto"/>
-        <w:rPr>
-          <w:rFonts w:asciiTheme="minorHAnsi" w:hAnsiTheme="minorHAnsi" w:cstheme="minorHAnsi"/>
-        </w:rPr>
-      </w:pPr>
-      <w:r>
-        <w:rPr>
-          <w:rFonts w:asciiTheme="minorHAnsi" w:hAnsiTheme="minorHAnsi" w:cstheme="minorHAnsi"/>
-        </w:rPr>
-        <w:t xml:space="preserve">Architect and technical lead for the Kinetix enterprise application platform, delivering a production-grade React / TypeScript UI framework, .NET service layer and reusable SDK powering trading, risk and operational applications across multiple asset classes including Bonds, Repo, Equities, Equity Derivatives, FX Options, Futures, NDF, Swaps, </w:t>
-      </w:r>
-      <w:r>
-        <w:rPr>
-          <w:rFonts w:asciiTheme="minorHAnsi" w:hAnsiTheme="minorHAnsi" w:cstheme="minorHAnsi"/>
-        </w:rPr>
-        <w:lastRenderedPageBreak/>
-        <w:t>Rates, Allocations and Compliance, spanning pre- and post-trade workflows and SaaS delivery. Responsible for platform architecture, interoperability, developer tooling, cloud integration and engineering standards across web and desktop ecosystems.</w:t>
-      </w:r>
-    </w:p>
-    <w:p>
-      <w:pPr>
-        <w:spacing w:before="100" w:after="60"/>
-        <w:rPr>
-          <w:rFonts w:asciiTheme="minorHAnsi" w:hAnsiTheme="minorHAnsi" w:cstheme="minorHAnsi"/>
-          <w:b/>
-          <w:bCs/>
-        </w:rPr>
-      </w:pPr>
-      <w:r>
-        <w:rPr>
-          <w:rFonts w:asciiTheme="minorHAnsi" w:hAnsiTheme="minorHAnsi" w:cstheme="minorHAnsi"/>
-          <w:b/>
-          <w:bCs/>
-        </w:rPr>
-        <w:t>Key Achievements</w:t>
+        <w:t>Set up a platform-engineering model in which delivery teams composed applications from reusable frameworks, shared services, developer SDKs and common UX patterns instead of rebuilding each one from scratch.</w:t>
       </w:r>
     </w:p>
     <w:p>
@@ -2263,21 +2292,7 @@
         <w:rPr>
           <w:rFonts w:asciiTheme="minorHAnsi" w:hAnsiTheme="minorHAnsi" w:cstheme="minorHAnsi"/>
         </w:rPr>
-        <w:t xml:space="preserve">Architected and delivered a production-grade React / TypeScript MVVM framework providing application lifecycle management, dependency injection, plugin architecture, SDK distribution and desktop interoperability across </w:t>
-      </w:r>
-      <w:proofErr w:type="spellStart"/>
-      <w:r>
-        <w:rPr>
-          <w:rFonts w:asciiTheme="minorHAnsi" w:hAnsiTheme="minorHAnsi" w:cstheme="minorHAnsi"/>
-        </w:rPr>
-        <w:t>OpenFin</w:t>
-      </w:r>
-      <w:proofErr w:type="spellEnd"/>
-      <w:r>
-        <w:rPr>
-          <w:rFonts w:asciiTheme="minorHAnsi" w:hAnsiTheme="minorHAnsi" w:cstheme="minorHAnsi"/>
-        </w:rPr>
-        <w:t xml:space="preserve"> and Interop.io environments.</w:t>
+        <w:t>Built voice-driven workflows, conversational interfaces and intent-based automation into the product's real-time event-driven architecture.</w:t>
       </w:r>
     </w:p>
     <w:p>
@@ -2297,7 +2312,7 @@
         <w:rPr>
           <w:rFonts w:asciiTheme="minorHAnsi" w:hAnsiTheme="minorHAnsi" w:cstheme="minorHAnsi"/>
         </w:rPr>
-        <w:t>Designed and built C# / .NET 8 and Blazor services, defining API contracts and integration standards for cloud-native .NET and Java microservices leveraging Kafka, RabbitMQ and Elasticsearch to support scalable real-time business services.</w:t>
+        <w:t>Established CI/CD pipelines and the Playwright and Cypress automation suites, with TDD / BDD practice across distributed engineering teams.</w:t>
       </w:r>
     </w:p>
     <w:p>
@@ -2317,7 +2332,29 @@
         <w:rPr>
           <w:rFonts w:asciiTheme="minorHAnsi" w:hAnsiTheme="minorHAnsi" w:cstheme="minorHAnsi"/>
         </w:rPr>
-        <w:t xml:space="preserve">Designed a loosely coupled micro-frontend architecture with </w:t>
+        <w:t>Led a team of four developers across the product suite, owning technical direction, code review and delivery standards, and worked directly with client engineering teams through installation and integration.</w:t>
+      </w:r>
+    </w:p>
+    <w:p>
+      <w:pPr>
+        <w:spacing w:before="80" w:after="80" w:line="258" w:lineRule="auto"/>
+        <w:rPr>
+          <w:rFonts w:asciiTheme="minorHAnsi" w:hAnsiTheme="minorHAnsi" w:cstheme="minorHAnsi"/>
+        </w:rPr>
+      </w:pPr>
+      <w:r>
+        <w:rPr>
+          <w:rFonts w:asciiTheme="minorHAnsi" w:hAnsiTheme="minorHAnsi" w:cstheme="minorHAnsi"/>
+          <w:b/>
+          <w:bCs/>
+        </w:rPr>
+        <w:t>Technology Stack</w:t>
+      </w:r>
+      <w:r>
+        <w:rPr>
+          <w:rFonts w:asciiTheme="minorHAnsi" w:hAnsiTheme="minorHAnsi" w:cstheme="minorHAnsi"/>
+        </w:rPr>
+        <w:t xml:space="preserve">: React, TypeScript, </w:t>
       </w:r>
       <w:proofErr w:type="spellStart"/>
       <w:r>
@@ -2331,7 +2368,167 @@
         <w:rPr>
           <w:rFonts w:asciiTheme="minorHAnsi" w:hAnsiTheme="minorHAnsi" w:cstheme="minorHAnsi"/>
         </w:rPr>
-        <w:t xml:space="preserve"> event-driven communication, runtime service composition, permission-based feature delivery and application-scoped event aggregation.</w:t>
+        <w:t xml:space="preserve">, MVVM, C#, .NET 8, Python, Blazor, Node.js, Microsoft Graph API, </w:t>
+      </w:r>
+      <w:proofErr w:type="spellStart"/>
+      <w:r>
+        <w:rPr>
+          <w:rFonts w:asciiTheme="minorHAnsi" w:hAnsiTheme="minorHAnsi" w:cstheme="minorHAnsi"/>
+        </w:rPr>
+        <w:t>OpenFin</w:t>
+      </w:r>
+      <w:proofErr w:type="spellEnd"/>
+      <w:r>
+        <w:rPr>
+          <w:rFonts w:asciiTheme="minorHAnsi" w:hAnsiTheme="minorHAnsi" w:cstheme="minorHAnsi"/>
+        </w:rPr>
+        <w:t xml:space="preserve">, Glue42, Interop.io, FDC3, AG Grid, Kendo UI, </w:t>
+      </w:r>
+      <w:proofErr w:type="spellStart"/>
+      <w:r>
+        <w:rPr>
+          <w:rFonts w:asciiTheme="minorHAnsi" w:hAnsiTheme="minorHAnsi" w:cstheme="minorHAnsi"/>
+        </w:rPr>
+        <w:t>PrimeNG</w:t>
+      </w:r>
+      <w:proofErr w:type="spellEnd"/>
+      <w:r>
+        <w:rPr>
+          <w:rFonts w:asciiTheme="minorHAnsi" w:hAnsiTheme="minorHAnsi" w:cstheme="minorHAnsi"/>
+        </w:rPr>
+        <w:t xml:space="preserve">, </w:t>
+      </w:r>
+      <w:proofErr w:type="spellStart"/>
+      <w:r>
+        <w:rPr>
+          <w:rFonts w:asciiTheme="minorHAnsi" w:hAnsiTheme="minorHAnsi" w:cstheme="minorHAnsi"/>
+        </w:rPr>
+        <w:t>ProseMirror</w:t>
+      </w:r>
+      <w:proofErr w:type="spellEnd"/>
+      <w:r>
+        <w:rPr>
+          <w:rFonts w:asciiTheme="minorHAnsi" w:hAnsiTheme="minorHAnsi" w:cstheme="minorHAnsi"/>
+        </w:rPr>
+        <w:t xml:space="preserve">, </w:t>
+      </w:r>
+      <w:proofErr w:type="spellStart"/>
+      <w:r>
+        <w:rPr>
+          <w:rFonts w:asciiTheme="minorHAnsi" w:hAnsiTheme="minorHAnsi" w:cstheme="minorHAnsi"/>
+        </w:rPr>
+        <w:t>WebSockets</w:t>
+      </w:r>
+      <w:proofErr w:type="spellEnd"/>
+      <w:r>
+        <w:rPr>
+          <w:rFonts w:asciiTheme="minorHAnsi" w:hAnsiTheme="minorHAnsi" w:cstheme="minorHAnsi"/>
+        </w:rPr>
+        <w:t xml:space="preserve">, Web Workers, Kafka, RabbitMQ, ActiveMQ, Elasticsearch, Kibana, Redis, </w:t>
+      </w:r>
+      <w:proofErr w:type="spellStart"/>
+      <w:r>
+        <w:rPr>
+          <w:rFonts w:asciiTheme="minorHAnsi" w:hAnsiTheme="minorHAnsi" w:cstheme="minorHAnsi"/>
+        </w:rPr>
+        <w:t>DuckDB</w:t>
+      </w:r>
+      <w:proofErr w:type="spellEnd"/>
+      <w:r>
+        <w:rPr>
+          <w:rFonts w:asciiTheme="minorHAnsi" w:hAnsiTheme="minorHAnsi" w:cstheme="minorHAnsi"/>
+        </w:rPr>
+        <w:t>, SQL Server, MongoDB, Docker, Kubernetes, AWS, Azure, Terraform, Cypress, Jest, Azure DevOps, CI/CD, TDD, BDD, Agile.</w:t>
+      </w:r>
+    </w:p>
+    <w:p>
+      <w:pPr>
+        <w:tabs>
+          <w:tab w:val="right" w:pos="9906"/>
+        </w:tabs>
+        <w:spacing w:before="190"/>
+        <w:rPr>
+          <w:rFonts w:asciiTheme="minorHAnsi" w:hAnsiTheme="minorHAnsi" w:cstheme="minorHAnsi"/>
+        </w:rPr>
+      </w:pPr>
+      <w:r>
+        <w:rPr>
+          <w:rFonts w:asciiTheme="minorHAnsi" w:hAnsiTheme="minorHAnsi" w:cstheme="minorHAnsi"/>
+          <w:b/>
+          <w:bCs/>
+          <w:color w:val="1F3864"/>
+          <w:sz w:val="24"/>
+          <w:szCs w:val="24"/>
+        </w:rPr>
+        <w:t>Senior Consultant / Front-End &amp; Platform Engineer | Kinetix Trading Solutions</w:t>
+      </w:r>
+      <w:r>
+        <w:rPr>
+          <w:rFonts w:asciiTheme="minorHAnsi" w:hAnsiTheme="minorHAnsi" w:cstheme="minorHAnsi"/>
+        </w:rPr>
+        <w:tab/>
+      </w:r>
+      <w:r>
+        <w:rPr>
+          <w:rFonts w:asciiTheme="minorHAnsi" w:hAnsiTheme="minorHAnsi" w:cstheme="minorHAnsi"/>
+          <w:b/>
+          <w:bCs/>
+          <w:color w:val="444444"/>
+          <w:sz w:val="21"/>
+          <w:szCs w:val="21"/>
+        </w:rPr>
+        <w:t>Jun 2017 - Feb 2020</w:t>
+      </w:r>
+    </w:p>
+    <w:p>
+      <w:pPr>
+        <w:spacing w:after="100"/>
+        <w:rPr>
+          <w:rFonts w:asciiTheme="minorHAnsi" w:hAnsiTheme="minorHAnsi" w:cstheme="minorHAnsi"/>
+        </w:rPr>
+      </w:pPr>
+      <w:r>
+        <w:rPr>
+          <w:rFonts w:asciiTheme="minorHAnsi" w:hAnsiTheme="minorHAnsi" w:cstheme="minorHAnsi"/>
+          <w:i/>
+          <w:iCs/>
+          <w:color w:val="444444"/>
+          <w:sz w:val="21"/>
+          <w:szCs w:val="21"/>
+        </w:rPr>
+        <w:t>Engagement: a Tier-1 investment bank | electronic Repo and Bond trading platform</w:t>
+      </w:r>
+    </w:p>
+    <w:p>
+      <w:pPr>
+        <w:spacing w:after="60" w:line="264" w:lineRule="auto"/>
+        <w:rPr>
+          <w:rFonts w:asciiTheme="minorHAnsi" w:hAnsiTheme="minorHAnsi" w:cstheme="minorHAnsi"/>
+        </w:rPr>
+      </w:pPr>
+      <w:r>
+        <w:rPr>
+          <w:rFonts w:asciiTheme="minorHAnsi" w:hAnsiTheme="minorHAnsi" w:cstheme="minorHAnsi"/>
+        </w:rPr>
+        <w:t>Responsible for architecture and development of client applications, core framework components and backend services for a greenfield, high-availability, low-latency multi-asset core banking and trading platform used by major financial institutions across the UK and US markets.</w:t>
+      </w:r>
+    </w:p>
+    <w:p>
+      <w:pPr>
+        <w:spacing w:before="100" w:after="60"/>
+        <w:rPr>
+          <w:rFonts w:asciiTheme="minorHAnsi" w:hAnsiTheme="minorHAnsi" w:cstheme="minorHAnsi"/>
+          <w:b/>
+          <w:bCs/>
+        </w:rPr>
+      </w:pPr>
+      <w:r>
+        <w:rPr>
+          <w:rFonts w:asciiTheme="minorHAnsi" w:hAnsiTheme="minorHAnsi" w:cstheme="minorHAnsi"/>
+          <w:b/>
+          <w:bCs/>
+        </w:rPr>
+        <w:t>Key Achievements</w:t>
       </w:r>
     </w:p>
     <w:p>
@@ -2351,21 +2548,7 @@
         <w:rPr>
           <w:rFonts w:asciiTheme="minorHAnsi" w:hAnsiTheme="minorHAnsi" w:cstheme="minorHAnsi"/>
         </w:rPr>
-        <w:t xml:space="preserve">Built reactive business rules, command processing, a forms framework and real-time streaming capabilities on </w:t>
-      </w:r>
-      <w:proofErr w:type="spellStart"/>
-      <w:r>
-        <w:rPr>
-          <w:rFonts w:asciiTheme="minorHAnsi" w:hAnsiTheme="minorHAnsi" w:cstheme="minorHAnsi"/>
-        </w:rPr>
-        <w:t>RxJS</w:t>
-      </w:r>
-      <w:proofErr w:type="spellEnd"/>
-      <w:r>
-        <w:rPr>
-          <w:rFonts w:asciiTheme="minorHAnsi" w:hAnsiTheme="minorHAnsi" w:cstheme="minorHAnsi"/>
-        </w:rPr>
-        <w:t xml:space="preserve"> observable streams, supporting high-volume trading workflows.</w:t>
+        <w:t>Delivered Repo and Bond electronic trading applications across desktop and web - trade capture, order and execution workflow, market data displays and real-time trading blotters used by trading and sales desks.</w:t>
       </w:r>
     </w:p>
     <w:p>
@@ -2385,7 +2568,7 @@
         <w:rPr>
           <w:rFonts w:asciiTheme="minorHAnsi" w:hAnsiTheme="minorHAnsi" w:cstheme="minorHAnsi"/>
         </w:rPr>
-        <w:t>Delivered enterprise-grade data virtualisation and metadata-driven configuration enabling high-volume trading blotters to render and update in real time without client-side degradation.</w:t>
+        <w:t>Built the core platform capabilities other delivery teams used to ship trading functionality across desktop and web.</w:t>
       </w:r>
     </w:p>
     <w:p>
@@ -2405,21 +2588,7 @@
         <w:rPr>
           <w:rFonts w:asciiTheme="minorHAnsi" w:hAnsiTheme="minorHAnsi" w:cstheme="minorHAnsi"/>
         </w:rPr>
-        <w:t xml:space="preserve">Integrated </w:t>
-      </w:r>
-      <w:proofErr w:type="spellStart"/>
-      <w:r>
-        <w:rPr>
-          <w:rFonts w:asciiTheme="minorHAnsi" w:hAnsiTheme="minorHAnsi" w:cstheme="minorHAnsi"/>
-        </w:rPr>
-        <w:t>OpenFin</w:t>
-      </w:r>
-      <w:proofErr w:type="spellEnd"/>
-      <w:r>
-        <w:rPr>
-          <w:rFonts w:asciiTheme="minorHAnsi" w:hAnsiTheme="minorHAnsi" w:cstheme="minorHAnsi"/>
-        </w:rPr>
-        <w:t>, Interop.io and FDC3 interoperability standards, enabling workflow orchestration, desktop integration and seamless context-sharing across heterogeneous application landscapes.</w:t>
+        <w:t>Built the reactive data and event-handling layers on Reactive Extensions (Rx) and event aggregation. Market data and order-state changes reached the blotters with minimal latency.</w:t>
       </w:r>
     </w:p>
     <w:p>
@@ -2439,7 +2608,7 @@
         <w:rPr>
           <w:rFonts w:asciiTheme="minorHAnsi" w:hAnsiTheme="minorHAnsi" w:cstheme="minorHAnsi"/>
         </w:rPr>
-        <w:t>Designed a platform-engineering approach that enabled multiple teams to rapidly deliver business applications through reusable frameworks, shared services, developer SDKs and common user experience patterns.</w:t>
+        <w:t>Designed and delivered the data virtualisation, configuration, command and forms frameworks used across the trading applications.</w:t>
       </w:r>
     </w:p>
     <w:p>
@@ -2459,7 +2628,7 @@
         <w:rPr>
           <w:rFonts w:asciiTheme="minorHAnsi" w:hAnsiTheme="minorHAnsi" w:cstheme="minorHAnsi"/>
         </w:rPr>
-        <w:t>Early adopter of AI-enabled user experiences, integrating voice-driven workflows, conversational interfaces and intent-based automation within a real-time event-driven architecture.</w:t>
+        <w:t>Architected a loosely coupled, SDK-based application model for modular development, extensibility and simpler client integration.</w:t>
       </w:r>
     </w:p>
     <w:p>
@@ -2479,213 +2648,7 @@
         <w:rPr>
           <w:rFonts w:asciiTheme="minorHAnsi" w:hAnsiTheme="minorHAnsi" w:cstheme="minorHAnsi"/>
         </w:rPr>
-        <w:t>Established engineering governance including CI/CD pipelines, automated testing, Playwright and Cypress frameworks, TDD / BDD practices, code reviews and mentoring across distributed engineering teams.</w:t>
-      </w:r>
-    </w:p>
-    <w:p>
-      <w:pPr>
-        <w:spacing w:before="80" w:after="80" w:line="258" w:lineRule="auto"/>
-        <w:rPr>
-          <w:rFonts w:asciiTheme="minorHAnsi" w:hAnsiTheme="minorHAnsi" w:cstheme="minorHAnsi"/>
-        </w:rPr>
-      </w:pPr>
-      <w:r>
-        <w:rPr>
-          <w:rFonts w:asciiTheme="minorHAnsi" w:hAnsiTheme="minorHAnsi" w:cstheme="minorHAnsi"/>
-          <w:b/>
-          <w:bCs/>
-        </w:rPr>
-        <w:t>Technology Stack</w:t>
-      </w:r>
-      <w:r>
-        <w:rPr>
-          <w:rFonts w:asciiTheme="minorHAnsi" w:hAnsiTheme="minorHAnsi" w:cstheme="minorHAnsi"/>
-          <w:b/>
-          <w:bCs/>
-          <w:color w:val="1F3864"/>
-          <w:sz w:val="20"/>
-          <w:szCs w:val="20"/>
-        </w:rPr>
-        <w:t xml:space="preserve">: </w:t>
-      </w:r>
-      <w:r>
-        <w:rPr>
-          <w:rFonts w:asciiTheme="minorHAnsi" w:hAnsiTheme="minorHAnsi" w:cstheme="minorHAnsi"/>
-        </w:rPr>
-        <w:t xml:space="preserve">React, TypeScript, </w:t>
-      </w:r>
-      <w:proofErr w:type="spellStart"/>
-      <w:r>
-        <w:rPr>
-          <w:rFonts w:asciiTheme="minorHAnsi" w:hAnsiTheme="minorHAnsi" w:cstheme="minorHAnsi"/>
-        </w:rPr>
-        <w:t>RxJS</w:t>
-      </w:r>
-      <w:proofErr w:type="spellEnd"/>
-      <w:r>
-        <w:rPr>
-          <w:rFonts w:asciiTheme="minorHAnsi" w:hAnsiTheme="minorHAnsi" w:cstheme="minorHAnsi"/>
-        </w:rPr>
-        <w:t xml:space="preserve">, MVVM, C#, .NET 8, Blazor, Node.js, </w:t>
-      </w:r>
-      <w:proofErr w:type="spellStart"/>
-      <w:r>
-        <w:rPr>
-          <w:rFonts w:asciiTheme="minorHAnsi" w:hAnsiTheme="minorHAnsi" w:cstheme="minorHAnsi"/>
-        </w:rPr>
-        <w:t>GraphQL</w:t>
-      </w:r>
-      <w:proofErr w:type="spellEnd"/>
-      <w:r>
-        <w:rPr>
-          <w:rFonts w:asciiTheme="minorHAnsi" w:hAnsiTheme="minorHAnsi" w:cstheme="minorHAnsi"/>
-        </w:rPr>
-        <w:t xml:space="preserve">, </w:t>
-      </w:r>
-      <w:proofErr w:type="spellStart"/>
-      <w:r>
-        <w:rPr>
-          <w:rFonts w:asciiTheme="minorHAnsi" w:hAnsiTheme="minorHAnsi" w:cstheme="minorHAnsi"/>
-        </w:rPr>
-        <w:t>OpenFin</w:t>
-      </w:r>
-      <w:proofErr w:type="spellEnd"/>
-      <w:r>
-        <w:rPr>
-          <w:rFonts w:asciiTheme="minorHAnsi" w:hAnsiTheme="minorHAnsi" w:cstheme="minorHAnsi"/>
-        </w:rPr>
-        <w:t xml:space="preserve">, Interop.io, FDC3, AG Grid, Kendo UI, </w:t>
-      </w:r>
-      <w:proofErr w:type="spellStart"/>
-      <w:r>
-        <w:rPr>
-          <w:rFonts w:asciiTheme="minorHAnsi" w:hAnsiTheme="minorHAnsi" w:cstheme="minorHAnsi"/>
-        </w:rPr>
-        <w:t>ProseMirror</w:t>
-      </w:r>
-      <w:proofErr w:type="spellEnd"/>
-      <w:r>
-        <w:rPr>
-          <w:rFonts w:asciiTheme="minorHAnsi" w:hAnsiTheme="minorHAnsi" w:cstheme="minorHAnsi"/>
-        </w:rPr>
-        <w:t xml:space="preserve">, </w:t>
-      </w:r>
-      <w:proofErr w:type="spellStart"/>
-      <w:r>
-        <w:rPr>
-          <w:rFonts w:asciiTheme="minorHAnsi" w:hAnsiTheme="minorHAnsi" w:cstheme="minorHAnsi"/>
-        </w:rPr>
-        <w:t>WebSockets</w:t>
-      </w:r>
-      <w:proofErr w:type="spellEnd"/>
-      <w:r>
-        <w:rPr>
-          <w:rFonts w:asciiTheme="minorHAnsi" w:hAnsiTheme="minorHAnsi" w:cstheme="minorHAnsi"/>
-        </w:rPr>
-        <w:t>, Web Workers, Kafka, RabbitMQ, Elasticsearch, PostgreSQL, SQL Server, MongoDB, Docker, Kubernetes, AWS, Azure, Playwright, Cypress, Jest, Azure DevOps, CI/CD, TDD, BDD, Agile.</w:t>
-      </w:r>
-    </w:p>
-    <w:p>
-      <w:pPr>
-        <w:tabs>
-          <w:tab w:val="right" w:pos="9906"/>
-        </w:tabs>
-        <w:spacing w:before="190"/>
-        <w:rPr>
-          <w:rFonts w:asciiTheme="minorHAnsi" w:hAnsiTheme="minorHAnsi" w:cstheme="minorHAnsi"/>
-        </w:rPr>
-      </w:pPr>
-      <w:r>
-        <w:rPr>
-          <w:rFonts w:asciiTheme="minorHAnsi" w:hAnsiTheme="minorHAnsi" w:cstheme="minorHAnsi"/>
-          <w:b/>
-          <w:bCs/>
-          <w:color w:val="1F3864"/>
-          <w:sz w:val="24"/>
-          <w:szCs w:val="24"/>
-        </w:rPr>
-        <w:t>Senior Consultant</w:t>
-      </w:r>
-      <w:r>
-        <w:rPr>
-          <w:rFonts w:asciiTheme="minorHAnsi" w:hAnsiTheme="minorHAnsi" w:cstheme="minorHAnsi"/>
-        </w:rPr>
-        <w:ptab w:relativeTo="margin" w:alignment="right" w:leader="none"/>
-      </w:r>
-      <w:r>
-        <w:rPr>
-          <w:rFonts w:asciiTheme="minorHAnsi" w:hAnsiTheme="minorHAnsi" w:cstheme="minorHAnsi"/>
-          <w:b/>
-          <w:bCs/>
-          <w:color w:val="444444"/>
-          <w:sz w:val="21"/>
-          <w:szCs w:val="21"/>
-        </w:rPr>
-        <w:t>Jun 2017 – Feb 2020</w:t>
-      </w:r>
-    </w:p>
-    <w:p>
-      <w:pPr>
-        <w:spacing w:after="100"/>
-        <w:rPr>
-          <w:rFonts w:asciiTheme="minorHAnsi" w:hAnsiTheme="minorHAnsi" w:cstheme="minorHAnsi"/>
-        </w:rPr>
-      </w:pPr>
-      <w:r>
-        <w:rPr>
-          <w:rFonts w:asciiTheme="minorHAnsi" w:hAnsiTheme="minorHAnsi" w:cstheme="minorHAnsi"/>
-          <w:b/>
-          <w:bCs/>
-          <w:i/>
-          <w:iCs/>
-          <w:color w:val="444444"/>
-          <w:sz w:val="21"/>
-          <w:szCs w:val="21"/>
-        </w:rPr>
-        <w:t>Kinetix Trading Solutions</w:t>
-      </w:r>
-      <w:r>
-        <w:rPr>
-          <w:rFonts w:asciiTheme="minorHAnsi" w:hAnsiTheme="minorHAnsi" w:cstheme="minorHAnsi"/>
-          <w:i/>
-          <w:iCs/>
-          <w:color w:val="444444"/>
-          <w:sz w:val="21"/>
-          <w:szCs w:val="21"/>
-        </w:rPr>
-        <w:t xml:space="preserve"> | Engagement: a Tier-1 investment bank</w:t>
-      </w:r>
-    </w:p>
-    <w:p>
-      <w:pPr>
-        <w:spacing w:after="60" w:line="264" w:lineRule="auto"/>
-        <w:rPr>
-          <w:rFonts w:asciiTheme="minorHAnsi" w:hAnsiTheme="minorHAnsi" w:cstheme="minorHAnsi"/>
-        </w:rPr>
-      </w:pPr>
-      <w:r>
-        <w:rPr>
-          <w:rFonts w:asciiTheme="minorHAnsi" w:hAnsiTheme="minorHAnsi" w:cstheme="minorHAnsi"/>
-        </w:rPr>
-        <w:t>Responsible for architecture and development of client applications, core framework components and backend services for a greenfield, high-availability, low-latency multi-asset trading platform used by major financial institutions across the UK and US markets.</w:t>
-      </w:r>
-    </w:p>
-    <w:p>
-      <w:pPr>
-        <w:spacing w:before="100" w:after="60"/>
-        <w:rPr>
-          <w:rFonts w:asciiTheme="minorHAnsi" w:hAnsiTheme="minorHAnsi" w:cstheme="minorHAnsi"/>
-          <w:b/>
-          <w:bCs/>
-        </w:rPr>
-      </w:pPr>
-      <w:r>
-        <w:rPr>
-          <w:rFonts w:asciiTheme="minorHAnsi" w:hAnsiTheme="minorHAnsi" w:cstheme="minorHAnsi"/>
-          <w:b/>
-          <w:bCs/>
-        </w:rPr>
-        <w:t>Key Achievements</w:t>
+        <w:t>Defined API specifications and integration patterns between client applications and Java-based backend microservices.</w:t>
       </w:r>
     </w:p>
     <w:p>
@@ -2705,7 +2668,736 @@
         <w:rPr>
           <w:rFonts w:asciiTheme="minorHAnsi" w:hAnsiTheme="minorHAnsi" w:cstheme="minorHAnsi"/>
         </w:rPr>
-        <w:t>Developed core platform capabilities enabling development teams to rapidly deliver Repo and Bond trading functionality across desktop and web applications.</w:t>
+        <w:t>Established automated testing, CI/CD pipelines, UI automation frameworks and engineering governance practices.</w:t>
+      </w:r>
+    </w:p>
+    <w:p>
+      <w:pPr>
+        <w:spacing w:before="80" w:after="80" w:line="258" w:lineRule="auto"/>
+        <w:rPr>
+          <w:rFonts w:asciiTheme="minorHAnsi" w:hAnsiTheme="minorHAnsi" w:cstheme="minorHAnsi"/>
+        </w:rPr>
+      </w:pPr>
+      <w:r>
+        <w:rPr>
+          <w:rFonts w:asciiTheme="minorHAnsi" w:hAnsiTheme="minorHAnsi" w:cstheme="minorHAnsi"/>
+          <w:b/>
+          <w:bCs/>
+        </w:rPr>
+        <w:t>Technology Stack</w:t>
+      </w:r>
+      <w:r>
+        <w:rPr>
+          <w:rFonts w:asciiTheme="minorHAnsi" w:hAnsiTheme="minorHAnsi" w:cstheme="minorHAnsi"/>
+        </w:rPr>
+        <w:t xml:space="preserve">: C#, WPF, MVVM, React, TypeScript, Reactive Extensions (Rx), microservices, LINQ, </w:t>
+      </w:r>
+      <w:proofErr w:type="spellStart"/>
+      <w:r>
+        <w:rPr>
+          <w:rFonts w:asciiTheme="minorHAnsi" w:hAnsiTheme="minorHAnsi" w:cstheme="minorHAnsi"/>
+        </w:rPr>
+        <w:t>WebSockets</w:t>
+      </w:r>
+      <w:proofErr w:type="spellEnd"/>
+      <w:r>
+        <w:rPr>
+          <w:rFonts w:asciiTheme="minorHAnsi" w:hAnsiTheme="minorHAnsi" w:cstheme="minorHAnsi"/>
+        </w:rPr>
+        <w:t xml:space="preserve">, Event Aggregation, Telerik, DevExpress, </w:t>
+      </w:r>
+      <w:proofErr w:type="spellStart"/>
+      <w:r>
+        <w:rPr>
+          <w:rFonts w:asciiTheme="minorHAnsi" w:hAnsiTheme="minorHAnsi" w:cstheme="minorHAnsi"/>
+        </w:rPr>
+        <w:t>Autofac</w:t>
+      </w:r>
+      <w:proofErr w:type="spellEnd"/>
+      <w:r>
+        <w:rPr>
+          <w:rFonts w:asciiTheme="minorHAnsi" w:hAnsiTheme="minorHAnsi" w:cstheme="minorHAnsi"/>
+        </w:rPr>
+        <w:t xml:space="preserve">, TPL Dataflow, Multithreading, Docker, Kubernetes, AWS, Azure, </w:t>
+      </w:r>
+      <w:proofErr w:type="spellStart"/>
+      <w:r>
+        <w:rPr>
+          <w:rFonts w:asciiTheme="minorHAnsi" w:hAnsiTheme="minorHAnsi" w:cstheme="minorHAnsi"/>
+        </w:rPr>
+        <w:t>ClickOnce</w:t>
+      </w:r>
+      <w:proofErr w:type="spellEnd"/>
+      <w:r>
+        <w:rPr>
+          <w:rFonts w:asciiTheme="minorHAnsi" w:hAnsiTheme="minorHAnsi" w:cstheme="minorHAnsi"/>
+        </w:rPr>
+        <w:t xml:space="preserve">, CI/CD, TeamCity, Jenkins, PowerShell, TDD, BDD, </w:t>
+      </w:r>
+      <w:proofErr w:type="spellStart"/>
+      <w:r>
+        <w:rPr>
+          <w:rFonts w:asciiTheme="minorHAnsi" w:hAnsiTheme="minorHAnsi" w:cstheme="minorHAnsi"/>
+        </w:rPr>
+        <w:t>SpecFlow</w:t>
+      </w:r>
+      <w:proofErr w:type="spellEnd"/>
+      <w:r>
+        <w:rPr>
+          <w:rFonts w:asciiTheme="minorHAnsi" w:hAnsiTheme="minorHAnsi" w:cstheme="minorHAnsi"/>
+        </w:rPr>
+        <w:t>, SQL Server, Oracle, Agile.</w:t>
+      </w:r>
+    </w:p>
+    <w:p>
+      <w:pPr>
+        <w:pBdr>
+          <w:bottom w:val="single" w:sz="6" w:space="4" w:color="1F3864"/>
+        </w:pBdr>
+        <w:spacing w:before="220" w:after="100"/>
+        <w:rPr>
+          <w:rFonts w:asciiTheme="minorHAnsi" w:hAnsiTheme="minorHAnsi" w:cstheme="minorHAnsi"/>
+        </w:rPr>
+      </w:pPr>
+      <w:r>
+        <w:rPr>
+          <w:rFonts w:asciiTheme="minorHAnsi" w:hAnsiTheme="minorHAnsi" w:cstheme="minorHAnsi"/>
+          <w:b/>
+          <w:bCs/>
+          <w:color w:val="1F3864"/>
+          <w:spacing w:val="12"/>
+          <w:sz w:val="26"/>
+          <w:szCs w:val="26"/>
+        </w:rPr>
+        <w:t>EARLIER EXPERIENCE (2002 - 2017)</w:t>
+      </w:r>
+    </w:p>
+    <w:p>
+      <w:pPr>
+        <w:tabs>
+          <w:tab w:val="right" w:pos="9906"/>
+        </w:tabs>
+        <w:spacing w:before="190"/>
+        <w:rPr>
+          <w:rFonts w:asciiTheme="minorHAnsi" w:hAnsiTheme="minorHAnsi" w:cstheme="minorHAnsi"/>
+        </w:rPr>
+      </w:pPr>
+      <w:r>
+        <w:rPr>
+          <w:rFonts w:asciiTheme="minorHAnsi" w:hAnsiTheme="minorHAnsi" w:cstheme="minorHAnsi"/>
+          <w:b/>
+          <w:bCs/>
+          <w:color w:val="1F3864"/>
+          <w:sz w:val="24"/>
+          <w:szCs w:val="24"/>
+        </w:rPr>
+        <w:t>Full-Stack Developer | EDF Trading</w:t>
+      </w:r>
+      <w:r>
+        <w:rPr>
+          <w:rFonts w:asciiTheme="minorHAnsi" w:hAnsiTheme="minorHAnsi" w:cstheme="minorHAnsi"/>
+        </w:rPr>
+        <w:tab/>
+      </w:r>
+      <w:r>
+        <w:rPr>
+          <w:rFonts w:asciiTheme="minorHAnsi" w:hAnsiTheme="minorHAnsi" w:cstheme="minorHAnsi"/>
+          <w:b/>
+          <w:bCs/>
+          <w:color w:val="444444"/>
+          <w:sz w:val="21"/>
+          <w:szCs w:val="21"/>
+        </w:rPr>
+        <w:t>Feb 2016 - Apr 2017</w:t>
+      </w:r>
+    </w:p>
+    <w:p>
+      <w:pPr>
+        <w:spacing w:after="60" w:line="264" w:lineRule="auto"/>
+        <w:rPr>
+          <w:rFonts w:asciiTheme="minorHAnsi" w:hAnsiTheme="minorHAnsi" w:cstheme="minorHAnsi"/>
+        </w:rPr>
+      </w:pPr>
+      <w:r>
+        <w:rPr>
+          <w:rFonts w:asciiTheme="minorHAnsi" w:hAnsiTheme="minorHAnsi" w:cstheme="minorHAnsi"/>
+        </w:rPr>
+        <w:t xml:space="preserve">Full-stack delivery for one of Europe's largest energy trading businesses: Angular front ends, WPF desktop applications, .NET backend services and Excel-DNA integrations, with real-time </w:t>
+      </w:r>
+      <w:proofErr w:type="spellStart"/>
+      <w:r>
+        <w:rPr>
+          <w:rFonts w:asciiTheme="minorHAnsi" w:hAnsiTheme="minorHAnsi" w:cstheme="minorHAnsi"/>
+        </w:rPr>
+        <w:t>SignalR</w:t>
+      </w:r>
+      <w:proofErr w:type="spellEnd"/>
+      <w:r>
+        <w:rPr>
+          <w:rFonts w:asciiTheme="minorHAnsi" w:hAnsiTheme="minorHAnsi" w:cstheme="minorHAnsi"/>
+        </w:rPr>
+        <w:t xml:space="preserve"> data visualisation. Built the shared frameworks and enterprise NuGet packages adopted across teams, and the CI/CD pipelines on TFS Release Management. Technologies: C#, .NET 4.6, Angular, TypeScript, WPF, MVVM, WCF, Web API, Rx, </w:t>
+      </w:r>
+      <w:proofErr w:type="spellStart"/>
+      <w:r>
+        <w:rPr>
+          <w:rFonts w:asciiTheme="minorHAnsi" w:hAnsiTheme="minorHAnsi" w:cstheme="minorHAnsi"/>
+        </w:rPr>
+        <w:t>SignalR</w:t>
+      </w:r>
+      <w:proofErr w:type="spellEnd"/>
+      <w:r>
+        <w:rPr>
+          <w:rFonts w:asciiTheme="minorHAnsi" w:hAnsiTheme="minorHAnsi" w:cstheme="minorHAnsi"/>
+        </w:rPr>
+        <w:t>, Azure Service Bus, SQL Server, Oracle, Telerik, DevExpress, Excel-DNA, TDD / BDD.</w:t>
+      </w:r>
+    </w:p>
+    <w:p>
+      <w:pPr>
+        <w:tabs>
+          <w:tab w:val="right" w:pos="9906"/>
+        </w:tabs>
+        <w:spacing w:before="190"/>
+        <w:rPr>
+          <w:rFonts w:asciiTheme="minorHAnsi" w:hAnsiTheme="minorHAnsi" w:cstheme="minorHAnsi"/>
+        </w:rPr>
+      </w:pPr>
+      <w:r>
+        <w:rPr>
+          <w:rFonts w:asciiTheme="minorHAnsi" w:hAnsiTheme="minorHAnsi" w:cstheme="minorHAnsi"/>
+          <w:b/>
+          <w:bCs/>
+          <w:color w:val="1F3864"/>
+          <w:sz w:val="24"/>
+          <w:szCs w:val="24"/>
+        </w:rPr>
+        <w:t xml:space="preserve">Senior .NET Consultant | </w:t>
+      </w:r>
+      <w:proofErr w:type="spellStart"/>
+      <w:r>
+        <w:rPr>
+          <w:rFonts w:asciiTheme="minorHAnsi" w:hAnsiTheme="minorHAnsi" w:cstheme="minorHAnsi"/>
+          <w:b/>
+          <w:bCs/>
+          <w:color w:val="1F3864"/>
+          <w:sz w:val="24"/>
+          <w:szCs w:val="24"/>
+        </w:rPr>
+        <w:t>Graphnet</w:t>
+      </w:r>
+      <w:proofErr w:type="spellEnd"/>
+      <w:r>
+        <w:rPr>
+          <w:rFonts w:asciiTheme="minorHAnsi" w:hAnsiTheme="minorHAnsi" w:cstheme="minorHAnsi"/>
+          <w:b/>
+          <w:bCs/>
+          <w:color w:val="1F3864"/>
+          <w:sz w:val="24"/>
+          <w:szCs w:val="24"/>
+        </w:rPr>
+        <w:t xml:space="preserve"> Health</w:t>
+      </w:r>
+      <w:r>
+        <w:rPr>
+          <w:rFonts w:asciiTheme="minorHAnsi" w:hAnsiTheme="minorHAnsi" w:cstheme="minorHAnsi"/>
+        </w:rPr>
+        <w:tab/>
+      </w:r>
+      <w:r>
+        <w:rPr>
+          <w:rFonts w:asciiTheme="minorHAnsi" w:hAnsiTheme="minorHAnsi" w:cstheme="minorHAnsi"/>
+          <w:b/>
+          <w:bCs/>
+          <w:color w:val="444444"/>
+          <w:sz w:val="21"/>
+          <w:szCs w:val="21"/>
+        </w:rPr>
+        <w:t>Sep 2014 - Dec 2015</w:t>
+      </w:r>
+    </w:p>
+    <w:p>
+      <w:pPr>
+        <w:spacing w:after="60" w:line="264" w:lineRule="auto"/>
+        <w:rPr>
+          <w:rFonts w:asciiTheme="minorHAnsi" w:hAnsiTheme="minorHAnsi" w:cstheme="minorHAnsi"/>
+        </w:rPr>
+      </w:pPr>
+      <w:r>
+        <w:rPr>
+          <w:rFonts w:asciiTheme="minorHAnsi" w:hAnsiTheme="minorHAnsi" w:cstheme="minorHAnsi"/>
+        </w:rPr>
+        <w:t xml:space="preserve">Architected Service Dashboard, a real-time monitoring and diagnostics platform handling millions of service-bus messages with live visualisation of data flows, and Data Integrator, a graphical workflow studio that let product specialists transform heterogeneous data sources and publish them through REST APIs. Technologies: C#, .NET 4.5, WPF, Prism, MVVM, Rx, AngularJS, TypeScript, Web API, </w:t>
+      </w:r>
+      <w:proofErr w:type="spellStart"/>
+      <w:r>
+        <w:rPr>
+          <w:rFonts w:asciiTheme="minorHAnsi" w:hAnsiTheme="minorHAnsi" w:cstheme="minorHAnsi"/>
+        </w:rPr>
+        <w:t>SignalR</w:t>
+      </w:r>
+      <w:proofErr w:type="spellEnd"/>
+      <w:r>
+        <w:rPr>
+          <w:rFonts w:asciiTheme="minorHAnsi" w:hAnsiTheme="minorHAnsi" w:cstheme="minorHAnsi"/>
+        </w:rPr>
+        <w:t xml:space="preserve">, </w:t>
+      </w:r>
+      <w:proofErr w:type="spellStart"/>
+      <w:r>
+        <w:rPr>
+          <w:rFonts w:asciiTheme="minorHAnsi" w:hAnsiTheme="minorHAnsi" w:cstheme="minorHAnsi"/>
+        </w:rPr>
+        <w:t>NServiceBus</w:t>
+      </w:r>
+      <w:proofErr w:type="spellEnd"/>
+      <w:r>
+        <w:rPr>
+          <w:rFonts w:asciiTheme="minorHAnsi" w:hAnsiTheme="minorHAnsi" w:cstheme="minorHAnsi"/>
+        </w:rPr>
+        <w:t xml:space="preserve">, TPL Dataflow, </w:t>
+      </w:r>
+      <w:proofErr w:type="spellStart"/>
+      <w:r>
+        <w:rPr>
+          <w:rFonts w:asciiTheme="minorHAnsi" w:hAnsiTheme="minorHAnsi" w:cstheme="minorHAnsi"/>
+        </w:rPr>
+        <w:t>Autofac</w:t>
+      </w:r>
+      <w:proofErr w:type="spellEnd"/>
+      <w:r>
+        <w:rPr>
+          <w:rFonts w:asciiTheme="minorHAnsi" w:hAnsiTheme="minorHAnsi" w:cstheme="minorHAnsi"/>
+        </w:rPr>
+        <w:t xml:space="preserve">, </w:t>
+      </w:r>
+      <w:proofErr w:type="spellStart"/>
+      <w:r>
+        <w:rPr>
+          <w:rFonts w:asciiTheme="minorHAnsi" w:hAnsiTheme="minorHAnsi" w:cstheme="minorHAnsi"/>
+        </w:rPr>
+        <w:t>RavenDB</w:t>
+      </w:r>
+      <w:proofErr w:type="spellEnd"/>
+      <w:r>
+        <w:rPr>
+          <w:rFonts w:asciiTheme="minorHAnsi" w:hAnsiTheme="minorHAnsi" w:cstheme="minorHAnsi"/>
+        </w:rPr>
+        <w:t>.</w:t>
+      </w:r>
+    </w:p>
+    <w:p>
+      <w:pPr>
+        <w:tabs>
+          <w:tab w:val="right" w:pos="9906"/>
+        </w:tabs>
+        <w:spacing w:before="190"/>
+        <w:rPr>
+          <w:rFonts w:asciiTheme="minorHAnsi" w:hAnsiTheme="minorHAnsi" w:cstheme="minorHAnsi"/>
+        </w:rPr>
+      </w:pPr>
+      <w:r>
+        <w:rPr>
+          <w:rFonts w:asciiTheme="minorHAnsi" w:hAnsiTheme="minorHAnsi" w:cstheme="minorHAnsi"/>
+          <w:b/>
+          <w:bCs/>
+          <w:color w:val="1F3864"/>
+          <w:sz w:val="24"/>
+          <w:szCs w:val="24"/>
+        </w:rPr>
+        <w:t>Senior .NET Developer | Gazprom Marketing &amp; Trading</w:t>
+      </w:r>
+      <w:r>
+        <w:rPr>
+          <w:rFonts w:asciiTheme="minorHAnsi" w:hAnsiTheme="minorHAnsi" w:cstheme="minorHAnsi"/>
+        </w:rPr>
+        <w:tab/>
+      </w:r>
+      <w:r>
+        <w:rPr>
+          <w:rFonts w:asciiTheme="minorHAnsi" w:hAnsiTheme="minorHAnsi" w:cstheme="minorHAnsi"/>
+          <w:b/>
+          <w:bCs/>
+          <w:color w:val="444444"/>
+          <w:sz w:val="21"/>
+          <w:szCs w:val="21"/>
+        </w:rPr>
+        <w:t>Apr 2014 - Aug 2014</w:t>
+      </w:r>
+    </w:p>
+    <w:p>
+      <w:pPr>
+        <w:spacing w:after="60" w:line="264" w:lineRule="auto"/>
+        <w:rPr>
+          <w:rFonts w:asciiTheme="minorHAnsi" w:hAnsiTheme="minorHAnsi" w:cstheme="minorHAnsi"/>
+        </w:rPr>
+      </w:pPr>
+      <w:r>
+        <w:rPr>
+          <w:rFonts w:asciiTheme="minorHAnsi" w:hAnsiTheme="minorHAnsi" w:cstheme="minorHAnsi"/>
+        </w:rPr>
+        <w:t xml:space="preserve">Delivered architecture and reusable framework components for Power and Gas storage trading across UK and European markets, integrating </w:t>
+      </w:r>
+      <w:proofErr w:type="spellStart"/>
+      <w:r>
+        <w:rPr>
+          <w:rFonts w:asciiTheme="minorHAnsi" w:hAnsiTheme="minorHAnsi" w:cstheme="minorHAnsi"/>
+        </w:rPr>
+        <w:t>OpenLink</w:t>
+      </w:r>
+      <w:proofErr w:type="spellEnd"/>
+      <w:r>
+        <w:rPr>
+          <w:rFonts w:asciiTheme="minorHAnsi" w:hAnsiTheme="minorHAnsi" w:cstheme="minorHAnsi"/>
+        </w:rPr>
+        <w:t xml:space="preserve"> </w:t>
+      </w:r>
+      <w:proofErr w:type="spellStart"/>
+      <w:r>
+        <w:rPr>
+          <w:rFonts w:asciiTheme="minorHAnsi" w:hAnsiTheme="minorHAnsi" w:cstheme="minorHAnsi"/>
+        </w:rPr>
+        <w:t>Endur</w:t>
+      </w:r>
+      <w:proofErr w:type="spellEnd"/>
+      <w:r>
+        <w:rPr>
+          <w:rFonts w:asciiTheme="minorHAnsi" w:hAnsiTheme="minorHAnsi" w:cstheme="minorHAnsi"/>
+        </w:rPr>
+        <w:t xml:space="preserve"> (CTRM), Excel-based workflows and internal enterprise services. Technologies: C#, .NET, WPF, MVVM, Prism, Rx, Web API, </w:t>
+      </w:r>
+      <w:proofErr w:type="spellStart"/>
+      <w:r>
+        <w:rPr>
+          <w:rFonts w:asciiTheme="minorHAnsi" w:hAnsiTheme="minorHAnsi" w:cstheme="minorHAnsi"/>
+        </w:rPr>
+        <w:t>SignalR</w:t>
+      </w:r>
+      <w:proofErr w:type="spellEnd"/>
+      <w:r>
+        <w:rPr>
+          <w:rFonts w:asciiTheme="minorHAnsi" w:hAnsiTheme="minorHAnsi" w:cstheme="minorHAnsi"/>
+        </w:rPr>
+        <w:t>, RabbitMQ.</w:t>
+      </w:r>
+    </w:p>
+    <w:p>
+      <w:pPr>
+        <w:tabs>
+          <w:tab w:val="right" w:pos="9906"/>
+        </w:tabs>
+        <w:spacing w:before="190"/>
+        <w:rPr>
+          <w:rFonts w:asciiTheme="minorHAnsi" w:hAnsiTheme="minorHAnsi" w:cstheme="minorHAnsi"/>
+        </w:rPr>
+      </w:pPr>
+      <w:r>
+        <w:rPr>
+          <w:rFonts w:asciiTheme="minorHAnsi" w:hAnsiTheme="minorHAnsi" w:cstheme="minorHAnsi"/>
+          <w:b/>
+          <w:bCs/>
+          <w:color w:val="1F3864"/>
+          <w:sz w:val="24"/>
+          <w:szCs w:val="24"/>
+        </w:rPr>
+        <w:t>Senior .NET Consultant | DRS (Data Research and Services)</w:t>
+      </w:r>
+      <w:r>
+        <w:rPr>
+          <w:rFonts w:asciiTheme="minorHAnsi" w:hAnsiTheme="minorHAnsi" w:cstheme="minorHAnsi"/>
+        </w:rPr>
+        <w:tab/>
+      </w:r>
+      <w:r>
+        <w:rPr>
+          <w:rFonts w:asciiTheme="minorHAnsi" w:hAnsiTheme="minorHAnsi" w:cstheme="minorHAnsi"/>
+          <w:b/>
+          <w:bCs/>
+          <w:color w:val="444444"/>
+          <w:sz w:val="21"/>
+          <w:szCs w:val="21"/>
+        </w:rPr>
+        <w:t>May 2013 - Apr 2014</w:t>
+      </w:r>
+    </w:p>
+    <w:p>
+      <w:pPr>
+        <w:spacing w:after="60" w:line="264" w:lineRule="auto"/>
+        <w:rPr>
+          <w:rFonts w:asciiTheme="minorHAnsi" w:hAnsiTheme="minorHAnsi" w:cstheme="minorHAnsi"/>
+        </w:rPr>
+      </w:pPr>
+      <w:r>
+        <w:rPr>
+          <w:rFonts w:asciiTheme="minorHAnsi" w:hAnsiTheme="minorHAnsi" w:cstheme="minorHAnsi"/>
+        </w:rPr>
+        <w:t xml:space="preserve">Built the MVVM application, navigation, persistence, localisation, activity-tracking and weak-event frameworks used across a global e-marking product suite, with high-performance document controls and early HTML5 / Angular SPA proofs-of-concept that set the product's future direction. Technologies: C#, WPF, MVVM, Prism, MEF, Rx, ASP.NET MVC, AngularJS, HTML5, Web API, Telerik, </w:t>
+      </w:r>
+      <w:proofErr w:type="spellStart"/>
+      <w:r>
+        <w:rPr>
+          <w:rFonts w:asciiTheme="minorHAnsi" w:hAnsiTheme="minorHAnsi" w:cstheme="minorHAnsi"/>
+        </w:rPr>
+        <w:t>NUnit</w:t>
+      </w:r>
+      <w:proofErr w:type="spellEnd"/>
+      <w:r>
+        <w:rPr>
+          <w:rFonts w:asciiTheme="minorHAnsi" w:hAnsiTheme="minorHAnsi" w:cstheme="minorHAnsi"/>
+        </w:rPr>
+        <w:t>.</w:t>
+      </w:r>
+    </w:p>
+    <w:p>
+      <w:pPr>
+        <w:tabs>
+          <w:tab w:val="right" w:pos="9906"/>
+        </w:tabs>
+        <w:spacing w:before="190"/>
+        <w:rPr>
+          <w:rFonts w:asciiTheme="minorHAnsi" w:hAnsiTheme="minorHAnsi" w:cstheme="minorHAnsi"/>
+        </w:rPr>
+      </w:pPr>
+      <w:r>
+        <w:rPr>
+          <w:rFonts w:asciiTheme="minorHAnsi" w:hAnsiTheme="minorHAnsi" w:cstheme="minorHAnsi"/>
+          <w:b/>
+          <w:bCs/>
+          <w:color w:val="1F3864"/>
+          <w:sz w:val="24"/>
+          <w:szCs w:val="24"/>
+        </w:rPr>
+        <w:t>Senior WPF Developer | UST Global</w:t>
+      </w:r>
+      <w:r>
+        <w:rPr>
+          <w:rFonts w:asciiTheme="minorHAnsi" w:hAnsiTheme="minorHAnsi" w:cstheme="minorHAnsi"/>
+        </w:rPr>
+        <w:tab/>
+      </w:r>
+      <w:r>
+        <w:rPr>
+          <w:rFonts w:asciiTheme="minorHAnsi" w:hAnsiTheme="minorHAnsi" w:cstheme="minorHAnsi"/>
+          <w:b/>
+          <w:bCs/>
+          <w:color w:val="444444"/>
+          <w:sz w:val="21"/>
+          <w:szCs w:val="21"/>
+        </w:rPr>
+        <w:t>Oct 2012 - Apr 2013</w:t>
+      </w:r>
+    </w:p>
+    <w:p>
+      <w:pPr>
+        <w:spacing w:after="60" w:line="264" w:lineRule="auto"/>
+        <w:rPr>
+          <w:rFonts w:asciiTheme="minorHAnsi" w:hAnsiTheme="minorHAnsi" w:cstheme="minorHAnsi"/>
+        </w:rPr>
+      </w:pPr>
+      <w:r>
+        <w:rPr>
+          <w:rFonts w:asciiTheme="minorHAnsi" w:hAnsiTheme="minorHAnsi" w:cstheme="minorHAnsi"/>
+        </w:rPr>
+        <w:t xml:space="preserve">For a healthcare software provider, delivered reusable APIs and framework components, desktop capabilities including hotkey navigation and layout personalisation, and support-assistant tooling adopted across multiple healthcare products by development, QA and operations teams. Technologies: C#, WPF, MVVM, Prism, Castle Windsor, WCF, Win32, SQL Server, DevExpress, </w:t>
+      </w:r>
+      <w:proofErr w:type="spellStart"/>
+      <w:r>
+        <w:rPr>
+          <w:rFonts w:asciiTheme="minorHAnsi" w:hAnsiTheme="minorHAnsi" w:cstheme="minorHAnsi"/>
+        </w:rPr>
+        <w:t>NUnit</w:t>
+      </w:r>
+      <w:proofErr w:type="spellEnd"/>
+      <w:r>
+        <w:rPr>
+          <w:rFonts w:asciiTheme="minorHAnsi" w:hAnsiTheme="minorHAnsi" w:cstheme="minorHAnsi"/>
+        </w:rPr>
+        <w:t>.</w:t>
+      </w:r>
+    </w:p>
+    <w:p>
+      <w:pPr>
+        <w:tabs>
+          <w:tab w:val="right" w:pos="9906"/>
+        </w:tabs>
+        <w:spacing w:before="190"/>
+        <w:rPr>
+          <w:rFonts w:asciiTheme="minorHAnsi" w:hAnsiTheme="minorHAnsi" w:cstheme="minorHAnsi"/>
+        </w:rPr>
+      </w:pPr>
+      <w:r>
+        <w:rPr>
+          <w:rFonts w:asciiTheme="minorHAnsi" w:hAnsiTheme="minorHAnsi" w:cstheme="minorHAnsi"/>
+          <w:b/>
+          <w:bCs/>
+          <w:color w:val="1F3864"/>
+          <w:sz w:val="24"/>
+          <w:szCs w:val="24"/>
+        </w:rPr>
+        <w:t>Technical Architect | Steria / Xansa</w:t>
+      </w:r>
+      <w:r>
+        <w:rPr>
+          <w:rFonts w:asciiTheme="minorHAnsi" w:hAnsiTheme="minorHAnsi" w:cstheme="minorHAnsi"/>
+        </w:rPr>
+        <w:tab/>
+      </w:r>
+      <w:r>
+        <w:rPr>
+          <w:rFonts w:asciiTheme="minorHAnsi" w:hAnsiTheme="minorHAnsi" w:cstheme="minorHAnsi"/>
+          <w:b/>
+          <w:bCs/>
+          <w:color w:val="444444"/>
+          <w:sz w:val="21"/>
+          <w:szCs w:val="21"/>
+        </w:rPr>
+        <w:t>Aug 2004 - Sep 2012</w:t>
+      </w:r>
+    </w:p>
+    <w:p>
+      <w:pPr>
+        <w:spacing w:after="60" w:line="264" w:lineRule="auto"/>
+        <w:rPr>
+          <w:rFonts w:asciiTheme="minorHAnsi" w:hAnsiTheme="minorHAnsi" w:cstheme="minorHAnsi"/>
+        </w:rPr>
+      </w:pPr>
+      <w:r>
+        <w:rPr>
+          <w:rFonts w:asciiTheme="minorHAnsi" w:hAnsiTheme="minorHAnsi" w:cstheme="minorHAnsi"/>
+        </w:rPr>
+        <w:t xml:space="preserve">For a major UK retail and healthcare group, architected large-scale healthcare and retail platforms including clinical workflow systems and operational dashboards, built reusable WPF and web frameworks adopted across projects, and led delivery teams and major transformation initiatives. Technologies: C#, ASP.NET MVC, WPF, Prism, Silverlight, WCF, SQL Server, Oracle, MongoDB, </w:t>
+      </w:r>
+      <w:proofErr w:type="spellStart"/>
+      <w:r>
+        <w:rPr>
+          <w:rFonts w:asciiTheme="minorHAnsi" w:hAnsiTheme="minorHAnsi" w:cstheme="minorHAnsi"/>
+        </w:rPr>
+        <w:t>NServiceBus</w:t>
+      </w:r>
+      <w:proofErr w:type="spellEnd"/>
+      <w:r>
+        <w:rPr>
+          <w:rFonts w:asciiTheme="minorHAnsi" w:hAnsiTheme="minorHAnsi" w:cstheme="minorHAnsi"/>
+        </w:rPr>
+        <w:t>, Entity Framework, ServiceNow, L1/L2 Support.</w:t>
+      </w:r>
+    </w:p>
+    <w:p>
+      <w:pPr>
+        <w:tabs>
+          <w:tab w:val="right" w:pos="9906"/>
+        </w:tabs>
+        <w:spacing w:before="190"/>
+        <w:rPr>
+          <w:rFonts w:asciiTheme="minorHAnsi" w:hAnsiTheme="minorHAnsi" w:cstheme="minorHAnsi"/>
+        </w:rPr>
+      </w:pPr>
+      <w:r>
+        <w:rPr>
+          <w:rFonts w:asciiTheme="minorHAnsi" w:hAnsiTheme="minorHAnsi" w:cstheme="minorHAnsi"/>
+          <w:b/>
+          <w:bCs/>
+          <w:color w:val="1F3864"/>
+          <w:sz w:val="24"/>
+          <w:szCs w:val="24"/>
+        </w:rPr>
+        <w:t xml:space="preserve">Developer | </w:t>
+      </w:r>
+      <w:proofErr w:type="spellStart"/>
+      <w:r>
+        <w:rPr>
+          <w:rFonts w:asciiTheme="minorHAnsi" w:hAnsiTheme="minorHAnsi" w:cstheme="minorHAnsi"/>
+          <w:b/>
+          <w:bCs/>
+          <w:color w:val="1F3864"/>
+          <w:sz w:val="24"/>
+          <w:szCs w:val="24"/>
+        </w:rPr>
+        <w:t>Mindmill</w:t>
+      </w:r>
+      <w:proofErr w:type="spellEnd"/>
+      <w:r>
+        <w:rPr>
+          <w:rFonts w:asciiTheme="minorHAnsi" w:hAnsiTheme="minorHAnsi" w:cstheme="minorHAnsi"/>
+          <w:b/>
+          <w:bCs/>
+          <w:color w:val="1F3864"/>
+          <w:sz w:val="24"/>
+          <w:szCs w:val="24"/>
+        </w:rPr>
+        <w:t xml:space="preserve"> Software Ltd</w:t>
+      </w:r>
+      <w:r>
+        <w:rPr>
+          <w:rFonts w:asciiTheme="minorHAnsi" w:hAnsiTheme="minorHAnsi" w:cstheme="minorHAnsi"/>
+        </w:rPr>
+        <w:tab/>
+      </w:r>
+      <w:r>
+        <w:rPr>
+          <w:rFonts w:asciiTheme="minorHAnsi" w:hAnsiTheme="minorHAnsi" w:cstheme="minorHAnsi"/>
+          <w:b/>
+          <w:bCs/>
+          <w:color w:val="444444"/>
+          <w:sz w:val="21"/>
+          <w:szCs w:val="21"/>
+        </w:rPr>
+        <w:t>Jun 2002 - Jul 2004</w:t>
+      </w:r>
+    </w:p>
+    <w:p>
+      <w:pPr>
+        <w:spacing w:after="60" w:line="264" w:lineRule="auto"/>
+        <w:rPr>
+          <w:rFonts w:asciiTheme="minorHAnsi" w:hAnsiTheme="minorHAnsi" w:cstheme="minorHAnsi"/>
+        </w:rPr>
+      </w:pPr>
+      <w:r>
+        <w:rPr>
+          <w:rFonts w:asciiTheme="minorHAnsi" w:hAnsiTheme="minorHAnsi" w:cstheme="minorHAnsi"/>
+        </w:rPr>
+        <w:t>Delivered banking, insurance, aviation and public-sector solutions for international clients, including flight operations information system functionality, flight data processing components and biometric attendance systems for a national research organisation. Technologies: ASP.NET, JavaScript, HTML / CSS, SQL Server, MySQL, XML / XSLT, VB6, VC++, COM.</w:t>
+      </w:r>
+    </w:p>
+    <w:p>
+      <w:pPr>
+        <w:pBdr>
+          <w:bottom w:val="single" w:sz="6" w:space="3" w:color="1F3864"/>
+        </w:pBdr>
+        <w:spacing w:before="220" w:after="100"/>
+        <w:rPr>
+          <w:rFonts w:asciiTheme="minorHAnsi" w:hAnsiTheme="minorHAnsi" w:cstheme="minorHAnsi"/>
+        </w:rPr>
+      </w:pPr>
+      <w:r>
+        <w:rPr>
+          <w:rFonts w:asciiTheme="minorHAnsi" w:hAnsiTheme="minorHAnsi" w:cstheme="minorHAnsi"/>
+          <w:b/>
+          <w:bCs/>
+          <w:color w:val="1F3864"/>
+          <w:spacing w:val="12"/>
+          <w:sz w:val="26"/>
+          <w:szCs w:val="26"/>
+        </w:rPr>
+        <w:t>EDUCATION &amp; ADDITIONAL INFORMATION</w:t>
+      </w:r>
+    </w:p>
+    <w:p>
+      <w:pPr>
+        <w:spacing w:before="100" w:after="60"/>
+        <w:rPr>
+          <w:rFonts w:asciiTheme="minorHAnsi" w:hAnsiTheme="minorHAnsi" w:cstheme="minorHAnsi"/>
+        </w:rPr>
+      </w:pPr>
+      <w:r>
+        <w:rPr>
+          <w:rFonts w:asciiTheme="minorHAnsi" w:hAnsiTheme="minorHAnsi" w:cstheme="minorHAnsi"/>
+          <w:b/>
+          <w:bCs/>
+          <w:sz w:val="21"/>
+          <w:szCs w:val="21"/>
+        </w:rPr>
+        <w:t>Education</w:t>
       </w:r>
     </w:p>
     <w:p>
@@ -2724,8 +3416,16 @@
       <w:r>
         <w:rPr>
           <w:rFonts w:asciiTheme="minorHAnsi" w:hAnsiTheme="minorHAnsi" w:cstheme="minorHAnsi"/>
-        </w:rPr>
-        <w:t>Built reactive data and event-handling layers using Reactive Extensions (Rx) and event aggregation, delivering low-latency market data and order-state updates into trading blotters.</w:t>
+          <w:b/>
+          <w:bCs/>
+        </w:rPr>
+        <w:t>Master of Information Technology</w:t>
+      </w:r>
+      <w:r>
+        <w:rPr>
+          <w:rFonts w:asciiTheme="minorHAnsi" w:hAnsiTheme="minorHAnsi" w:cstheme="minorHAnsi"/>
+        </w:rPr>
+        <w:t xml:space="preserve"> (MIT Computers) </w:t>
       </w:r>
     </w:p>
     <w:p>
@@ -2744,8 +3444,38 @@
       <w:r>
         <w:rPr>
           <w:rFonts w:asciiTheme="minorHAnsi" w:hAnsiTheme="minorHAnsi" w:cstheme="minorHAnsi"/>
-        </w:rPr>
-        <w:t>Designed and delivered enterprise-grade data virtualisation, configuration, command and forms frameworks used across multiple trading applications.</w:t>
+          <w:b/>
+          <w:bCs/>
+        </w:rPr>
+        <w:t>Bachelor of Science</w:t>
+      </w:r>
+      <w:r>
+        <w:rPr>
+          <w:rFonts w:asciiTheme="minorHAnsi" w:hAnsiTheme="minorHAnsi" w:cstheme="minorHAnsi"/>
+        </w:rPr>
+        <w:t xml:space="preserve"> (Electronics).</w:t>
+      </w:r>
+    </w:p>
+    <w:p>
+      <w:pPr>
+        <w:spacing w:before="100" w:after="60"/>
+        <w:rPr>
+          <w:rFonts w:asciiTheme="minorHAnsi" w:hAnsiTheme="minorHAnsi" w:cstheme="minorHAnsi"/>
+          <w:b/>
+          <w:bCs/>
+          <w:sz w:val="21"/>
+          <w:szCs w:val="21"/>
+        </w:rPr>
+      </w:pPr>
+      <w:r>
+        <w:rPr>
+          <w:rFonts w:asciiTheme="minorHAnsi" w:hAnsiTheme="minorHAnsi" w:cstheme="minorHAnsi"/>
+          <w:b/>
+          <w:bCs/>
+          <w:sz w:val="21"/>
+          <w:szCs w:val="21"/>
+        </w:rPr>
+        <w:t>Additional Information</w:t>
       </w:r>
     </w:p>
     <w:p>
@@ -2764,8 +3494,58 @@
       <w:r>
         <w:rPr>
           <w:rFonts w:asciiTheme="minorHAnsi" w:hAnsiTheme="minorHAnsi" w:cstheme="minorHAnsi"/>
-        </w:rPr>
-        <w:t>Architected a loosely coupled, SDK-based application model enabling modular development, extensibility and simplified client integration.</w:t>
+          <w:b/>
+          <w:bCs/>
+        </w:rPr>
+        <w:t>British Citizen</w:t>
+      </w:r>
+      <w:r>
+        <w:rPr>
+          <w:rFonts w:asciiTheme="minorHAnsi" w:hAnsiTheme="minorHAnsi" w:cstheme="minorHAnsi"/>
+        </w:rPr>
+        <w:t xml:space="preserve">, based in </w:t>
+      </w:r>
+      <w:r>
+        <w:rPr>
+          <w:rFonts w:asciiTheme="minorHAnsi" w:hAnsiTheme="minorHAnsi" w:cstheme="minorHAnsi"/>
+          <w:b/>
+          <w:bCs/>
+        </w:rPr>
+        <w:t>London</w:t>
+      </w:r>
+      <w:r>
+        <w:rPr>
+          <w:rFonts w:asciiTheme="minorHAnsi" w:hAnsiTheme="minorHAnsi" w:cstheme="minorHAnsi"/>
+        </w:rPr>
+        <w:t xml:space="preserve">, UK. </w:t>
+      </w:r>
+      <w:r>
+        <w:rPr>
+          <w:rFonts w:asciiTheme="minorHAnsi" w:hAnsiTheme="minorHAnsi" w:cstheme="minorHAnsi"/>
+          <w:b/>
+          <w:bCs/>
+        </w:rPr>
+        <w:t>Author of 100+ technical articles</w:t>
+      </w:r>
+      <w:r>
+        <w:rPr>
+          <w:rFonts w:asciiTheme="minorHAnsi" w:hAnsiTheme="minorHAnsi" w:cstheme="minorHAnsi"/>
+        </w:rPr>
+        <w:t xml:space="preserve"> and </w:t>
+      </w:r>
+      <w:r>
+        <w:rPr>
+          <w:rFonts w:asciiTheme="minorHAnsi" w:hAnsiTheme="minorHAnsi" w:cstheme="minorHAnsi"/>
+          <w:b/>
+          <w:bCs/>
+        </w:rPr>
+        <w:t>open-source contributor</w:t>
+      </w:r>
+      <w:r>
+        <w:rPr>
+          <w:rFonts w:asciiTheme="minorHAnsi" w:hAnsiTheme="minorHAnsi" w:cstheme="minorHAnsi"/>
+        </w:rPr>
+        <w:t>.</w:t>
       </w:r>
     </w:p>
     <w:p>
@@ -2785,7 +3565,30 @@
         <w:rPr>
           <w:rFonts w:asciiTheme="minorHAnsi" w:hAnsiTheme="minorHAnsi" w:cstheme="minorHAnsi"/>
         </w:rPr>
-        <w:t>Defined API specifications and integration patterns between client applications and Java-based backend microservices.</w:t>
+        <w:t>Interests: Technology R&amp;D, Electronics and Circuit Design.</w:t>
+      </w:r>
+    </w:p>
+    <w:p>
+      <w:pPr>
+        <w:pBdr>
+          <w:bottom w:val="single" w:sz="6" w:space="3" w:color="1F3864"/>
+        </w:pBdr>
+        <w:spacing w:before="220" w:after="100"/>
+        <w:rPr>
+          <w:rFonts w:asciiTheme="minorHAnsi" w:hAnsiTheme="minorHAnsi" w:cstheme="minorHAnsi"/>
+        </w:rPr>
+      </w:pPr>
+      <w:r>
+        <w:rPr>
+          <w:rFonts w:asciiTheme="minorHAnsi" w:hAnsiTheme="minorHAnsi" w:cstheme="minorHAnsi"/>
+          <w:b/>
+          <w:bCs/>
+          <w:color w:val="1F3864"/>
+          <w:spacing w:val="12"/>
+          <w:sz w:val="26"/>
+          <w:szCs w:val="26"/>
+        </w:rPr>
+        <w:t>CERTIFICATIONS</w:t>
       </w:r>
     </w:p>
     <w:p>
@@ -2805,7 +3608,7 @@
         <w:rPr>
           <w:rFonts w:asciiTheme="minorHAnsi" w:hAnsiTheme="minorHAnsi" w:cstheme="minorHAnsi"/>
         </w:rPr>
-        <w:t>Established automated testing, CI/CD pipelines, UI automation frameworks and engineering governance practices.</w:t>
+        <w:t xml:space="preserve">React, JavaScript, CSS. </w:t>
       </w:r>
     </w:p>
     <w:p>
@@ -2825,733 +3628,7 @@
         <w:rPr>
           <w:rFonts w:asciiTheme="minorHAnsi" w:hAnsiTheme="minorHAnsi" w:cstheme="minorHAnsi"/>
         </w:rPr>
-        <w:t>Provided technical leadership, mentoring and architectural guidance across multiple delivery teams.</w:t>
-      </w:r>
-    </w:p>
-    <w:p>
-      <w:pPr>
-        <w:spacing w:before="80" w:after="80" w:line="258" w:lineRule="auto"/>
-        <w:rPr>
-          <w:rFonts w:asciiTheme="minorHAnsi" w:hAnsiTheme="minorHAnsi" w:cstheme="minorHAnsi"/>
-        </w:rPr>
-      </w:pPr>
-      <w:r>
-        <w:rPr>
-          <w:rFonts w:asciiTheme="minorHAnsi" w:hAnsiTheme="minorHAnsi" w:cstheme="minorHAnsi"/>
-          <w:b/>
-          <w:bCs/>
-        </w:rPr>
-        <w:lastRenderedPageBreak/>
-        <w:t xml:space="preserve">Technology Stack: </w:t>
-      </w:r>
-      <w:r>
-        <w:rPr>
-          <w:rFonts w:asciiTheme="minorHAnsi" w:hAnsiTheme="minorHAnsi" w:cstheme="minorHAnsi"/>
-        </w:rPr>
-        <w:t xml:space="preserve">C# 6.0, WPF, MVVM, React, TypeScript, Reactive Extensions (Rx), microservices, LINQ, </w:t>
-      </w:r>
-      <w:proofErr w:type="spellStart"/>
-      <w:r>
-        <w:rPr>
-          <w:rFonts w:asciiTheme="minorHAnsi" w:hAnsiTheme="minorHAnsi" w:cstheme="minorHAnsi"/>
-        </w:rPr>
-        <w:t>WebSockets</w:t>
-      </w:r>
-      <w:proofErr w:type="spellEnd"/>
-      <w:r>
-        <w:rPr>
-          <w:rFonts w:asciiTheme="minorHAnsi" w:hAnsiTheme="minorHAnsi" w:cstheme="minorHAnsi"/>
-        </w:rPr>
-        <w:t xml:space="preserve">, </w:t>
-      </w:r>
-      <w:proofErr w:type="spellStart"/>
-      <w:r>
-        <w:rPr>
-          <w:rFonts w:asciiTheme="minorHAnsi" w:hAnsiTheme="minorHAnsi" w:cstheme="minorHAnsi"/>
-        </w:rPr>
-        <w:t>Autofac</w:t>
-      </w:r>
-      <w:proofErr w:type="spellEnd"/>
-      <w:r>
-        <w:rPr>
-          <w:rFonts w:asciiTheme="minorHAnsi" w:hAnsiTheme="minorHAnsi" w:cstheme="minorHAnsi"/>
-        </w:rPr>
-        <w:t xml:space="preserve">, TPL Dataflow, Multithreading, Docker, Kubernetes, AWS, Azure, CI/CD, TDD, BDD, </w:t>
-      </w:r>
-      <w:proofErr w:type="spellStart"/>
-      <w:r>
-        <w:rPr>
-          <w:rFonts w:asciiTheme="minorHAnsi" w:hAnsiTheme="minorHAnsi" w:cstheme="minorHAnsi"/>
-        </w:rPr>
-        <w:t>SpecFlow</w:t>
-      </w:r>
-      <w:proofErr w:type="spellEnd"/>
-      <w:r>
-        <w:rPr>
-          <w:rFonts w:asciiTheme="minorHAnsi" w:hAnsiTheme="minorHAnsi" w:cstheme="minorHAnsi"/>
-        </w:rPr>
-        <w:t>, SQL Server, Oracle, Agile.</w:t>
-      </w:r>
-    </w:p>
-    <w:p>
-      <w:pPr>
-        <w:pBdr>
-          <w:bottom w:val="single" w:sz="6" w:space="4" w:color="1F3864"/>
-        </w:pBdr>
-        <w:spacing w:before="220" w:after="100"/>
-        <w:rPr>
-          <w:rFonts w:asciiTheme="minorHAnsi" w:hAnsiTheme="minorHAnsi" w:cstheme="minorHAnsi"/>
-        </w:rPr>
-      </w:pPr>
-      <w:r>
-        <w:rPr>
-          <w:rFonts w:asciiTheme="minorHAnsi" w:hAnsiTheme="minorHAnsi" w:cstheme="minorHAnsi"/>
-          <w:b/>
-          <w:bCs/>
-          <w:color w:val="1F3864"/>
-          <w:spacing w:val="12"/>
-          <w:sz w:val="26"/>
-          <w:szCs w:val="26"/>
-        </w:rPr>
-        <w:t>VARIOUS PROJECTS (2002 – 2017)</w:t>
-      </w:r>
-    </w:p>
-    <w:p>
-      <w:pPr>
-        <w:tabs>
-          <w:tab w:val="right" w:pos="9906"/>
-        </w:tabs>
-        <w:spacing w:before="190"/>
-        <w:rPr>
-          <w:rFonts w:asciiTheme="minorHAnsi" w:hAnsiTheme="minorHAnsi" w:cstheme="minorHAnsi"/>
-        </w:rPr>
-      </w:pPr>
-      <w:r>
-        <w:rPr>
-          <w:rFonts w:asciiTheme="minorHAnsi" w:hAnsiTheme="minorHAnsi" w:cstheme="minorHAnsi"/>
-          <w:b/>
-          <w:bCs/>
-          <w:color w:val="1F3864"/>
-          <w:sz w:val="24"/>
-          <w:szCs w:val="24"/>
-        </w:rPr>
-        <w:t>Full-Stack Developer | EDF Trading</w:t>
-      </w:r>
-      <w:r>
-        <w:rPr>
-          <w:rFonts w:asciiTheme="minorHAnsi" w:hAnsiTheme="minorHAnsi" w:cstheme="minorHAnsi"/>
-        </w:rPr>
-        <w:ptab w:relativeTo="margin" w:alignment="right" w:leader="none"/>
-      </w:r>
-      <w:r>
-        <w:rPr>
-          <w:rFonts w:asciiTheme="minorHAnsi" w:hAnsiTheme="minorHAnsi" w:cstheme="minorHAnsi"/>
-          <w:b/>
-          <w:bCs/>
-          <w:color w:val="444444"/>
-          <w:sz w:val="21"/>
-          <w:szCs w:val="21"/>
-        </w:rPr>
-        <w:t>Feb 2016 – Apr 2017</w:t>
-      </w:r>
-    </w:p>
-    <w:p>
-      <w:pPr>
-        <w:spacing w:after="60" w:line="264" w:lineRule="auto"/>
-        <w:rPr>
-          <w:rFonts w:asciiTheme="minorHAnsi" w:hAnsiTheme="minorHAnsi" w:cstheme="minorHAnsi"/>
-        </w:rPr>
-      </w:pPr>
-      <w:r>
-        <w:rPr>
-          <w:rFonts w:asciiTheme="minorHAnsi" w:hAnsiTheme="minorHAnsi" w:cstheme="minorHAnsi"/>
-        </w:rPr>
-        <w:t xml:space="preserve">Delivered full-stack solutions across web, desktop, server and Excel-based applications </w:t>
-      </w:r>
-      <w:r>
-        <w:rPr>
-          <w:rFonts w:asciiTheme="minorHAnsi" w:hAnsiTheme="minorHAnsi" w:cstheme="minorHAnsi"/>
-        </w:rPr>
-        <w:t>-</w:t>
-      </w:r>
-      <w:r>
-        <w:rPr>
-          <w:rFonts w:asciiTheme="minorHAnsi" w:hAnsiTheme="minorHAnsi" w:cstheme="minorHAnsi"/>
-        </w:rPr>
-        <w:t xml:space="preserve"> Angular front ends, WPF desktop applications, .NET backend services and Excel-DNA integrations </w:t>
-      </w:r>
-      <w:r>
-        <w:rPr>
-          <w:rFonts w:asciiTheme="minorHAnsi" w:hAnsiTheme="minorHAnsi" w:cstheme="minorHAnsi"/>
-        </w:rPr>
-        <w:t>-</w:t>
-      </w:r>
-      <w:r>
-        <w:rPr>
-          <w:rFonts w:asciiTheme="minorHAnsi" w:hAnsiTheme="minorHAnsi" w:cstheme="minorHAnsi"/>
-        </w:rPr>
-        <w:t xml:space="preserve"> with real-time </w:t>
-      </w:r>
-      <w:proofErr w:type="spellStart"/>
-      <w:r>
-        <w:rPr>
-          <w:rFonts w:asciiTheme="minorHAnsi" w:hAnsiTheme="minorHAnsi" w:cstheme="minorHAnsi"/>
-        </w:rPr>
-        <w:t>SignalR</w:t>
-      </w:r>
-      <w:proofErr w:type="spellEnd"/>
-      <w:r>
-        <w:rPr>
-          <w:rFonts w:asciiTheme="minorHAnsi" w:hAnsiTheme="minorHAnsi" w:cstheme="minorHAnsi"/>
-        </w:rPr>
-        <w:t xml:space="preserve"> data visualisation, shared frameworks and enterprise NuGet packages adopted across teams, plus CI/CD pipelines via TFS Release Management. Technologies: C#, .NET 4.6, Angular, TypeScript, WPF, MVVM, Web API, Rx, </w:t>
-      </w:r>
-      <w:proofErr w:type="spellStart"/>
-      <w:r>
-        <w:rPr>
-          <w:rFonts w:asciiTheme="minorHAnsi" w:hAnsiTheme="minorHAnsi" w:cstheme="minorHAnsi"/>
-        </w:rPr>
-        <w:t>SignalR</w:t>
-      </w:r>
-      <w:proofErr w:type="spellEnd"/>
-      <w:r>
-        <w:rPr>
-          <w:rFonts w:asciiTheme="minorHAnsi" w:hAnsiTheme="minorHAnsi" w:cstheme="minorHAnsi"/>
-        </w:rPr>
-        <w:t>, Azure Service Bus, SQL Server, Excel-DNA, TDD / BDD.</w:t>
-      </w:r>
-    </w:p>
-    <w:p>
-      <w:pPr>
-        <w:tabs>
-          <w:tab w:val="right" w:pos="9906"/>
-        </w:tabs>
-        <w:spacing w:before="190"/>
-        <w:rPr>
-          <w:rFonts w:asciiTheme="minorHAnsi" w:hAnsiTheme="minorHAnsi" w:cstheme="minorHAnsi"/>
-        </w:rPr>
-      </w:pPr>
-      <w:r>
-        <w:rPr>
-          <w:rFonts w:asciiTheme="minorHAnsi" w:hAnsiTheme="minorHAnsi" w:cstheme="minorHAnsi"/>
-          <w:b/>
-          <w:bCs/>
-          <w:color w:val="1F3864"/>
-          <w:sz w:val="24"/>
-          <w:szCs w:val="24"/>
-        </w:rPr>
-        <w:t xml:space="preserve">Senior .NET Consultant | </w:t>
-      </w:r>
-      <w:proofErr w:type="spellStart"/>
-      <w:r>
-        <w:rPr>
-          <w:rFonts w:asciiTheme="minorHAnsi" w:hAnsiTheme="minorHAnsi" w:cstheme="minorHAnsi"/>
-          <w:b/>
-          <w:bCs/>
-          <w:color w:val="1F3864"/>
-          <w:sz w:val="24"/>
-          <w:szCs w:val="24"/>
-        </w:rPr>
-        <w:t>Graphnet</w:t>
-      </w:r>
-      <w:proofErr w:type="spellEnd"/>
-      <w:r>
-        <w:rPr>
-          <w:rFonts w:asciiTheme="minorHAnsi" w:hAnsiTheme="minorHAnsi" w:cstheme="minorHAnsi"/>
-          <w:b/>
-          <w:bCs/>
-          <w:color w:val="1F3864"/>
-          <w:sz w:val="24"/>
-          <w:szCs w:val="24"/>
-        </w:rPr>
-        <w:t xml:space="preserve"> Health</w:t>
-      </w:r>
-      <w:r>
-        <w:rPr>
-          <w:rFonts w:asciiTheme="minorHAnsi" w:hAnsiTheme="minorHAnsi" w:cstheme="minorHAnsi"/>
-        </w:rPr>
-        <w:ptab w:relativeTo="margin" w:alignment="right" w:leader="none"/>
-      </w:r>
-      <w:r>
-        <w:rPr>
-          <w:rFonts w:asciiTheme="minorHAnsi" w:hAnsiTheme="minorHAnsi" w:cstheme="minorHAnsi"/>
-          <w:b/>
-          <w:bCs/>
-          <w:color w:val="444444"/>
-          <w:sz w:val="21"/>
-          <w:szCs w:val="21"/>
-        </w:rPr>
-        <w:t>Sep 2014 – Dec 2015</w:t>
-      </w:r>
-    </w:p>
-    <w:p>
-      <w:pPr>
-        <w:spacing w:after="60" w:line="264" w:lineRule="auto"/>
-        <w:rPr>
-          <w:rFonts w:asciiTheme="minorHAnsi" w:hAnsiTheme="minorHAnsi" w:cstheme="minorHAnsi"/>
-        </w:rPr>
-      </w:pPr>
-      <w:r>
-        <w:rPr>
-          <w:rFonts w:asciiTheme="minorHAnsi" w:hAnsiTheme="minorHAnsi" w:cstheme="minorHAnsi"/>
-        </w:rPr>
-        <w:t xml:space="preserve">Architected a real-time monitoring and diagnostics platform processing high-volume service-bus messages with live data-flow visualisation, and a graphical workflow integration platform enabling product teams to transform heterogeneous data and publish it through REST APIs. Technologies: C#, .NET 4.5, WPF, Prism, MVVM, Rx, AngularJS, TypeScript, Web API, </w:t>
-      </w:r>
-      <w:proofErr w:type="spellStart"/>
-      <w:r>
-        <w:rPr>
-          <w:rFonts w:asciiTheme="minorHAnsi" w:hAnsiTheme="minorHAnsi" w:cstheme="minorHAnsi"/>
-        </w:rPr>
-        <w:t>SignalR</w:t>
-      </w:r>
-      <w:proofErr w:type="spellEnd"/>
-      <w:r>
-        <w:rPr>
-          <w:rFonts w:asciiTheme="minorHAnsi" w:hAnsiTheme="minorHAnsi" w:cstheme="minorHAnsi"/>
-        </w:rPr>
-        <w:t xml:space="preserve">, </w:t>
-      </w:r>
-      <w:proofErr w:type="spellStart"/>
-      <w:r>
-        <w:rPr>
-          <w:rFonts w:asciiTheme="minorHAnsi" w:hAnsiTheme="minorHAnsi" w:cstheme="minorHAnsi"/>
-        </w:rPr>
-        <w:t>NServiceBus</w:t>
-      </w:r>
-      <w:proofErr w:type="spellEnd"/>
-      <w:r>
-        <w:rPr>
-          <w:rFonts w:asciiTheme="minorHAnsi" w:hAnsiTheme="minorHAnsi" w:cstheme="minorHAnsi"/>
-        </w:rPr>
-        <w:t xml:space="preserve">, TPL Dataflow, </w:t>
-      </w:r>
-      <w:proofErr w:type="spellStart"/>
-      <w:r>
-        <w:rPr>
-          <w:rFonts w:asciiTheme="minorHAnsi" w:hAnsiTheme="minorHAnsi" w:cstheme="minorHAnsi"/>
-        </w:rPr>
-        <w:t>RavenDB</w:t>
-      </w:r>
-      <w:proofErr w:type="spellEnd"/>
-      <w:r>
-        <w:rPr>
-          <w:rFonts w:asciiTheme="minorHAnsi" w:hAnsiTheme="minorHAnsi" w:cstheme="minorHAnsi"/>
-        </w:rPr>
-        <w:t>.</w:t>
-      </w:r>
-    </w:p>
-    <w:p>
-      <w:pPr>
-        <w:tabs>
-          <w:tab w:val="right" w:pos="9906"/>
-        </w:tabs>
-        <w:spacing w:before="190"/>
-        <w:rPr>
-          <w:rFonts w:asciiTheme="minorHAnsi" w:hAnsiTheme="minorHAnsi" w:cstheme="minorHAnsi"/>
-        </w:rPr>
-      </w:pPr>
-      <w:r>
-        <w:rPr>
-          <w:rFonts w:asciiTheme="minorHAnsi" w:hAnsiTheme="minorHAnsi" w:cstheme="minorHAnsi"/>
-          <w:b/>
-          <w:bCs/>
-          <w:color w:val="1F3864"/>
-          <w:sz w:val="24"/>
-          <w:szCs w:val="24"/>
-        </w:rPr>
-        <w:t>Senior .NET Developer | Gazprom Marketing &amp; Trading</w:t>
-      </w:r>
-      <w:r>
-        <w:rPr>
-          <w:rFonts w:asciiTheme="minorHAnsi" w:hAnsiTheme="minorHAnsi" w:cstheme="minorHAnsi"/>
-        </w:rPr>
-        <w:ptab w:relativeTo="margin" w:alignment="right" w:leader="none"/>
-      </w:r>
-      <w:r>
-        <w:rPr>
-          <w:rFonts w:asciiTheme="minorHAnsi" w:hAnsiTheme="minorHAnsi" w:cstheme="minorHAnsi"/>
-          <w:b/>
-          <w:bCs/>
-          <w:color w:val="444444"/>
-          <w:sz w:val="21"/>
-          <w:szCs w:val="21"/>
-        </w:rPr>
-        <w:t>Apr 2014 – Aug 2014</w:t>
-      </w:r>
-    </w:p>
-    <w:p>
-      <w:pPr>
-        <w:spacing w:after="60" w:line="264" w:lineRule="auto"/>
-        <w:rPr>
-          <w:rFonts w:asciiTheme="minorHAnsi" w:hAnsiTheme="minorHAnsi" w:cstheme="minorHAnsi"/>
-        </w:rPr>
-      </w:pPr>
-      <w:r>
-        <w:rPr>
-          <w:rFonts w:asciiTheme="minorHAnsi" w:hAnsiTheme="minorHAnsi" w:cstheme="minorHAnsi"/>
-        </w:rPr>
-        <w:t xml:space="preserve">Delivered architecture and reusable framework components for Power and Gas storage trading across UK and European markets, integrating </w:t>
-      </w:r>
-      <w:proofErr w:type="spellStart"/>
-      <w:r>
-        <w:rPr>
-          <w:rFonts w:asciiTheme="minorHAnsi" w:hAnsiTheme="minorHAnsi" w:cstheme="minorHAnsi"/>
-        </w:rPr>
-        <w:t>OpenLink</w:t>
-      </w:r>
-      <w:proofErr w:type="spellEnd"/>
-      <w:r>
-        <w:rPr>
-          <w:rFonts w:asciiTheme="minorHAnsi" w:hAnsiTheme="minorHAnsi" w:cstheme="minorHAnsi"/>
-        </w:rPr>
-        <w:t xml:space="preserve"> </w:t>
-      </w:r>
-      <w:proofErr w:type="spellStart"/>
-      <w:r>
-        <w:rPr>
-          <w:rFonts w:asciiTheme="minorHAnsi" w:hAnsiTheme="minorHAnsi" w:cstheme="minorHAnsi"/>
-        </w:rPr>
-        <w:t>Endur</w:t>
-      </w:r>
-      <w:proofErr w:type="spellEnd"/>
-      <w:r>
-        <w:rPr>
-          <w:rFonts w:asciiTheme="minorHAnsi" w:hAnsiTheme="minorHAnsi" w:cstheme="minorHAnsi"/>
-        </w:rPr>
-        <w:t xml:space="preserve"> (CTRM), Excel-based workflows and internal enterprise services. Technologies: C#, .NET, WPF, MVVM, Prism, Rx, Web API, </w:t>
-      </w:r>
-      <w:proofErr w:type="spellStart"/>
-      <w:r>
-        <w:rPr>
-          <w:rFonts w:asciiTheme="minorHAnsi" w:hAnsiTheme="minorHAnsi" w:cstheme="minorHAnsi"/>
-        </w:rPr>
-        <w:t>SignalR</w:t>
-      </w:r>
-      <w:proofErr w:type="spellEnd"/>
-      <w:r>
-        <w:rPr>
-          <w:rFonts w:asciiTheme="minorHAnsi" w:hAnsiTheme="minorHAnsi" w:cstheme="minorHAnsi"/>
-        </w:rPr>
-        <w:t>, RabbitMQ.</w:t>
-      </w:r>
-    </w:p>
-    <w:p>
-      <w:pPr>
-        <w:tabs>
-          <w:tab w:val="right" w:pos="9906"/>
-        </w:tabs>
-        <w:spacing w:before="190"/>
-        <w:rPr>
-          <w:rFonts w:asciiTheme="minorHAnsi" w:hAnsiTheme="minorHAnsi" w:cstheme="minorHAnsi"/>
-        </w:rPr>
-      </w:pPr>
-      <w:r>
-        <w:rPr>
-          <w:rFonts w:asciiTheme="minorHAnsi" w:hAnsiTheme="minorHAnsi" w:cstheme="minorHAnsi"/>
-          <w:b/>
-          <w:bCs/>
-          <w:color w:val="1F3864"/>
-          <w:sz w:val="24"/>
-          <w:szCs w:val="24"/>
-        </w:rPr>
-        <w:t>Senior .NET Consultant | DRS (Data Research and Services)</w:t>
-      </w:r>
-      <w:r>
-        <w:rPr>
-          <w:rFonts w:asciiTheme="minorHAnsi" w:hAnsiTheme="minorHAnsi" w:cstheme="minorHAnsi"/>
-        </w:rPr>
-        <w:ptab w:relativeTo="margin" w:alignment="right" w:leader="none"/>
-      </w:r>
-      <w:r>
-        <w:rPr>
-          <w:rFonts w:asciiTheme="minorHAnsi" w:hAnsiTheme="minorHAnsi" w:cstheme="minorHAnsi"/>
-          <w:b/>
-          <w:bCs/>
-          <w:color w:val="444444"/>
-          <w:sz w:val="21"/>
-          <w:szCs w:val="21"/>
-        </w:rPr>
-        <w:t>May 2013 – Apr 2014</w:t>
-      </w:r>
-    </w:p>
-    <w:p>
-      <w:pPr>
-        <w:spacing w:after="60" w:line="264" w:lineRule="auto"/>
-        <w:rPr>
-          <w:rFonts w:asciiTheme="minorHAnsi" w:hAnsiTheme="minorHAnsi" w:cstheme="minorHAnsi"/>
-        </w:rPr>
-      </w:pPr>
-      <w:r>
-        <w:rPr>
-          <w:rFonts w:asciiTheme="minorHAnsi" w:hAnsiTheme="minorHAnsi" w:cstheme="minorHAnsi"/>
-        </w:rPr>
-        <w:t xml:space="preserve">Built reusable MVVM, navigation, persistence and localisation frameworks for a global e-marking product suite, together with high-performance controls and early HTML5 / Angular SPA proof-of-concepts shaping future product direction. Technologies: C#, WPF, MVVM, Prism, MEF, Rx, ASP.NET MVC, AngularJS, HTML5, Web API, </w:t>
-      </w:r>
-      <w:proofErr w:type="spellStart"/>
-      <w:r>
-        <w:rPr>
-          <w:rFonts w:asciiTheme="minorHAnsi" w:hAnsiTheme="minorHAnsi" w:cstheme="minorHAnsi"/>
-        </w:rPr>
-        <w:t>NUnit</w:t>
-      </w:r>
-      <w:proofErr w:type="spellEnd"/>
-      <w:r>
-        <w:rPr>
-          <w:rFonts w:asciiTheme="minorHAnsi" w:hAnsiTheme="minorHAnsi" w:cstheme="minorHAnsi"/>
-        </w:rPr>
-        <w:t>.</w:t>
-      </w:r>
-    </w:p>
-    <w:p>
-      <w:pPr>
-        <w:tabs>
-          <w:tab w:val="right" w:pos="9906"/>
-        </w:tabs>
-        <w:spacing w:before="190"/>
-        <w:rPr>
-          <w:rFonts w:asciiTheme="minorHAnsi" w:hAnsiTheme="minorHAnsi" w:cstheme="minorHAnsi"/>
-        </w:rPr>
-      </w:pPr>
-      <w:r>
-        <w:rPr>
-          <w:rFonts w:asciiTheme="minorHAnsi" w:hAnsiTheme="minorHAnsi" w:cstheme="minorHAnsi"/>
-          <w:b/>
-          <w:bCs/>
-          <w:color w:val="1F3864"/>
-          <w:sz w:val="24"/>
-          <w:szCs w:val="24"/>
-        </w:rPr>
-        <w:t>Senior WPF Developer | UST Global</w:t>
-      </w:r>
-      <w:r>
-        <w:rPr>
-          <w:rFonts w:asciiTheme="minorHAnsi" w:hAnsiTheme="minorHAnsi" w:cstheme="minorHAnsi"/>
-        </w:rPr>
-        <w:ptab w:relativeTo="margin" w:alignment="right" w:leader="none"/>
-      </w:r>
-      <w:r>
-        <w:rPr>
-          <w:rFonts w:asciiTheme="minorHAnsi" w:hAnsiTheme="minorHAnsi" w:cstheme="minorHAnsi"/>
-          <w:b/>
-          <w:bCs/>
-          <w:color w:val="444444"/>
-          <w:sz w:val="21"/>
-          <w:szCs w:val="21"/>
-        </w:rPr>
-        <w:t>Oct 2012 – Apr 2013</w:t>
-      </w:r>
-    </w:p>
-    <w:p>
-      <w:pPr>
-        <w:spacing w:after="60" w:line="264" w:lineRule="auto"/>
-        <w:rPr>
-          <w:rFonts w:asciiTheme="minorHAnsi" w:hAnsiTheme="minorHAnsi" w:cstheme="minorHAnsi"/>
-        </w:rPr>
-      </w:pPr>
-      <w:r>
-        <w:rPr>
-          <w:rFonts w:asciiTheme="minorHAnsi" w:hAnsiTheme="minorHAnsi" w:cstheme="minorHAnsi"/>
-        </w:rPr>
-        <w:t xml:space="preserve">For a healthcare software provider, delivered reusable APIs, framework components, desktop personalisation capabilities and support tooling adopted across multiple healthcare products by development, QA and operations teams. Technologies: C#, WPF, MVVM, Prism, Castle Windsor, WCF, Win32, SQL Server, DevExpress, </w:t>
-      </w:r>
-      <w:proofErr w:type="spellStart"/>
-      <w:r>
-        <w:rPr>
-          <w:rFonts w:asciiTheme="minorHAnsi" w:hAnsiTheme="minorHAnsi" w:cstheme="minorHAnsi"/>
-        </w:rPr>
-        <w:t>NUnit</w:t>
-      </w:r>
-      <w:proofErr w:type="spellEnd"/>
-      <w:r>
-        <w:rPr>
-          <w:rFonts w:asciiTheme="minorHAnsi" w:hAnsiTheme="minorHAnsi" w:cstheme="minorHAnsi"/>
-        </w:rPr>
-        <w:t>.</w:t>
-      </w:r>
-    </w:p>
-    <w:p>
-      <w:pPr>
-        <w:tabs>
-          <w:tab w:val="right" w:pos="9906"/>
-        </w:tabs>
-        <w:spacing w:before="190"/>
-        <w:rPr>
-          <w:rFonts w:asciiTheme="minorHAnsi" w:hAnsiTheme="minorHAnsi" w:cstheme="minorHAnsi"/>
-        </w:rPr>
-      </w:pPr>
-      <w:r>
-        <w:rPr>
-          <w:rFonts w:asciiTheme="minorHAnsi" w:hAnsiTheme="minorHAnsi" w:cstheme="minorHAnsi"/>
-          <w:b/>
-          <w:bCs/>
-          <w:color w:val="1F3864"/>
-          <w:sz w:val="24"/>
-          <w:szCs w:val="24"/>
-        </w:rPr>
-        <w:t>Technical Architect | Steria / Xansa</w:t>
-      </w:r>
-      <w:r>
-        <w:rPr>
-          <w:rFonts w:asciiTheme="minorHAnsi" w:hAnsiTheme="minorHAnsi" w:cstheme="minorHAnsi"/>
-        </w:rPr>
-        <w:ptab w:relativeTo="margin" w:alignment="right" w:leader="none"/>
-      </w:r>
-      <w:r>
-        <w:rPr>
-          <w:rFonts w:asciiTheme="minorHAnsi" w:hAnsiTheme="minorHAnsi" w:cstheme="minorHAnsi"/>
-          <w:b/>
-          <w:bCs/>
-          <w:color w:val="444444"/>
-          <w:sz w:val="21"/>
-          <w:szCs w:val="21"/>
-        </w:rPr>
-        <w:t>Aug 2004 – Sep 2012</w:t>
-      </w:r>
-    </w:p>
-    <w:p>
-      <w:pPr>
-        <w:spacing w:after="60" w:line="264" w:lineRule="auto"/>
-        <w:rPr>
-          <w:rFonts w:asciiTheme="minorHAnsi" w:hAnsiTheme="minorHAnsi" w:cstheme="minorHAnsi"/>
-        </w:rPr>
-      </w:pPr>
-      <w:r>
-        <w:rPr>
-          <w:rFonts w:asciiTheme="minorHAnsi" w:hAnsiTheme="minorHAnsi" w:cstheme="minorHAnsi"/>
-        </w:rPr>
-        <w:t xml:space="preserve">For a major UK retail and healthcare group, architected large-scale healthcare and retail platforms including clinical workflow systems and operational dashboards, built reusable WPF and web frameworks adopted across projects, and led delivery teams and major transformation initiatives. Technologies: C#, ASP.NET MVC, WPF, Prism, Silverlight, WCF, SQL Server, Oracle, MongoDB, </w:t>
-      </w:r>
-      <w:proofErr w:type="spellStart"/>
-      <w:r>
-        <w:rPr>
-          <w:rFonts w:asciiTheme="minorHAnsi" w:hAnsiTheme="minorHAnsi" w:cstheme="minorHAnsi"/>
-        </w:rPr>
-        <w:t>NServiceBus</w:t>
-      </w:r>
-      <w:proofErr w:type="spellEnd"/>
-      <w:r>
-        <w:rPr>
-          <w:rFonts w:asciiTheme="minorHAnsi" w:hAnsiTheme="minorHAnsi" w:cstheme="minorHAnsi"/>
-        </w:rPr>
-        <w:t>, Entity Framework.</w:t>
-      </w:r>
-    </w:p>
-    <w:p>
-      <w:pPr>
-        <w:tabs>
-          <w:tab w:val="right" w:pos="9906"/>
-        </w:tabs>
-        <w:spacing w:before="190"/>
-        <w:rPr>
-          <w:rFonts w:asciiTheme="minorHAnsi" w:hAnsiTheme="minorHAnsi" w:cstheme="minorHAnsi"/>
-        </w:rPr>
-      </w:pPr>
-      <w:r>
-        <w:rPr>
-          <w:rFonts w:asciiTheme="minorHAnsi" w:hAnsiTheme="minorHAnsi" w:cstheme="minorHAnsi"/>
-          <w:b/>
-          <w:bCs/>
-          <w:color w:val="1F3864"/>
-          <w:sz w:val="24"/>
-          <w:szCs w:val="24"/>
-        </w:rPr>
-        <w:t>Developer |</w:t>
-      </w:r>
-      <w:proofErr w:type="spellStart"/>
-      <w:r>
-        <w:rPr>
-          <w:rFonts w:asciiTheme="minorHAnsi" w:hAnsiTheme="minorHAnsi" w:cstheme="minorHAnsi"/>
-          <w:b/>
-          <w:bCs/>
-          <w:color w:val="1F3864"/>
-          <w:sz w:val="24"/>
-          <w:szCs w:val="24"/>
-        </w:rPr>
-        <w:t>Mindmill</w:t>
-      </w:r>
-      <w:proofErr w:type="spellEnd"/>
-      <w:r>
-        <w:rPr>
-          <w:rFonts w:asciiTheme="minorHAnsi" w:hAnsiTheme="minorHAnsi" w:cstheme="minorHAnsi"/>
-          <w:b/>
-          <w:bCs/>
-          <w:color w:val="1F3864"/>
-          <w:sz w:val="24"/>
-          <w:szCs w:val="24"/>
-        </w:rPr>
-        <w:t xml:space="preserve"> Software Ltd</w:t>
-      </w:r>
-      <w:r>
-        <w:rPr>
-          <w:rFonts w:asciiTheme="minorHAnsi" w:hAnsiTheme="minorHAnsi" w:cstheme="minorHAnsi"/>
-        </w:rPr>
-        <w:ptab w:relativeTo="margin" w:alignment="right" w:leader="none"/>
-      </w:r>
-      <w:r>
-        <w:rPr>
-          <w:rFonts w:asciiTheme="minorHAnsi" w:hAnsiTheme="minorHAnsi" w:cstheme="minorHAnsi"/>
-          <w:b/>
-          <w:bCs/>
-          <w:color w:val="444444"/>
-          <w:sz w:val="21"/>
-          <w:szCs w:val="21"/>
-        </w:rPr>
-        <w:t>Jun 2002 – Jul 2004</w:t>
-      </w:r>
-    </w:p>
-    <w:p>
-      <w:pPr>
-        <w:spacing w:after="60" w:line="264" w:lineRule="auto"/>
-        <w:rPr>
-          <w:rFonts w:asciiTheme="minorHAnsi" w:hAnsiTheme="minorHAnsi" w:cstheme="minorHAnsi"/>
-        </w:rPr>
-      </w:pPr>
-      <w:r>
-        <w:rPr>
-          <w:rFonts w:asciiTheme="minorHAnsi" w:hAnsiTheme="minorHAnsi" w:cstheme="minorHAnsi"/>
-        </w:rPr>
-        <w:t>Delivered banking, insurance, aviation and public-sector solutions for international clients, including flight operations information system functionality, flight data processing components and biometric attendance systems. Technologies: ASP.NET, JavaScript, HTML / CSS, SQL Server, MySQL, XML / XSLT, VB6, VC++, COM.</w:t>
-      </w:r>
-    </w:p>
-    <w:p>
-      <w:pPr>
-        <w:pBdr>
-          <w:bottom w:val="single" w:sz="6" w:space="3" w:color="1F3864"/>
-        </w:pBdr>
-        <w:spacing w:before="220" w:after="100"/>
-        <w:rPr>
-          <w:rFonts w:asciiTheme="minorHAnsi" w:hAnsiTheme="minorHAnsi" w:cstheme="minorHAnsi"/>
-        </w:rPr>
-      </w:pPr>
-      <w:r>
-        <w:rPr>
-          <w:rFonts w:asciiTheme="minorHAnsi" w:hAnsiTheme="minorHAnsi" w:cstheme="minorHAnsi"/>
-          <w:b/>
-          <w:bCs/>
-          <w:color w:val="1F3864"/>
-          <w:spacing w:val="12"/>
-          <w:sz w:val="26"/>
-          <w:szCs w:val="26"/>
-        </w:rPr>
-        <w:t>EDUCATION &amp; ADDITIONAL INFORMATION</w:t>
-      </w:r>
-    </w:p>
-    <w:p>
-      <w:pPr>
-        <w:spacing w:before="100" w:after="60"/>
-        <w:rPr>
-          <w:rFonts w:asciiTheme="minorHAnsi" w:hAnsiTheme="minorHAnsi" w:cstheme="minorHAnsi"/>
-        </w:rPr>
-      </w:pPr>
-      <w:r>
-        <w:rPr>
-          <w:rFonts w:asciiTheme="minorHAnsi" w:hAnsiTheme="minorHAnsi" w:cstheme="minorHAnsi"/>
-          <w:b/>
-          <w:bCs/>
-          <w:sz w:val="21"/>
-          <w:szCs w:val="21"/>
-        </w:rPr>
-        <w:t>Education</w:t>
+        <w:t xml:space="preserve">C#, Python, Node.js, REST API, SQL. </w:t>
       </w:r>
     </w:p>
     <w:p>
@@ -3571,25 +3648,7 @@
         <w:rPr>
           <w:rFonts w:asciiTheme="minorHAnsi" w:hAnsiTheme="minorHAnsi" w:cstheme="minorHAnsi"/>
         </w:rPr>
-        <w:t>Master of Information Technology (MIT Computers) and Bachelor of Science (Electronics).</w:t>
-      </w:r>
-    </w:p>
-    <w:p>
-      <w:pPr>
-        <w:spacing w:before="100" w:after="60"/>
-        <w:rPr>
-          <w:rFonts w:asciiTheme="minorHAnsi" w:hAnsiTheme="minorHAnsi" w:cstheme="minorHAnsi"/>
-        </w:rPr>
-      </w:pPr>
-      <w:r>
-        <w:rPr>
-          <w:rFonts w:asciiTheme="minorHAnsi" w:hAnsiTheme="minorHAnsi" w:cstheme="minorHAnsi"/>
-          <w:b/>
-          <w:bCs/>
-          <w:sz w:val="21"/>
-          <w:szCs w:val="21"/>
-        </w:rPr>
-        <w:t>Additional Information</w:t>
+        <w:t>Problem Solving, IKM Assessment, ITIL Foundation.</w:t>
       </w:r>
     </w:p>
     <w:p>
@@ -3609,32 +3668,21 @@
         <w:rPr>
           <w:rFonts w:asciiTheme="minorHAnsi" w:hAnsiTheme="minorHAnsi" w:cstheme="minorHAnsi"/>
         </w:rPr>
-        <w:t>British Citizen, based in London, UK. Author of 100+ technical articles and open-source contributor.</w:t>
-      </w:r>
-    </w:p>
-    <w:p>
-      <w:pPr>
-        <w:pStyle w:val="ListParagraph"/>
-        <w:numPr>
-          <w:ilvl w:val="0"/>
-          <w:numId w:val="29"/>
-        </w:numPr>
-        <w:spacing w:after="64" w:line="264" w:lineRule="auto"/>
-        <w:contextualSpacing w:val="0"/>
-        <w:rPr>
-          <w:rFonts w:asciiTheme="minorHAnsi" w:hAnsiTheme="minorHAnsi" w:cstheme="minorHAnsi"/>
-        </w:rPr>
-      </w:pPr>
-      <w:r>
-        <w:rPr>
-          <w:rFonts w:asciiTheme="minorHAnsi" w:hAnsiTheme="minorHAnsi" w:cstheme="minorHAnsi"/>
-        </w:rPr>
-        <w:t>Interests: Technology R&amp;D, Electronics and Circuit Design.</w:t>
-      </w:r>
+        <w:t xml:space="preserve">All details: </w:t>
+      </w:r>
+      <w:hyperlink r:id="rId10" w:history="1">
+        <w:r>
+          <w:rPr>
+            <w:rStyle w:val="Hyperlink"/>
+            <w:rFonts w:asciiTheme="minorHAnsi" w:hAnsiTheme="minorHAnsi" w:cstheme="minorHAnsi"/>
+          </w:rPr>
+          <w:t>https://pixytech.com/certifications</w:t>
+        </w:r>
+      </w:hyperlink>
     </w:p>
     <w:sectPr>
       <w:pgSz w:w="11906" w:h="16838"/>
-      <w:pgMar w:top="709" w:right="720" w:bottom="567" w:left="720" w:header="137" w:footer="172" w:gutter="0"/>
+      <w:pgMar w:top="426" w:right="720" w:bottom="284" w:left="720" w:header="137" w:footer="172" w:gutter="0"/>
       <w:cols w:space="708"/>
       <w:docGrid w:linePitch="360"/>
     </w:sectPr>
@@ -4137,19 +4185,20 @@
   <w:abstractNum w:abstractNumId="4" w15:restartNumberingAfterBreak="0">
     <w:nsid w:val="0E08092B"/>
     <w:multiLevelType w:val="hybridMultilevel"/>
-    <w:tmpl w:val="E4345734"/>
-    <w:lvl w:ilvl="0" w:tplc="E6701E88">
-      <w:start w:val="1"/>
-      <w:numFmt w:val="bullet"/>
-      <w:lvlText w:val="▪"/>
+    <w:tmpl w:val="A66E7128"/>
+    <w:lvl w:ilvl="0" w:tplc="A1129BEE">
+      <w:start w:val="1"/>
+      <w:numFmt w:val="bullet"/>
+      <w:lvlText w:val=""/>
       <w:lvlJc w:val="left"/>
       <w:pPr>
         <w:ind w:left="288" w:hanging="200"/>
       </w:pPr>
       <w:rPr>
+        <w:rFonts w:ascii="Symbol" w:hAnsi="Symbol" w:hint="default"/>
         <w:color w:val="1F3864"/>
-        <w:sz w:val="20"/>
-        <w:szCs w:val="20"/>
+        <w:sz w:val="16"/>
+        <w:szCs w:val="16"/>
       </w:rPr>
     </w:lvl>
     <w:lvl w:ilvl="1" w:tplc="966E8ED0">
@@ -5536,6 +5585,121 @@
     </w:lvl>
   </w:abstractNum>
   <w:abstractNum w:abstractNumId="16" w15:restartNumberingAfterBreak="0">
+    <w:nsid w:val="2B9A6826"/>
+    <w:multiLevelType w:val="hybridMultilevel"/>
+    <w:tmpl w:val="08248EAC"/>
+    <w:lvl w:ilvl="0" w:tplc="F8A2F514">
+      <w:start w:val="1"/>
+      <w:numFmt w:val="bullet"/>
+      <w:lvlText w:val=""/>
+      <w:lvlJc w:val="left"/>
+      <w:pPr>
+        <w:ind w:left="1080" w:hanging="360"/>
+      </w:pPr>
+      <w:rPr>
+        <w:rFonts w:ascii="Symbol" w:hAnsi="Symbol" w:hint="default"/>
+        <w:sz w:val="16"/>
+        <w:szCs w:val="16"/>
+      </w:rPr>
+    </w:lvl>
+    <w:lvl w:ilvl="1" w:tplc="08090003" w:tentative="1">
+      <w:start w:val="1"/>
+      <w:numFmt w:val="bullet"/>
+      <w:lvlText w:val="o"/>
+      <w:lvlJc w:val="left"/>
+      <w:pPr>
+        <w:ind w:left="1800" w:hanging="360"/>
+      </w:pPr>
+      <w:rPr>
+        <w:rFonts w:ascii="Courier New" w:hAnsi="Courier New" w:cs="Courier New" w:hint="default"/>
+      </w:rPr>
+    </w:lvl>
+    <w:lvl w:ilvl="2" w:tplc="08090005" w:tentative="1">
+      <w:start w:val="1"/>
+      <w:numFmt w:val="bullet"/>
+      <w:lvlText w:val=""/>
+      <w:lvlJc w:val="left"/>
+      <w:pPr>
+        <w:ind w:left="2520" w:hanging="360"/>
+      </w:pPr>
+      <w:rPr>
+        <w:rFonts w:ascii="Wingdings" w:hAnsi="Wingdings" w:hint="default"/>
+      </w:rPr>
+    </w:lvl>
+    <w:lvl w:ilvl="3" w:tplc="08090001" w:tentative="1">
+      <w:start w:val="1"/>
+      <w:numFmt w:val="bullet"/>
+      <w:lvlText w:val=""/>
+      <w:lvlJc w:val="left"/>
+      <w:pPr>
+        <w:ind w:left="3240" w:hanging="360"/>
+      </w:pPr>
+      <w:rPr>
+        <w:rFonts w:ascii="Symbol" w:hAnsi="Symbol" w:hint="default"/>
+      </w:rPr>
+    </w:lvl>
+    <w:lvl w:ilvl="4" w:tplc="08090003" w:tentative="1">
+      <w:start w:val="1"/>
+      <w:numFmt w:val="bullet"/>
+      <w:lvlText w:val="o"/>
+      <w:lvlJc w:val="left"/>
+      <w:pPr>
+        <w:ind w:left="3960" w:hanging="360"/>
+      </w:pPr>
+      <w:rPr>
+        <w:rFonts w:ascii="Courier New" w:hAnsi="Courier New" w:cs="Courier New" w:hint="default"/>
+      </w:rPr>
+    </w:lvl>
+    <w:lvl w:ilvl="5" w:tplc="08090005" w:tentative="1">
+      <w:start w:val="1"/>
+      <w:numFmt w:val="bullet"/>
+      <w:lvlText w:val=""/>
+      <w:lvlJc w:val="left"/>
+      <w:pPr>
+        <w:ind w:left="4680" w:hanging="360"/>
+      </w:pPr>
+      <w:rPr>
+        <w:rFonts w:ascii="Wingdings" w:hAnsi="Wingdings" w:hint="default"/>
+      </w:rPr>
+    </w:lvl>
+    <w:lvl w:ilvl="6" w:tplc="08090001" w:tentative="1">
+      <w:start w:val="1"/>
+      <w:numFmt w:val="bullet"/>
+      <w:lvlText w:val=""/>
+      <w:lvlJc w:val="left"/>
+      <w:pPr>
+        <w:ind w:left="5400" w:hanging="360"/>
+      </w:pPr>
+      <w:rPr>
+        <w:rFonts w:ascii="Symbol" w:hAnsi="Symbol" w:hint="default"/>
+      </w:rPr>
+    </w:lvl>
+    <w:lvl w:ilvl="7" w:tplc="08090003" w:tentative="1">
+      <w:start w:val="1"/>
+      <w:numFmt w:val="bullet"/>
+      <w:lvlText w:val="o"/>
+      <w:lvlJc w:val="left"/>
+      <w:pPr>
+        <w:ind w:left="6120" w:hanging="360"/>
+      </w:pPr>
+      <w:rPr>
+        <w:rFonts w:ascii="Courier New" w:hAnsi="Courier New" w:cs="Courier New" w:hint="default"/>
+      </w:rPr>
+    </w:lvl>
+    <w:lvl w:ilvl="8" w:tplc="08090005" w:tentative="1">
+      <w:start w:val="1"/>
+      <w:numFmt w:val="bullet"/>
+      <w:lvlText w:val=""/>
+      <w:lvlJc w:val="left"/>
+      <w:pPr>
+        <w:ind w:left="6840" w:hanging="360"/>
+      </w:pPr>
+      <w:rPr>
+        <w:rFonts w:ascii="Wingdings" w:hAnsi="Wingdings" w:hint="default"/>
+      </w:rPr>
+    </w:lvl>
+  </w:abstractNum>
+  <w:abstractNum w:abstractNumId="17" w15:restartNumberingAfterBreak="0">
     <w:nsid w:val="361C2110"/>
     <w:multiLevelType w:val="hybridMultilevel"/>
     <w:tmpl w:val="540CB510"/>
@@ -5648,7 +5812,7 @@
       </w:rPr>
     </w:lvl>
   </w:abstractNum>
-  <w:abstractNum w:abstractNumId="17" w15:restartNumberingAfterBreak="0">
+  <w:abstractNum w:abstractNumId="18" w15:restartNumberingAfterBreak="0">
     <w:nsid w:val="36A51AB4"/>
     <w:multiLevelType w:val="hybridMultilevel"/>
     <w:tmpl w:val="32DEBAFE"/>
@@ -5761,7 +5925,7 @@
       </w:rPr>
     </w:lvl>
   </w:abstractNum>
-  <w:abstractNum w:abstractNumId="18" w15:restartNumberingAfterBreak="0">
+  <w:abstractNum w:abstractNumId="19" w15:restartNumberingAfterBreak="0">
     <w:nsid w:val="373D56A1"/>
     <w:multiLevelType w:val="hybridMultilevel"/>
     <w:tmpl w:val="444EBAA0"/>
@@ -5874,7 +6038,7 @@
       </w:rPr>
     </w:lvl>
   </w:abstractNum>
-  <w:abstractNum w:abstractNumId="19" w15:restartNumberingAfterBreak="0">
+  <w:abstractNum w:abstractNumId="20" w15:restartNumberingAfterBreak="0">
     <w:nsid w:val="39A52209"/>
     <w:multiLevelType w:val="hybridMultilevel"/>
     <w:tmpl w:val="C680C91E"/>
@@ -5987,7 +6151,122 @@
       </w:rPr>
     </w:lvl>
   </w:abstractNum>
-  <w:abstractNum w:abstractNumId="20" w15:restartNumberingAfterBreak="0">
+  <w:abstractNum w:abstractNumId="21" w15:restartNumberingAfterBreak="0">
+    <w:nsid w:val="406D50A6"/>
+    <w:multiLevelType w:val="hybridMultilevel"/>
+    <w:tmpl w:val="063A3DE0"/>
+    <w:lvl w:ilvl="0" w:tplc="453213A0">
+      <w:start w:val="1"/>
+      <w:numFmt w:val="bullet"/>
+      <w:lvlText w:val=""/>
+      <w:lvlJc w:val="left"/>
+      <w:pPr>
+        <w:ind w:left="720" w:hanging="360"/>
+      </w:pPr>
+      <w:rPr>
+        <w:rFonts w:ascii="Symbol" w:hAnsi="Symbol" w:hint="default"/>
+        <w:sz w:val="16"/>
+        <w:szCs w:val="16"/>
+      </w:rPr>
+    </w:lvl>
+    <w:lvl w:ilvl="1" w:tplc="08090003" w:tentative="1">
+      <w:start w:val="1"/>
+      <w:numFmt w:val="bullet"/>
+      <w:lvlText w:val="o"/>
+      <w:lvlJc w:val="left"/>
+      <w:pPr>
+        <w:ind w:left="1440" w:hanging="360"/>
+      </w:pPr>
+      <w:rPr>
+        <w:rFonts w:ascii="Courier New" w:hAnsi="Courier New" w:cs="Courier New" w:hint="default"/>
+      </w:rPr>
+    </w:lvl>
+    <w:lvl w:ilvl="2" w:tplc="08090005" w:tentative="1">
+      <w:start w:val="1"/>
+      <w:numFmt w:val="bullet"/>
+      <w:lvlText w:val=""/>
+      <w:lvlJc w:val="left"/>
+      <w:pPr>
+        <w:ind w:left="2160" w:hanging="360"/>
+      </w:pPr>
+      <w:rPr>
+        <w:rFonts w:ascii="Wingdings" w:hAnsi="Wingdings" w:hint="default"/>
+      </w:rPr>
+    </w:lvl>
+    <w:lvl w:ilvl="3" w:tplc="08090001" w:tentative="1">
+      <w:start w:val="1"/>
+      <w:numFmt w:val="bullet"/>
+      <w:lvlText w:val=""/>
+      <w:lvlJc w:val="left"/>
+      <w:pPr>
+        <w:ind w:left="2880" w:hanging="360"/>
+      </w:pPr>
+      <w:rPr>
+        <w:rFonts w:ascii="Symbol" w:hAnsi="Symbol" w:hint="default"/>
+      </w:rPr>
+    </w:lvl>
+    <w:lvl w:ilvl="4" w:tplc="08090003" w:tentative="1">
+      <w:start w:val="1"/>
+      <w:numFmt w:val="bullet"/>
+      <w:lvlText w:val="o"/>
+      <w:lvlJc w:val="left"/>
+      <w:pPr>
+        <w:ind w:left="3600" w:hanging="360"/>
+      </w:pPr>
+      <w:rPr>
+        <w:rFonts w:ascii="Courier New" w:hAnsi="Courier New" w:cs="Courier New" w:hint="default"/>
+      </w:rPr>
+    </w:lvl>
+    <w:lvl w:ilvl="5" w:tplc="08090005" w:tentative="1">
+      <w:start w:val="1"/>
+      <w:numFmt w:val="bullet"/>
+      <w:lvlText w:val=""/>
+      <w:lvlJc w:val="left"/>
+      <w:pPr>
+        <w:ind w:left="4320" w:hanging="360"/>
+      </w:pPr>
+      <w:rPr>
+        <w:rFonts w:ascii="Wingdings" w:hAnsi="Wingdings" w:hint="default"/>
+      </w:rPr>
+    </w:lvl>
+    <w:lvl w:ilvl="6" w:tplc="08090001" w:tentative="1">
+      <w:start w:val="1"/>
+      <w:numFmt w:val="bullet"/>
+      <w:lvlText w:val=""/>
+      <w:lvlJc w:val="left"/>
+      <w:pPr>
+        <w:ind w:left="5040" w:hanging="360"/>
+      </w:pPr>
+      <w:rPr>
+        <w:rFonts w:ascii="Symbol" w:hAnsi="Symbol" w:hint="default"/>
+      </w:rPr>
+    </w:lvl>
+    <w:lvl w:ilvl="7" w:tplc="08090003" w:tentative="1">
+      <w:start w:val="1"/>
+      <w:numFmt w:val="bullet"/>
+      <w:lvlText w:val="o"/>
+      <w:lvlJc w:val="left"/>
+      <w:pPr>
+        <w:ind w:left="5760" w:hanging="360"/>
+      </w:pPr>
+      <w:rPr>
+        <w:rFonts w:ascii="Courier New" w:hAnsi="Courier New" w:cs="Courier New" w:hint="default"/>
+      </w:rPr>
+    </w:lvl>
+    <w:lvl w:ilvl="8" w:tplc="08090005" w:tentative="1">
+      <w:start w:val="1"/>
+      <w:numFmt w:val="bullet"/>
+      <w:lvlText w:val=""/>
+      <w:lvlJc w:val="left"/>
+      <w:pPr>
+        <w:ind w:left="6480" w:hanging="360"/>
+      </w:pPr>
+      <w:rPr>
+        <w:rFonts w:ascii="Wingdings" w:hAnsi="Wingdings" w:hint="default"/>
+      </w:rPr>
+    </w:lvl>
+  </w:abstractNum>
+  <w:abstractNum w:abstractNumId="22" w15:restartNumberingAfterBreak="0">
     <w:nsid w:val="42AD2034"/>
     <w:multiLevelType w:val="hybridMultilevel"/>
     <w:tmpl w:val="4724C6B0"/>
@@ -6100,7 +6379,7 @@
       </w:rPr>
     </w:lvl>
   </w:abstractNum>
-  <w:abstractNum w:abstractNumId="21" w15:restartNumberingAfterBreak="0">
+  <w:abstractNum w:abstractNumId="23" w15:restartNumberingAfterBreak="0">
     <w:nsid w:val="42E17945"/>
     <w:multiLevelType w:val="hybridMultilevel"/>
     <w:tmpl w:val="28DCE6E2"/>
@@ -6213,7 +6492,7 @@
       </w:rPr>
     </w:lvl>
   </w:abstractNum>
-  <w:abstractNum w:abstractNumId="22" w15:restartNumberingAfterBreak="0">
+  <w:abstractNum w:abstractNumId="24" w15:restartNumberingAfterBreak="0">
     <w:nsid w:val="49045A99"/>
     <w:multiLevelType w:val="hybridMultilevel"/>
     <w:tmpl w:val="BF20E6AC"/>
@@ -6297,7 +6576,7 @@
       </w:pPr>
     </w:lvl>
   </w:abstractNum>
-  <w:abstractNum w:abstractNumId="23" w15:restartNumberingAfterBreak="0">
+  <w:abstractNum w:abstractNumId="25" w15:restartNumberingAfterBreak="0">
     <w:nsid w:val="4A0737E4"/>
     <w:multiLevelType w:val="hybridMultilevel"/>
     <w:tmpl w:val="EC96BD60"/>
@@ -6410,7 +6689,71 @@
       </w:rPr>
     </w:lvl>
   </w:abstractNum>
-  <w:abstractNum w:abstractNumId="24" w15:restartNumberingAfterBreak="0">
+  <w:abstractNum w:abstractNumId="26" w15:restartNumberingAfterBreak="0">
+    <w:nsid w:val="4B61068F"/>
+    <w:multiLevelType w:val="hybridMultilevel"/>
+    <w:tmpl w:val="151C18DA"/>
+    <w:lvl w:ilvl="0" w:tplc="E2EABCF0">
+      <w:start w:val="1"/>
+      <w:numFmt w:val="bullet"/>
+      <w:lvlText w:val=""/>
+      <w:lvlJc w:val="left"/>
+      <w:pPr>
+        <w:ind w:left="288" w:hanging="200"/>
+      </w:pPr>
+      <w:rPr>
+        <w:rFonts w:ascii="Symbol" w:hAnsi="Symbol" w:hint="default"/>
+        <w:color w:val="1F3864"/>
+        <w:sz w:val="16"/>
+        <w:szCs w:val="16"/>
+      </w:rPr>
+    </w:lvl>
+    <w:lvl w:ilvl="1" w:tplc="FFFFFFFF">
+      <w:start w:val="1"/>
+      <w:numFmt w:val="bullet"/>
+      <w:lvlText w:val="–"/>
+      <w:lvlJc w:val="left"/>
+      <w:pPr>
+        <w:ind w:left="576" w:hanging="200"/>
+      </w:pPr>
+    </w:lvl>
+    <w:lvl w:ilvl="2" w:tplc="FFFFFFFF">
+      <w:numFmt w:val="decimal"/>
+      <w:lvlText w:val=""/>
+      <w:lvlJc w:val="left"/>
+    </w:lvl>
+    <w:lvl w:ilvl="3" w:tplc="FFFFFFFF">
+      <w:numFmt w:val="decimal"/>
+      <w:lvlText w:val=""/>
+      <w:lvlJc w:val="left"/>
+    </w:lvl>
+    <w:lvl w:ilvl="4" w:tplc="FFFFFFFF">
+      <w:numFmt w:val="decimal"/>
+      <w:lvlText w:val=""/>
+      <w:lvlJc w:val="left"/>
+    </w:lvl>
+    <w:lvl w:ilvl="5" w:tplc="FFFFFFFF">
+      <w:numFmt w:val="decimal"/>
+      <w:lvlText w:val=""/>
+      <w:lvlJc w:val="left"/>
+    </w:lvl>
+    <w:lvl w:ilvl="6" w:tplc="FFFFFFFF">
+      <w:numFmt w:val="decimal"/>
+      <w:lvlText w:val=""/>
+      <w:lvlJc w:val="left"/>
+    </w:lvl>
+    <w:lvl w:ilvl="7" w:tplc="FFFFFFFF">
+      <w:numFmt w:val="decimal"/>
+      <w:lvlText w:val=""/>
+      <w:lvlJc w:val="left"/>
+    </w:lvl>
+    <w:lvl w:ilvl="8" w:tplc="FFFFFFFF">
+      <w:numFmt w:val="decimal"/>
+      <w:lvlText w:val=""/>
+      <w:lvlJc w:val="left"/>
+    </w:lvl>
+  </w:abstractNum>
+  <w:abstractNum w:abstractNumId="27" w15:restartNumberingAfterBreak="0">
     <w:nsid w:val="518D5C69"/>
     <w:multiLevelType w:val="hybridMultilevel"/>
     <w:tmpl w:val="6C268638"/>
@@ -6552,7 +6895,7 @@
       </w:rPr>
     </w:lvl>
   </w:abstractNum>
-  <w:abstractNum w:abstractNumId="25" w15:restartNumberingAfterBreak="0">
+  <w:abstractNum w:abstractNumId="28" w15:restartNumberingAfterBreak="0">
     <w:nsid w:val="5214102F"/>
     <w:multiLevelType w:val="hybridMultilevel"/>
     <w:tmpl w:val="274E233C"/>
@@ -6665,7 +7008,7 @@
       </w:rPr>
     </w:lvl>
   </w:abstractNum>
-  <w:abstractNum w:abstractNumId="26" w15:restartNumberingAfterBreak="0">
+  <w:abstractNum w:abstractNumId="29" w15:restartNumberingAfterBreak="0">
     <w:nsid w:val="591A0B54"/>
     <w:multiLevelType w:val="hybridMultilevel"/>
     <w:tmpl w:val="7A1ACC42"/>
@@ -6778,7 +7121,120 @@
       </w:rPr>
     </w:lvl>
   </w:abstractNum>
-  <w:abstractNum w:abstractNumId="27" w15:restartNumberingAfterBreak="0">
+  <w:abstractNum w:abstractNumId="30" w15:restartNumberingAfterBreak="0">
+    <w:nsid w:val="59A96BE7"/>
+    <w:multiLevelType w:val="hybridMultilevel"/>
+    <w:tmpl w:val="9E0E0BA8"/>
+    <w:lvl w:ilvl="0" w:tplc="08090001">
+      <w:start w:val="1"/>
+      <w:numFmt w:val="bullet"/>
+      <w:lvlText w:val=""/>
+      <w:lvlJc w:val="left"/>
+      <w:pPr>
+        <w:ind w:left="720" w:hanging="360"/>
+      </w:pPr>
+      <w:rPr>
+        <w:rFonts w:ascii="Symbol" w:hAnsi="Symbol" w:hint="default"/>
+      </w:rPr>
+    </w:lvl>
+    <w:lvl w:ilvl="1" w:tplc="08090003" w:tentative="1">
+      <w:start w:val="1"/>
+      <w:numFmt w:val="bullet"/>
+      <w:lvlText w:val="o"/>
+      <w:lvlJc w:val="left"/>
+      <w:pPr>
+        <w:ind w:left="1440" w:hanging="360"/>
+      </w:pPr>
+      <w:rPr>
+        <w:rFonts w:ascii="Courier New" w:hAnsi="Courier New" w:cs="Courier New" w:hint="default"/>
+      </w:rPr>
+    </w:lvl>
+    <w:lvl w:ilvl="2" w:tplc="08090005" w:tentative="1">
+      <w:start w:val="1"/>
+      <w:numFmt w:val="bullet"/>
+      <w:lvlText w:val=""/>
+      <w:lvlJc w:val="left"/>
+      <w:pPr>
+        <w:ind w:left="2160" w:hanging="360"/>
+      </w:pPr>
+      <w:rPr>
+        <w:rFonts w:ascii="Wingdings" w:hAnsi="Wingdings" w:hint="default"/>
+      </w:rPr>
+    </w:lvl>
+    <w:lvl w:ilvl="3" w:tplc="08090001" w:tentative="1">
+      <w:start w:val="1"/>
+      <w:numFmt w:val="bullet"/>
+      <w:lvlText w:val=""/>
+      <w:lvlJc w:val="left"/>
+      <w:pPr>
+        <w:ind w:left="2880" w:hanging="360"/>
+      </w:pPr>
+      <w:rPr>
+        <w:rFonts w:ascii="Symbol" w:hAnsi="Symbol" w:hint="default"/>
+      </w:rPr>
+    </w:lvl>
+    <w:lvl w:ilvl="4" w:tplc="08090003" w:tentative="1">
+      <w:start w:val="1"/>
+      <w:numFmt w:val="bullet"/>
+      <w:lvlText w:val="o"/>
+      <w:lvlJc w:val="left"/>
+      <w:pPr>
+        <w:ind w:left="3600" w:hanging="360"/>
+      </w:pPr>
+      <w:rPr>
+        <w:rFonts w:ascii="Courier New" w:hAnsi="Courier New" w:cs="Courier New" w:hint="default"/>
+      </w:rPr>
+    </w:lvl>
+    <w:lvl w:ilvl="5" w:tplc="08090005" w:tentative="1">
+      <w:start w:val="1"/>
+      <w:numFmt w:val="bullet"/>
+      <w:lvlText w:val=""/>
+      <w:lvlJc w:val="left"/>
+      <w:pPr>
+        <w:ind w:left="4320" w:hanging="360"/>
+      </w:pPr>
+      <w:rPr>
+        <w:rFonts w:ascii="Wingdings" w:hAnsi="Wingdings" w:hint="default"/>
+      </w:rPr>
+    </w:lvl>
+    <w:lvl w:ilvl="6" w:tplc="08090001" w:tentative="1">
+      <w:start w:val="1"/>
+      <w:numFmt w:val="bullet"/>
+      <w:lvlText w:val=""/>
+      <w:lvlJc w:val="left"/>
+      <w:pPr>
+        <w:ind w:left="5040" w:hanging="360"/>
+      </w:pPr>
+      <w:rPr>
+        <w:rFonts w:ascii="Symbol" w:hAnsi="Symbol" w:hint="default"/>
+      </w:rPr>
+    </w:lvl>
+    <w:lvl w:ilvl="7" w:tplc="08090003" w:tentative="1">
+      <w:start w:val="1"/>
+      <w:numFmt w:val="bullet"/>
+      <w:lvlText w:val="o"/>
+      <w:lvlJc w:val="left"/>
+      <w:pPr>
+        <w:ind w:left="5760" w:hanging="360"/>
+      </w:pPr>
+      <w:rPr>
+        <w:rFonts w:ascii="Courier New" w:hAnsi="Courier New" w:cs="Courier New" w:hint="default"/>
+      </w:rPr>
+    </w:lvl>
+    <w:lvl w:ilvl="8" w:tplc="08090005" w:tentative="1">
+      <w:start w:val="1"/>
+      <w:numFmt w:val="bullet"/>
+      <w:lvlText w:val=""/>
+      <w:lvlJc w:val="left"/>
+      <w:pPr>
+        <w:ind w:left="6480" w:hanging="360"/>
+      </w:pPr>
+      <w:rPr>
+        <w:rFonts w:ascii="Wingdings" w:hAnsi="Wingdings" w:hint="default"/>
+      </w:rPr>
+    </w:lvl>
+  </w:abstractNum>
+  <w:abstractNum w:abstractNumId="31" w15:restartNumberingAfterBreak="0">
     <w:nsid w:val="6032259C"/>
     <w:multiLevelType w:val="hybridMultilevel"/>
     <w:tmpl w:val="B26EABB6"/>
@@ -6890,7 +7346,7 @@
       </w:rPr>
     </w:lvl>
   </w:abstractNum>
-  <w:abstractNum w:abstractNumId="28" w15:restartNumberingAfterBreak="0">
+  <w:abstractNum w:abstractNumId="32" w15:restartNumberingAfterBreak="0">
     <w:nsid w:val="613F07BB"/>
     <w:multiLevelType w:val="hybridMultilevel"/>
     <w:tmpl w:val="9A760654"/>
@@ -7003,7 +7459,7 @@
       </w:rPr>
     </w:lvl>
   </w:abstractNum>
-  <w:abstractNum w:abstractNumId="29" w15:restartNumberingAfterBreak="0">
+  <w:abstractNum w:abstractNumId="33" w15:restartNumberingAfterBreak="0">
     <w:nsid w:val="64560A96"/>
     <w:multiLevelType w:val="hybridMultilevel"/>
     <w:tmpl w:val="A30C7308"/>
@@ -7115,7 +7571,7 @@
       </w:rPr>
     </w:lvl>
   </w:abstractNum>
-  <w:abstractNum w:abstractNumId="30" w15:restartNumberingAfterBreak="0">
+  <w:abstractNum w:abstractNumId="34" w15:restartNumberingAfterBreak="0">
     <w:nsid w:val="71076912"/>
     <w:multiLevelType w:val="hybridMultilevel"/>
     <w:tmpl w:val="7BD65CB6"/>
@@ -7228,7 +7684,7 @@
       </w:rPr>
     </w:lvl>
   </w:abstractNum>
-  <w:abstractNum w:abstractNumId="31" w15:restartNumberingAfterBreak="0">
+  <w:abstractNum w:abstractNumId="35" w15:restartNumberingAfterBreak="0">
     <w:nsid w:val="742752DB"/>
     <w:multiLevelType w:val="hybridMultilevel"/>
     <w:tmpl w:val="EE5E38BA"/>
@@ -7340,7 +7796,7 @@
       </w:rPr>
     </w:lvl>
   </w:abstractNum>
-  <w:abstractNum w:abstractNumId="32" w15:restartNumberingAfterBreak="0">
+  <w:abstractNum w:abstractNumId="36" w15:restartNumberingAfterBreak="0">
     <w:nsid w:val="77FF5603"/>
     <w:multiLevelType w:val="hybridMultilevel"/>
     <w:tmpl w:val="122A2EE6"/>
@@ -7446,6 +7902,149 @@
       <w:lvlText w:val=""/>
       <w:lvlJc w:val="left"/>
       <w:pPr>
+        <w:ind w:left="6480" w:hanging="360"/>
+      </w:pPr>
+      <w:rPr>
+        <w:rFonts w:ascii="Wingdings" w:hAnsi="Wingdings" w:hint="default"/>
+      </w:rPr>
+    </w:lvl>
+  </w:abstractNum>
+  <w:abstractNum w:abstractNumId="37" w15:restartNumberingAfterBreak="0">
+    <w:nsid w:val="78757279"/>
+    <w:multiLevelType w:val="hybridMultilevel"/>
+    <w:tmpl w:val="E2269168"/>
+    <w:lvl w:ilvl="0" w:tplc="D09A34D0">
+      <w:start w:val="1"/>
+      <w:numFmt w:val="bullet"/>
+      <w:lvlText w:val=""/>
+      <w:lvlJc w:val="left"/>
+      <w:pPr>
+        <w:tabs>
+          <w:tab w:val="num" w:pos="360"/>
+        </w:tabs>
+        <w:ind w:left="360" w:hanging="360"/>
+      </w:pPr>
+      <w:rPr>
+        <w:rFonts w:ascii="Symbol" w:hAnsi="Symbol" w:hint="default"/>
+        <w:sz w:val="16"/>
+        <w:szCs w:val="16"/>
+      </w:rPr>
+    </w:lvl>
+    <w:lvl w:ilvl="1" w:tplc="FFFFFFFF">
+      <w:start w:val="1"/>
+      <w:numFmt w:val="bullet"/>
+      <w:lvlText w:val=""/>
+      <w:lvlJc w:val="left"/>
+      <w:pPr>
+        <w:tabs>
+          <w:tab w:val="num" w:pos="792"/>
+        </w:tabs>
+        <w:ind w:left="792" w:hanging="432"/>
+      </w:pPr>
+      <w:rPr>
+        <w:rFonts w:ascii="Wingdings" w:hAnsi="Wingdings" w:hint="default"/>
+        <w:sz w:val="12"/>
+      </w:rPr>
+    </w:lvl>
+    <w:lvl w:ilvl="2" w:tplc="FFFFFFFF" w:tentative="1">
+      <w:start w:val="1"/>
+      <w:numFmt w:val="bullet"/>
+      <w:lvlText w:val=""/>
+      <w:lvlJc w:val="left"/>
+      <w:pPr>
+        <w:tabs>
+          <w:tab w:val="num" w:pos="2160"/>
+        </w:tabs>
+        <w:ind w:left="2160" w:hanging="360"/>
+      </w:pPr>
+      <w:rPr>
+        <w:rFonts w:ascii="Wingdings" w:hAnsi="Wingdings" w:hint="default"/>
+      </w:rPr>
+    </w:lvl>
+    <w:lvl w:ilvl="3" w:tplc="FFFFFFFF" w:tentative="1">
+      <w:start w:val="1"/>
+      <w:numFmt w:val="bullet"/>
+      <w:lvlText w:val=""/>
+      <w:lvlJc w:val="left"/>
+      <w:pPr>
+        <w:tabs>
+          <w:tab w:val="num" w:pos="2880"/>
+        </w:tabs>
+        <w:ind w:left="2880" w:hanging="360"/>
+      </w:pPr>
+      <w:rPr>
+        <w:rFonts w:ascii="Symbol" w:hAnsi="Symbol" w:hint="default"/>
+      </w:rPr>
+    </w:lvl>
+    <w:lvl w:ilvl="4" w:tplc="FFFFFFFF" w:tentative="1">
+      <w:start w:val="1"/>
+      <w:numFmt w:val="bullet"/>
+      <w:lvlText w:val="o"/>
+      <w:lvlJc w:val="left"/>
+      <w:pPr>
+        <w:tabs>
+          <w:tab w:val="num" w:pos="3600"/>
+        </w:tabs>
+        <w:ind w:left="3600" w:hanging="360"/>
+      </w:pPr>
+      <w:rPr>
+        <w:rFonts w:ascii="Courier New" w:hAnsi="Courier New" w:hint="default"/>
+      </w:rPr>
+    </w:lvl>
+    <w:lvl w:ilvl="5" w:tplc="FFFFFFFF" w:tentative="1">
+      <w:start w:val="1"/>
+      <w:numFmt w:val="bullet"/>
+      <w:lvlText w:val=""/>
+      <w:lvlJc w:val="left"/>
+      <w:pPr>
+        <w:tabs>
+          <w:tab w:val="num" w:pos="4320"/>
+        </w:tabs>
+        <w:ind w:left="4320" w:hanging="360"/>
+      </w:pPr>
+      <w:rPr>
+        <w:rFonts w:ascii="Wingdings" w:hAnsi="Wingdings" w:hint="default"/>
+      </w:rPr>
+    </w:lvl>
+    <w:lvl w:ilvl="6" w:tplc="FFFFFFFF" w:tentative="1">
+      <w:start w:val="1"/>
+      <w:numFmt w:val="bullet"/>
+      <w:lvlText w:val=""/>
+      <w:lvlJc w:val="left"/>
+      <w:pPr>
+        <w:tabs>
+          <w:tab w:val="num" w:pos="5040"/>
+        </w:tabs>
+        <w:ind w:left="5040" w:hanging="360"/>
+      </w:pPr>
+      <w:rPr>
+        <w:rFonts w:ascii="Symbol" w:hAnsi="Symbol" w:hint="default"/>
+      </w:rPr>
+    </w:lvl>
+    <w:lvl w:ilvl="7" w:tplc="FFFFFFFF" w:tentative="1">
+      <w:start w:val="1"/>
+      <w:numFmt w:val="bullet"/>
+      <w:lvlText w:val="o"/>
+      <w:lvlJc w:val="left"/>
+      <w:pPr>
+        <w:tabs>
+          <w:tab w:val="num" w:pos="5760"/>
+        </w:tabs>
+        <w:ind w:left="5760" w:hanging="360"/>
+      </w:pPr>
+      <w:rPr>
+        <w:rFonts w:ascii="Courier New" w:hAnsi="Courier New" w:hint="default"/>
+      </w:rPr>
+    </w:lvl>
+    <w:lvl w:ilvl="8" w:tplc="FFFFFFFF" w:tentative="1">
+      <w:start w:val="1"/>
+      <w:numFmt w:val="bullet"/>
+      <w:lvlText w:val=""/>
+      <w:lvlJc w:val="left"/>
+      <w:pPr>
+        <w:tabs>
+          <w:tab w:val="num" w:pos="6480"/>
+        </w:tabs>
         <w:ind w:left="6480" w:hanging="360"/>
       </w:pPr>
       <w:rPr>
@@ -7460,19 +8059,19 @@
     <w:abstractNumId w:val="12"/>
   </w:num>
   <w:num w:numId="3" w16cid:durableId="1731029334">
-    <w:abstractNumId w:val="21"/>
+    <w:abstractNumId w:val="23"/>
   </w:num>
   <w:num w:numId="4" w16cid:durableId="2133941112">
-    <w:abstractNumId w:val="26"/>
+    <w:abstractNumId w:val="29"/>
   </w:num>
   <w:num w:numId="5" w16cid:durableId="759328533">
+    <w:abstractNumId w:val="35"/>
+  </w:num>
+  <w:num w:numId="6" w16cid:durableId="140006191">
     <w:abstractNumId w:val="31"/>
   </w:num>
-  <w:num w:numId="6" w16cid:durableId="140006191">
-    <w:abstractNumId w:val="27"/>
-  </w:num>
   <w:num w:numId="7" w16cid:durableId="902714163">
-    <w:abstractNumId w:val="29"/>
+    <w:abstractNumId w:val="33"/>
   </w:num>
   <w:num w:numId="8" w16cid:durableId="862741331">
     <w:abstractNumId w:val="14"/>
@@ -7481,7 +8080,7 @@
     <w:abstractNumId w:val="7"/>
   </w:num>
   <w:num w:numId="10" w16cid:durableId="1670474882">
-    <w:abstractNumId w:val="28"/>
+    <w:abstractNumId w:val="32"/>
   </w:num>
   <w:num w:numId="11" w16cid:durableId="479200682">
     <w:abstractNumId w:val="2"/>
@@ -7490,7 +8089,7 @@
     <w:abstractNumId w:val="1"/>
   </w:num>
   <w:num w:numId="13" w16cid:durableId="1081752198">
-    <w:abstractNumId w:val="18"/>
+    <w:abstractNumId w:val="19"/>
   </w:num>
   <w:num w:numId="14" w16cid:durableId="1180388727">
     <w:abstractNumId w:val="8"/>
@@ -7499,7 +8098,7 @@
     <w:abstractNumId w:val="11"/>
   </w:num>
   <w:num w:numId="16" w16cid:durableId="1976520242">
-    <w:abstractNumId w:val="16"/>
+    <w:abstractNumId w:val="17"/>
   </w:num>
   <w:num w:numId="17" w16cid:durableId="1457260399">
     <w:abstractNumId w:val="15"/>
@@ -7508,7 +8107,7 @@
     <w:abstractNumId w:val="9"/>
   </w:num>
   <w:num w:numId="19" w16cid:durableId="1960456179">
-    <w:abstractNumId w:val="20"/>
+    <w:abstractNumId w:val="22"/>
   </w:num>
   <w:num w:numId="20" w16cid:durableId="2079742845">
     <w:abstractNumId w:val="6"/>
@@ -7517,10 +8116,10 @@
     <w:abstractNumId w:val="3"/>
   </w:num>
   <w:num w:numId="22" w16cid:durableId="856122386">
-    <w:abstractNumId w:val="17"/>
+    <w:abstractNumId w:val="18"/>
   </w:num>
   <w:num w:numId="23" w16cid:durableId="1113479101">
-    <w:abstractNumId w:val="32"/>
+    <w:abstractNumId w:val="36"/>
   </w:num>
   <w:num w:numId="24" w16cid:durableId="847014439">
     <w:abstractNumId w:val="13"/>
@@ -7529,31 +8128,46 @@
     <w:abstractNumId w:val="0"/>
   </w:num>
   <w:num w:numId="26" w16cid:durableId="1617298016">
-    <w:abstractNumId w:val="23"/>
+    <w:abstractNumId w:val="25"/>
   </w:num>
   <w:num w:numId="27" w16cid:durableId="1759714016">
-    <w:abstractNumId w:val="19"/>
+    <w:abstractNumId w:val="20"/>
   </w:num>
   <w:num w:numId="28" w16cid:durableId="582685931">
-    <w:abstractNumId w:val="30"/>
+    <w:abstractNumId w:val="34"/>
   </w:num>
   <w:num w:numId="29" w16cid:durableId="54746035">
     <w:abstractNumId w:val="4"/>
-    <w:lvlOverride w:ilvl="0">
-      <w:startOverride w:val="1"/>
-    </w:lvlOverride>
   </w:num>
   <w:num w:numId="30" w16cid:durableId="1244409707">
-    <w:abstractNumId w:val="25"/>
+    <w:abstractNumId w:val="28"/>
   </w:num>
   <w:num w:numId="31" w16cid:durableId="664940154">
-    <w:abstractNumId w:val="22"/>
+    <w:abstractNumId w:val="24"/>
   </w:num>
   <w:num w:numId="32" w16cid:durableId="2028748602">
     <w:abstractNumId w:val="5"/>
   </w:num>
   <w:num w:numId="33" w16cid:durableId="1714575473">
-    <w:abstractNumId w:val="24"/>
+    <w:abstractNumId w:val="27"/>
+  </w:num>
+  <w:num w:numId="34" w16cid:durableId="582691424">
+    <w:abstractNumId w:val="30"/>
+  </w:num>
+  <w:num w:numId="35" w16cid:durableId="1121073032">
+    <w:abstractNumId w:val="16"/>
+  </w:num>
+  <w:num w:numId="36" w16cid:durableId="295067999">
+    <w:abstractNumId w:val="21"/>
+  </w:num>
+  <w:num w:numId="37" w16cid:durableId="1763069824">
+    <w:abstractNumId w:val="4"/>
+  </w:num>
+  <w:num w:numId="38" w16cid:durableId="1584682510">
+    <w:abstractNumId w:val="26"/>
+  </w:num>
+  <w:num w:numId="39" w16cid:durableId="1256551384">
+    <w:abstractNumId w:val="37"/>
   </w:num>
   <w:numIdMacAtCleanup w:val="16"/>
 </w:numbering>
@@ -7565,7 +8179,7 @@
     <w:rPrDefault>
       <w:rPr>
         <w:rFonts w:ascii="Calibri" w:eastAsia="Calibri" w:hAnsi="Calibri" w:cs="Times New Roman"/>
-        <w:lang w:val="en-US" w:eastAsia="ja-JP" w:bidi="ar-SA"/>
+        <w:lang w:val="en-GB" w:eastAsia="ja-JP" w:bidi="ar-SA"/>
       </w:rPr>
     </w:rPrDefault>
     <w:pPrDefault/>
@@ -7957,7 +8571,7 @@
       <w:color w:val="292929"/>
       <w:sz w:val="22"/>
       <w:szCs w:val="22"/>
-      <w:lang w:val="en-GB" w:eastAsia="en-US"/>
+      <w:lang w:eastAsia="en-US"/>
     </w:rPr>
   </w:style>
   <w:style w:type="paragraph" w:styleId="Heading1">
@@ -8084,13 +8698,11 @@
     <w:rPr>
       <w:rFonts w:ascii="Cambria" w:eastAsia="Times New Roman" w:hAnsi="Cambria"/>
       <w:color w:val="auto"/>
-      <w:lang w:val="en-US"/>
     </w:rPr>
   </w:style>
   <w:style w:type="character" w:default="1" w:styleId="DefaultParagraphFont">
     <w:name w:val="Default Paragraph Font"/>
     <w:uiPriority w:val="1"/>
-    <w:semiHidden/>
     <w:unhideWhenUsed/>
   </w:style>
   <w:style w:type="table" w:default="1" w:styleId="TableNormal">
@@ -8273,7 +8885,7 @@
       <w:color w:val="292929"/>
       <w:sz w:val="22"/>
       <w:szCs w:val="22"/>
-      <w:lang w:val="en-GB" w:eastAsia="en-US"/>
+      <w:lang w:eastAsia="en-US"/>
     </w:rPr>
   </w:style>
   <w:style w:type="paragraph" w:styleId="ListParagraph">
@@ -8319,7 +8931,6 @@
       <w:color w:val="auto"/>
       <w:sz w:val="18"/>
       <w:szCs w:val="18"/>
-      <w:lang w:val="en-US"/>
     </w:rPr>
   </w:style>
   <w:style w:type="paragraph" w:styleId="PlainText">
@@ -8363,7 +8974,6 @@
       <w:color w:val="auto"/>
       <w:sz w:val="22"/>
       <w:szCs w:val="22"/>
-      <w:lang w:val="en-US"/>
     </w:rPr>
   </w:style>
   <w:style w:type="character" w:customStyle="1" w:styleId="apple-style-span">
@@ -8402,7 +9012,6 @@
       <w:color w:val="auto"/>
       <w:sz w:val="18"/>
       <w:szCs w:val="18"/>
-      <w:lang w:val="en-US"/>
     </w:rPr>
   </w:style>
   <w:style w:type="character" w:customStyle="1" w:styleId="CollegeDegree">
@@ -8484,7 +9093,6 @@
       <w:spacing w:val="10"/>
       <w:sz w:val="36"/>
       <w:szCs w:val="36"/>
-      <w:lang w:val="en-US"/>
       <w14:shadow w14:blurRad="50800" w14:dist="38100" w14:dir="2700000" w14:sx="100000" w14:sy="100000" w14:kx="0" w14:ky="0" w14:algn="tl">
         <w14:srgbClr w14:val="000000">
           <w14:alpha w14:val="60000"/>
@@ -8508,7 +9116,6 @@
       <w:color w:val="auto"/>
       <w:sz w:val="28"/>
       <w:szCs w:val="28"/>
-      <w:lang w:val="en-US"/>
     </w:rPr>
   </w:style>
   <w:style w:type="paragraph" w:customStyle="1" w:styleId="Skills">
@@ -8524,7 +9131,6 @@
       <w:color w:val="auto"/>
       <w:sz w:val="18"/>
       <w:szCs w:val="18"/>
-      <w:lang w:val="en-US"/>
     </w:rPr>
   </w:style>
   <w:style w:type="paragraph" w:customStyle="1" w:styleId="Location">
@@ -8540,7 +9146,6 @@
       <w:color w:val="auto"/>
       <w:sz w:val="18"/>
       <w:szCs w:val="20"/>
-      <w:lang w:val="en-US"/>
     </w:rPr>
   </w:style>
   <w:style w:type="paragraph" w:customStyle="1" w:styleId="JobExperience">
@@ -8554,7 +9159,6 @@
       <w:color w:val="auto"/>
       <w:sz w:val="18"/>
       <w:szCs w:val="20"/>
-      <w:lang w:val="en-US"/>
     </w:rPr>
   </w:style>
   <w:style w:type="character" w:styleId="Strong">

--- a/Rajnish.Noonia.docx
+++ b/Rajnish.Noonia.docx
@@ -298,35 +298,7 @@
         <w:rPr>
           <w:rFonts w:asciiTheme="minorHAnsi" w:hAnsiTheme="minorHAnsi" w:cstheme="minorHAnsi"/>
         </w:rPr>
-        <w:t xml:space="preserve">Delivered front-office, middle-office and operations products into Millennium Management, NatWest Markets, BMO Capital Markets, ISDA, BGC, EDF Trading, and Gazprom Marketing &amp; Trading, spanning Bonds, Repo, FX, FX Options, Swaps, Rates, Equities, Equity Derivatives, NDFs, and Futures. Led delivery of </w:t>
-      </w:r>
-      <w:proofErr w:type="spellStart"/>
-      <w:r>
-        <w:rPr>
-          <w:rFonts w:asciiTheme="minorHAnsi" w:hAnsiTheme="minorHAnsi" w:cstheme="minorHAnsi"/>
-        </w:rPr>
-        <w:t>Kinetix's</w:t>
-      </w:r>
-      <w:proofErr w:type="spellEnd"/>
-      <w:r>
-        <w:rPr>
-          <w:rFonts w:asciiTheme="minorHAnsi" w:hAnsiTheme="minorHAnsi" w:cstheme="minorHAnsi"/>
-        </w:rPr>
-        <w:t xml:space="preserve"> commercial product suite: Trade Management, Sales 360, </w:t>
-      </w:r>
-      <w:proofErr w:type="spellStart"/>
-      <w:r>
-        <w:rPr>
-          <w:rFonts w:asciiTheme="minorHAnsi" w:hAnsiTheme="minorHAnsi" w:cstheme="minorHAnsi"/>
-        </w:rPr>
-        <w:t>DocHub</w:t>
-      </w:r>
-      <w:proofErr w:type="spellEnd"/>
-      <w:r>
-        <w:rPr>
-          <w:rFonts w:asciiTheme="minorHAnsi" w:hAnsiTheme="minorHAnsi" w:cstheme="minorHAnsi"/>
-        </w:rPr>
-        <w:t xml:space="preserve"> and Contracts Intelligence, and architected the enterprise UI platforms, developer SDKs and framework infrastructure those products run on, now built on by more than ten delivery teams.</w:t>
+        <w:t xml:space="preserve">Delivered front-office, middle-office and operations products into Millennium Management, NatWest Markets, BMO Capital Markets, ISDA, BGC, EDF Trading, and Gazprom Marketing &amp; Trading, spanning Bonds, Repo, FX, FX Options, Swaps, Rates, Equities, Equity Derivatives, NDFs, and Futures. Led delivery of Kinetix's commercial product suite: Trade Management, Sales 360, DocHub and Contracts Intelligence, and architected the enterprise UI platforms, developer SDKs and framework infrastructure those products run on, now built on by more than ten delivery teams.</w:t>
       </w:r>
     </w:p>
     <w:p>
@@ -395,61 +367,7 @@
           <w:sz w:val="22"/>
           <w:szCs w:val="22"/>
         </w:rPr>
-        <w:t xml:space="preserve">React 18 (Hooks, Context API, Redux Toolkit), TypeScript, </w:t>
-      </w:r>
-      <w:proofErr w:type="spellStart"/>
-      <w:r>
-        <w:rPr>
-          <w:rFonts w:asciiTheme="minorHAnsi" w:hAnsiTheme="minorHAnsi" w:cstheme="minorHAnsi"/>
-          <w:sz w:val="22"/>
-          <w:szCs w:val="22"/>
-        </w:rPr>
-        <w:t>RxJS</w:t>
-      </w:r>
-      <w:proofErr w:type="spellEnd"/>
-      <w:r>
-        <w:rPr>
-          <w:rFonts w:asciiTheme="minorHAnsi" w:hAnsiTheme="minorHAnsi" w:cstheme="minorHAnsi"/>
-          <w:sz w:val="22"/>
-          <w:szCs w:val="22"/>
-        </w:rPr>
-        <w:t xml:space="preserve">, Angular, Blazor, MVVM, micro-frontends, virtualised high-frequency data grids (AG Grid), </w:t>
-      </w:r>
-      <w:proofErr w:type="spellStart"/>
-      <w:r>
-        <w:rPr>
-          <w:rFonts w:asciiTheme="minorHAnsi" w:hAnsiTheme="minorHAnsi" w:cstheme="minorHAnsi"/>
-          <w:sz w:val="22"/>
-          <w:szCs w:val="22"/>
-        </w:rPr>
-        <w:t>Dockview</w:t>
-      </w:r>
-      <w:proofErr w:type="spellEnd"/>
-      <w:r>
-        <w:rPr>
-          <w:rFonts w:asciiTheme="minorHAnsi" w:hAnsiTheme="minorHAnsi" w:cstheme="minorHAnsi"/>
-          <w:sz w:val="22"/>
-          <w:szCs w:val="22"/>
-        </w:rPr>
-        <w:t xml:space="preserve">, Storybook design systems, WPF, HTML5, CSS3 / SCSS, design tokens, Vite, </w:t>
-      </w:r>
-      <w:proofErr w:type="spellStart"/>
-      <w:r>
-        <w:rPr>
-          <w:rFonts w:asciiTheme="minorHAnsi" w:hAnsiTheme="minorHAnsi" w:cstheme="minorHAnsi"/>
-          <w:sz w:val="22"/>
-          <w:szCs w:val="22"/>
-        </w:rPr>
-        <w:t>Nx</w:t>
-      </w:r>
-      <w:proofErr w:type="spellEnd"/>
-      <w:r>
-        <w:rPr>
-          <w:rFonts w:asciiTheme="minorHAnsi" w:hAnsiTheme="minorHAnsi" w:cstheme="minorHAnsi"/>
-          <w:sz w:val="22"/>
-          <w:szCs w:val="22"/>
-        </w:rPr>
-        <w:t>, Web Workers and rendering performance profiling.</w:t>
+        <w:t xml:space="preserve">React 18 (Hooks, Context API, Redux Toolkit), TypeScript, RxJS, Angular, Blazor, MVVM, micro-frontends, virtualised high-frequency data grids (AG Grid), Dockview, Storybook design systems, WPF, HTML5, CSS3 / SCSS, design tokens, Vite, Nx, Web Workers and rendering performance profiling.</w:t>
       </w:r>
     </w:p>
     <w:p>
@@ -513,97 +431,7 @@
           <w:sz w:val="22"/>
           <w:szCs w:val="22"/>
         </w:rPr>
-        <w:t xml:space="preserve">Microservices, event-driven architecture, </w:t>
-      </w:r>
-      <w:proofErr w:type="spellStart"/>
-      <w:r>
-        <w:rPr>
-          <w:rFonts w:asciiTheme="minorHAnsi" w:hAnsiTheme="minorHAnsi" w:cstheme="minorHAnsi"/>
-          <w:sz w:val="22"/>
-          <w:szCs w:val="22"/>
-        </w:rPr>
-        <w:t>RxJS</w:t>
-      </w:r>
-      <w:proofErr w:type="spellEnd"/>
-      <w:r>
-        <w:rPr>
-          <w:rFonts w:asciiTheme="minorHAnsi" w:hAnsiTheme="minorHAnsi" w:cstheme="minorHAnsi"/>
-          <w:sz w:val="22"/>
-          <w:szCs w:val="22"/>
-        </w:rPr>
-        <w:t xml:space="preserve"> and Rx reactive streams, Kafka, RabbitMQ, Azure Service Bus, </w:t>
-      </w:r>
-      <w:proofErr w:type="spellStart"/>
-      <w:r>
-        <w:rPr>
-          <w:rFonts w:asciiTheme="minorHAnsi" w:hAnsiTheme="minorHAnsi" w:cstheme="minorHAnsi"/>
-          <w:sz w:val="22"/>
-          <w:szCs w:val="22"/>
-        </w:rPr>
-        <w:t>WebSockets</w:t>
-      </w:r>
-      <w:proofErr w:type="spellEnd"/>
-      <w:r>
-        <w:rPr>
-          <w:rFonts w:asciiTheme="minorHAnsi" w:hAnsiTheme="minorHAnsi" w:cstheme="minorHAnsi"/>
-          <w:sz w:val="22"/>
-          <w:szCs w:val="22"/>
-        </w:rPr>
-        <w:t xml:space="preserve">, </w:t>
-      </w:r>
-      <w:proofErr w:type="spellStart"/>
-      <w:r>
-        <w:rPr>
-          <w:rFonts w:asciiTheme="minorHAnsi" w:hAnsiTheme="minorHAnsi" w:cstheme="minorHAnsi"/>
-          <w:sz w:val="22"/>
-          <w:szCs w:val="22"/>
-        </w:rPr>
-        <w:t>SignalR</w:t>
-      </w:r>
-      <w:proofErr w:type="spellEnd"/>
-      <w:r>
-        <w:rPr>
-          <w:rFonts w:asciiTheme="minorHAnsi" w:hAnsiTheme="minorHAnsi" w:cstheme="minorHAnsi"/>
-          <w:sz w:val="22"/>
-          <w:szCs w:val="22"/>
-        </w:rPr>
-        <w:t xml:space="preserve">, </w:t>
-      </w:r>
-      <w:proofErr w:type="spellStart"/>
-      <w:r>
-        <w:rPr>
-          <w:rFonts w:asciiTheme="minorHAnsi" w:hAnsiTheme="minorHAnsi" w:cstheme="minorHAnsi"/>
-          <w:sz w:val="22"/>
-          <w:szCs w:val="22"/>
-        </w:rPr>
-        <w:t>Protobuf</w:t>
-      </w:r>
-      <w:proofErr w:type="spellEnd"/>
-      <w:r>
-        <w:rPr>
-          <w:rFonts w:asciiTheme="minorHAnsi" w:hAnsiTheme="minorHAnsi" w:cstheme="minorHAnsi"/>
-          <w:sz w:val="22"/>
-          <w:szCs w:val="22"/>
-        </w:rPr>
-        <w:t xml:space="preserve">, </w:t>
-      </w:r>
-      <w:proofErr w:type="spellStart"/>
-      <w:r>
-        <w:rPr>
-          <w:rFonts w:asciiTheme="minorHAnsi" w:hAnsiTheme="minorHAnsi" w:cstheme="minorHAnsi"/>
-          <w:sz w:val="22"/>
-          <w:szCs w:val="22"/>
-        </w:rPr>
-        <w:t>MessagePack</w:t>
-      </w:r>
-      <w:proofErr w:type="spellEnd"/>
-      <w:r>
-        <w:rPr>
-          <w:rFonts w:asciiTheme="minorHAnsi" w:hAnsiTheme="minorHAnsi" w:cstheme="minorHAnsi"/>
-          <w:sz w:val="22"/>
-          <w:szCs w:val="22"/>
-        </w:rPr>
-        <w:t>, low-latency and highly available systems.</w:t>
+        <w:t xml:space="preserve">Microservices, event-driven architecture, RxJS and Rx reactive streams, Kafka, RabbitMQ, Azure Service Bus, WebSockets, SignalR, Protobuf, MessagePack, low-latency and highly available systems.</w:t>
       </w:r>
     </w:p>
     <w:p>
@@ -629,23 +457,13 @@
         </w:rPr>
         <w:t xml:space="preserve">Financial Desktop Platforms: </w:t>
       </w:r>
-      <w:proofErr w:type="spellStart"/>
       <w:r>
         <w:rPr>
           <w:rFonts w:asciiTheme="minorHAnsi" w:hAnsiTheme="minorHAnsi" w:cstheme="minorHAnsi"/>
           <w:sz w:val="22"/>
           <w:szCs w:val="22"/>
         </w:rPr>
-        <w:t>OpenFin</w:t>
-      </w:r>
-      <w:proofErr w:type="spellEnd"/>
-      <w:r>
-        <w:rPr>
-          <w:rFonts w:asciiTheme="minorHAnsi" w:hAnsiTheme="minorHAnsi" w:cstheme="minorHAnsi"/>
-          <w:sz w:val="22"/>
-          <w:szCs w:val="22"/>
-        </w:rPr>
-        <w:t>, Glue42, Interop.io, FDC3, workspace integration, workflow automation and cross-application communication.</w:t>
+        <w:t>OpenFin, Glue42, Interop.io, FDC3, workspace integration, workflow automation and cross-application communication.</w:t>
       </w:r>
     </w:p>
     <w:p>
@@ -677,61 +495,7 @@
           <w:sz w:val="22"/>
           <w:szCs w:val="22"/>
         </w:rPr>
-        <w:t xml:space="preserve">Market data, real-time data visualisation, geospatial mapping and operational dashboards; </w:t>
-      </w:r>
-      <w:proofErr w:type="spellStart"/>
-      <w:r>
-        <w:rPr>
-          <w:rFonts w:asciiTheme="minorHAnsi" w:hAnsiTheme="minorHAnsi" w:cstheme="minorHAnsi"/>
-          <w:sz w:val="22"/>
-          <w:szCs w:val="22"/>
-        </w:rPr>
-        <w:t>Syncfusion</w:t>
-      </w:r>
-      <w:proofErr w:type="spellEnd"/>
-      <w:r>
-        <w:rPr>
-          <w:rFonts w:asciiTheme="minorHAnsi" w:hAnsiTheme="minorHAnsi" w:cstheme="minorHAnsi"/>
-          <w:sz w:val="22"/>
-          <w:szCs w:val="22"/>
-        </w:rPr>
-        <w:t xml:space="preserve">, Kendo UI, </w:t>
-      </w:r>
-      <w:proofErr w:type="spellStart"/>
-      <w:r>
-        <w:rPr>
-          <w:rFonts w:asciiTheme="minorHAnsi" w:hAnsiTheme="minorHAnsi" w:cstheme="minorHAnsi"/>
-          <w:sz w:val="22"/>
-          <w:szCs w:val="22"/>
-        </w:rPr>
-        <w:t>Highcharts</w:t>
-      </w:r>
-      <w:proofErr w:type="spellEnd"/>
-      <w:r>
-        <w:rPr>
-          <w:rFonts w:asciiTheme="minorHAnsi" w:hAnsiTheme="minorHAnsi" w:cstheme="minorHAnsi"/>
-          <w:sz w:val="22"/>
-          <w:szCs w:val="22"/>
-        </w:rPr>
-        <w:t xml:space="preserve"> and </w:t>
-      </w:r>
-      <w:proofErr w:type="spellStart"/>
-      <w:r>
-        <w:rPr>
-          <w:rFonts w:asciiTheme="minorHAnsi" w:hAnsiTheme="minorHAnsi" w:cstheme="minorHAnsi"/>
-          <w:sz w:val="22"/>
-          <w:szCs w:val="22"/>
-        </w:rPr>
-        <w:t>MapLibre</w:t>
-      </w:r>
-      <w:proofErr w:type="spellEnd"/>
-      <w:r>
-        <w:rPr>
-          <w:rFonts w:asciiTheme="minorHAnsi" w:hAnsiTheme="minorHAnsi" w:cstheme="minorHAnsi"/>
-          <w:sz w:val="22"/>
-          <w:szCs w:val="22"/>
-        </w:rPr>
-        <w:t xml:space="preserve"> GL JS.</w:t>
+        <w:t xml:space="preserve">Market data, real-time data visualisation, geospatial mapping and operational dashboards; Syncfusion, Kendo UI, Highcharts and MapLibre GL JS.</w:t>
       </w:r>
     </w:p>
     <w:p>
@@ -763,25 +527,7 @@
           <w:sz w:val="22"/>
           <w:szCs w:val="22"/>
         </w:rPr>
-        <w:t xml:space="preserve">C#, .NET 8, ASP.NET Core, Web APIs, </w:t>
-      </w:r>
-      <w:proofErr w:type="spellStart"/>
-      <w:r>
-        <w:rPr>
-          <w:rFonts w:asciiTheme="minorHAnsi" w:hAnsiTheme="minorHAnsi" w:cstheme="minorHAnsi"/>
-          <w:sz w:val="22"/>
-          <w:szCs w:val="22"/>
-        </w:rPr>
-        <w:t>GraphQL</w:t>
-      </w:r>
-      <w:proofErr w:type="spellEnd"/>
-      <w:r>
-        <w:rPr>
-          <w:rFonts w:asciiTheme="minorHAnsi" w:hAnsiTheme="minorHAnsi" w:cstheme="minorHAnsi"/>
-          <w:sz w:val="22"/>
-          <w:szCs w:val="22"/>
-        </w:rPr>
-        <w:t>, Microsoft Graph API, Node.js, Entity Framework, LINQ, Rx.NET, TPL Dataflow, asynchronous programming, Python; WPF, Prism, MVVM, Excel-DNA and Win32 interop for hybrid web/desktop delivery.</w:t>
+        <w:t xml:space="preserve">C#, .NET 10, ASP.NET Core, Web APIs, GraphQL, Microsoft Graph API, Node.js, Entity Framework, LINQ, Rx.NET, TPL Dataflow, asynchronous programming, Python; WPF, Prism, MVVM, Excel-DNA and Win32 interop for hybrid web/desktop delivery.</w:t>
       </w:r>
     </w:p>
     <w:p>
@@ -830,25 +576,7 @@
           <w:sz w:val="22"/>
           <w:szCs w:val="22"/>
         </w:rPr>
-        <w:t xml:space="preserve"> and identity &amp; access management (OAuth2/OIDC, SSO, JWT, </w:t>
-      </w:r>
-      <w:proofErr w:type="spellStart"/>
-      <w:r>
-        <w:rPr>
-          <w:rFonts w:asciiTheme="minorHAnsi" w:hAnsiTheme="minorHAnsi" w:cstheme="minorHAnsi"/>
-          <w:sz w:val="22"/>
-          <w:szCs w:val="22"/>
-        </w:rPr>
-        <w:t>Keycloak</w:t>
-      </w:r>
-      <w:proofErr w:type="spellEnd"/>
-      <w:r>
-        <w:rPr>
-          <w:rFonts w:asciiTheme="minorHAnsi" w:hAnsiTheme="minorHAnsi" w:cstheme="minorHAnsi"/>
-          <w:sz w:val="22"/>
-          <w:szCs w:val="22"/>
-        </w:rPr>
-        <w:t>).</w:t>
+        <w:t xml:space="preserve"> and identity &amp; access management (OAuth2/OIDC, SSO, JWT, Keycloak).</w:t>
       </w:r>
     </w:p>
     <w:p>
@@ -874,77 +602,13 @@
         </w:rPr>
         <w:t xml:space="preserve">Quality &amp; Test Engineering: </w:t>
       </w:r>
-      <w:proofErr w:type="spellStart"/>
       <w:r>
         <w:rPr>
           <w:rFonts w:asciiTheme="minorHAnsi" w:hAnsiTheme="minorHAnsi" w:cstheme="minorHAnsi"/>
           <w:sz w:val="22"/>
           <w:szCs w:val="22"/>
         </w:rPr>
-        <w:t>Vitest</w:t>
-      </w:r>
-      <w:proofErr w:type="spellEnd"/>
-      <w:r>
-        <w:rPr>
-          <w:rFonts w:asciiTheme="minorHAnsi" w:hAnsiTheme="minorHAnsi" w:cstheme="minorHAnsi"/>
-          <w:sz w:val="22"/>
-          <w:szCs w:val="22"/>
-        </w:rPr>
-        <w:t xml:space="preserve">, Jest, Playwright, Cypress, Storybook, </w:t>
-      </w:r>
-      <w:proofErr w:type="spellStart"/>
-      <w:r>
-        <w:rPr>
-          <w:rFonts w:asciiTheme="minorHAnsi" w:hAnsiTheme="minorHAnsi" w:cstheme="minorHAnsi"/>
-          <w:sz w:val="22"/>
-          <w:szCs w:val="22"/>
-        </w:rPr>
-        <w:t>NUnit</w:t>
-      </w:r>
-      <w:proofErr w:type="spellEnd"/>
-      <w:r>
-        <w:rPr>
-          <w:rFonts w:asciiTheme="minorHAnsi" w:hAnsiTheme="minorHAnsi" w:cstheme="minorHAnsi"/>
-          <w:sz w:val="22"/>
-          <w:szCs w:val="22"/>
-        </w:rPr>
-        <w:t xml:space="preserve">, </w:t>
-      </w:r>
-      <w:proofErr w:type="spellStart"/>
-      <w:r>
-        <w:rPr>
-          <w:rFonts w:asciiTheme="minorHAnsi" w:hAnsiTheme="minorHAnsi" w:cstheme="minorHAnsi"/>
-          <w:sz w:val="22"/>
-          <w:szCs w:val="22"/>
-        </w:rPr>
-        <w:t>xUnit</w:t>
-      </w:r>
-      <w:proofErr w:type="spellEnd"/>
-      <w:r>
-        <w:rPr>
-          <w:rFonts w:asciiTheme="minorHAnsi" w:hAnsiTheme="minorHAnsi" w:cstheme="minorHAnsi"/>
-          <w:sz w:val="22"/>
-          <w:szCs w:val="22"/>
-        </w:rPr>
-        <w:t xml:space="preserve">, </w:t>
-      </w:r>
-      <w:proofErr w:type="spellStart"/>
-      <w:r>
-        <w:rPr>
-          <w:rFonts w:asciiTheme="minorHAnsi" w:hAnsiTheme="minorHAnsi" w:cstheme="minorHAnsi"/>
-          <w:sz w:val="22"/>
-          <w:szCs w:val="22"/>
-        </w:rPr>
-        <w:t>SpecFlow</w:t>
-      </w:r>
-      <w:proofErr w:type="spellEnd"/>
-      <w:r>
-        <w:rPr>
-          <w:rFonts w:asciiTheme="minorHAnsi" w:hAnsiTheme="minorHAnsi" w:cstheme="minorHAnsi"/>
-          <w:sz w:val="22"/>
-          <w:szCs w:val="22"/>
-        </w:rPr>
-        <w:t>, component and visual regression testing, UI automation, TDD, BDD and DDD.</w:t>
+        <w:t xml:space="preserve">Vitest, Jest, Playwright, Cypress, Storybook, NUnit, xUnit, SpecFlow, component and visual regression testing, UI automation, TDD, BDD and DDD.</w:t>
       </w:r>
     </w:p>
     <w:p>
@@ -976,43 +640,7 @@
           <w:sz w:val="22"/>
           <w:szCs w:val="22"/>
         </w:rPr>
-        <w:t xml:space="preserve">AWS, Azure, Docker, Kubernetes, Helm, </w:t>
-      </w:r>
-      <w:proofErr w:type="spellStart"/>
-      <w:r>
-        <w:rPr>
-          <w:rFonts w:asciiTheme="minorHAnsi" w:hAnsiTheme="minorHAnsi" w:cstheme="minorHAnsi"/>
-          <w:sz w:val="22"/>
-          <w:szCs w:val="22"/>
-        </w:rPr>
-        <w:t>ArgoCD</w:t>
-      </w:r>
-      <w:proofErr w:type="spellEnd"/>
-      <w:r>
-        <w:rPr>
-          <w:rFonts w:asciiTheme="minorHAnsi" w:hAnsiTheme="minorHAnsi" w:cstheme="minorHAnsi"/>
-          <w:sz w:val="22"/>
-          <w:szCs w:val="22"/>
-        </w:rPr>
-        <w:t xml:space="preserve">, Terraform, Git, GitHub Actions, Azure DevOps, CI/CD, SQL Server, PostgreSQL, Oracle, MongoDB, Redis, </w:t>
-      </w:r>
-      <w:proofErr w:type="spellStart"/>
-      <w:r>
-        <w:rPr>
-          <w:rFonts w:asciiTheme="minorHAnsi" w:hAnsiTheme="minorHAnsi" w:cstheme="minorHAnsi"/>
-          <w:sz w:val="22"/>
-          <w:szCs w:val="22"/>
-        </w:rPr>
-        <w:t>DuckDB</w:t>
-      </w:r>
-      <w:proofErr w:type="spellEnd"/>
-      <w:r>
-        <w:rPr>
-          <w:rFonts w:asciiTheme="minorHAnsi" w:hAnsiTheme="minorHAnsi" w:cstheme="minorHAnsi"/>
-          <w:sz w:val="22"/>
-          <w:szCs w:val="22"/>
-        </w:rPr>
-        <w:t xml:space="preserve"> and Elasticsearch.</w:t>
+        <w:t xml:space="preserve">AWS, Azure, Docker, Kubernetes, Helm, ArgoCD, Terraform, Git, GitHub Actions, Azure DevOps, CI/CD, SQL Server, PostgreSQL, Oracle, MongoDB, Redis, DuckDB and Elasticsearch.</w:t>
       </w:r>
     </w:p>
     <w:p>
@@ -1250,21 +878,7 @@
         <w:rPr>
           <w:rFonts w:asciiTheme="minorHAnsi" w:hAnsiTheme="minorHAnsi" w:cstheme="minorHAnsi"/>
         </w:rPr>
-        <w:t xml:space="preserve">cross-application interoperability platform on </w:t>
-      </w:r>
-      <w:proofErr w:type="spellStart"/>
-      <w:r>
-        <w:rPr>
-          <w:rFonts w:asciiTheme="minorHAnsi" w:hAnsiTheme="minorHAnsi" w:cstheme="minorHAnsi"/>
-        </w:rPr>
-        <w:t>OpenFin</w:t>
-      </w:r>
-      <w:proofErr w:type="spellEnd"/>
-      <w:r>
-        <w:rPr>
-          <w:rFonts w:asciiTheme="minorHAnsi" w:hAnsiTheme="minorHAnsi" w:cstheme="minorHAnsi"/>
-        </w:rPr>
-        <w:t xml:space="preserve"> and FDC3. Carries context, events and workflow automation between otherwise unconnected trading applications, turning a fragmented desktop into a single trader workbench.</w:t>
+        <w:t xml:space="preserve">cross-application interoperability platform on OpenFin and FDC3. Carries context, events and workflow automation between otherwise unconnected trading applications, turning a fragmented desktop into a single trader workbench.</w:t>
       </w:r>
     </w:p>
     <w:p>
@@ -1320,49 +934,7 @@
         <w:rPr>
           <w:rFonts w:asciiTheme="minorHAnsi" w:hAnsiTheme="minorHAnsi" w:cstheme="minorHAnsi"/>
         </w:rPr>
-        <w:t xml:space="preserve">real-time geospatial platform for commodity and shipping operations: live fleet positions, route visualisation and operational status dashboards, built on </w:t>
-      </w:r>
-      <w:proofErr w:type="spellStart"/>
-      <w:r>
-        <w:rPr>
-          <w:rFonts w:asciiTheme="minorHAnsi" w:hAnsiTheme="minorHAnsi" w:cstheme="minorHAnsi"/>
-        </w:rPr>
-        <w:t>MapLibre</w:t>
-      </w:r>
-      <w:proofErr w:type="spellEnd"/>
-      <w:r>
-        <w:rPr>
-          <w:rFonts w:asciiTheme="minorHAnsi" w:hAnsiTheme="minorHAnsi" w:cstheme="minorHAnsi"/>
-        </w:rPr>
-        <w:t xml:space="preserve"> GL JS with </w:t>
-      </w:r>
-      <w:proofErr w:type="spellStart"/>
-      <w:r>
-        <w:rPr>
-          <w:rFonts w:asciiTheme="minorHAnsi" w:hAnsiTheme="minorHAnsi" w:cstheme="minorHAnsi"/>
-        </w:rPr>
-        <w:t>RxJS</w:t>
-      </w:r>
-      <w:proofErr w:type="spellEnd"/>
-      <w:r>
-        <w:rPr>
-          <w:rFonts w:asciiTheme="minorHAnsi" w:hAnsiTheme="minorHAnsi" w:cstheme="minorHAnsi"/>
-        </w:rPr>
-        <w:t xml:space="preserve"> streaming pipelines over </w:t>
-      </w:r>
-      <w:proofErr w:type="spellStart"/>
-      <w:r>
-        <w:rPr>
-          <w:rFonts w:asciiTheme="minorHAnsi" w:hAnsiTheme="minorHAnsi" w:cstheme="minorHAnsi"/>
-        </w:rPr>
-        <w:t>WebSockets</w:t>
-      </w:r>
-      <w:proofErr w:type="spellEnd"/>
-      <w:r>
-        <w:rPr>
-          <w:rFonts w:asciiTheme="minorHAnsi" w:hAnsiTheme="minorHAnsi" w:cstheme="minorHAnsi"/>
-        </w:rPr>
-        <w:t>.</w:t>
+        <w:t xml:space="preserve">real-time geospatial platform for commodity and shipping operations: live fleet positions, route visualisation and operational status dashboards, built on MapLibre GL JS with RxJS streaming pipelines over WebSockets.</w:t>
       </w:r>
     </w:p>
     <w:p>
@@ -1398,21 +970,7 @@
         <w:rPr>
           <w:rFonts w:asciiTheme="minorHAnsi" w:hAnsiTheme="minorHAnsi" w:cstheme="minorHAnsi"/>
         </w:rPr>
-        <w:t xml:space="preserve">Engineered the </w:t>
-      </w:r>
-      <w:proofErr w:type="spellStart"/>
-      <w:r>
-        <w:rPr>
-          <w:rFonts w:asciiTheme="minorHAnsi" w:hAnsiTheme="minorHAnsi" w:cstheme="minorHAnsi"/>
-        </w:rPr>
-        <w:t>RxJS</w:t>
-      </w:r>
-      <w:proofErr w:type="spellEnd"/>
-      <w:r>
-        <w:rPr>
-          <w:rFonts w:asciiTheme="minorHAnsi" w:hAnsiTheme="minorHAnsi" w:cstheme="minorHAnsi"/>
-        </w:rPr>
-        <w:t xml:space="preserve"> streaming pipelines carrying live pricing, market and operational data: multicast subjects, backpressure handling, throttling, windowing and conflation. High-frequency updates land in virtualised blotters without the UI stalling.</w:t>
+        <w:t xml:space="preserve">Engineered the RxJS streaming pipelines carrying live pricing, market and operational data: multicast subjects, backpressure handling, throttling, windowing and conflation. High-frequency updates land in virtualised blotters without the UI stalling.</w:t>
       </w:r>
     </w:p>
     <w:p>
@@ -1432,21 +990,7 @@
         <w:rPr>
           <w:rFonts w:asciiTheme="minorHAnsi" w:hAnsiTheme="minorHAnsi" w:cstheme="minorHAnsi"/>
         </w:rPr>
-        <w:t xml:space="preserve">Optimised application performance for high-frequency data environments through virtualised rendering, </w:t>
-      </w:r>
-      <w:proofErr w:type="spellStart"/>
-      <w:r>
-        <w:rPr>
-          <w:rFonts w:asciiTheme="minorHAnsi" w:hAnsiTheme="minorHAnsi" w:cstheme="minorHAnsi"/>
-        </w:rPr>
-        <w:t>memoisation</w:t>
-      </w:r>
-      <w:proofErr w:type="spellEnd"/>
-      <w:r>
-        <w:rPr>
-          <w:rFonts w:asciiTheme="minorHAnsi" w:hAnsiTheme="minorHAnsi" w:cstheme="minorHAnsi"/>
-        </w:rPr>
-        <w:t>, selective re-render strategies, Web Worker offloading and bundle-level code splitting.</w:t>
+        <w:t xml:space="preserve">Optimised application performance for high-frequency data environments through virtualised rendering, memoisation, selective re-render strategies, Web Worker offloading and bundle-level code splitting.</w:t>
       </w:r>
     </w:p>
     <w:p>
@@ -1506,21 +1050,7 @@
         <w:rPr>
           <w:rFonts w:asciiTheme="minorHAnsi" w:hAnsiTheme="minorHAnsi" w:cstheme="minorHAnsi"/>
         </w:rPr>
-        <w:t xml:space="preserve">Established the real-time streaming architecture: live data distribution over </w:t>
-      </w:r>
-      <w:proofErr w:type="spellStart"/>
-      <w:r>
-        <w:rPr>
-          <w:rFonts w:asciiTheme="minorHAnsi" w:hAnsiTheme="minorHAnsi" w:cstheme="minorHAnsi"/>
-        </w:rPr>
-        <w:t>WebSockets</w:t>
-      </w:r>
-      <w:proofErr w:type="spellEnd"/>
-      <w:r>
-        <w:rPr>
-          <w:rFonts w:asciiTheme="minorHAnsi" w:hAnsiTheme="minorHAnsi" w:cstheme="minorHAnsi"/>
-        </w:rPr>
-        <w:t>, claims-based authorisation, user-targeted messaging and horizontally scalable Kubernetes deployments.</w:t>
+        <w:t xml:space="preserve">Established the real-time streaming architecture: live data distribution over WebSockets, claims-based authorisation, user-targeted messaging and horizontally scalable Kubernetes deployments.</w:t>
       </w:r>
     </w:p>
     <w:p>
@@ -1560,21 +1090,7 @@
         <w:rPr>
           <w:rFonts w:asciiTheme="minorHAnsi" w:hAnsiTheme="minorHAnsi" w:cstheme="minorHAnsi"/>
         </w:rPr>
-        <w:t xml:space="preserve">Embedded quality engineering across the platform: </w:t>
-      </w:r>
-      <w:proofErr w:type="spellStart"/>
-      <w:r>
-        <w:rPr>
-          <w:rFonts w:asciiTheme="minorHAnsi" w:hAnsiTheme="minorHAnsi" w:cstheme="minorHAnsi"/>
-        </w:rPr>
-        <w:t>Vitest</w:t>
-      </w:r>
-      <w:proofErr w:type="spellEnd"/>
-      <w:r>
-        <w:rPr>
-          <w:rFonts w:asciiTheme="minorHAnsi" w:hAnsiTheme="minorHAnsi" w:cstheme="minorHAnsi"/>
-        </w:rPr>
-        <w:t xml:space="preserve"> unit and component tests, Playwright end-to-end automation and visual regression coverage, with one set of test standards for every consuming team.</w:t>
+        <w:t xml:space="preserve">Embedded quality engineering across the platform: Vitest unit and component tests, Playwright end-to-end automation and visual regression coverage, with one set of test standards for every consuming team.</w:t>
       </w:r>
     </w:p>
     <w:p>
@@ -1676,133 +1192,7 @@
         <w:rPr>
           <w:rFonts w:asciiTheme="minorHAnsi" w:hAnsiTheme="minorHAnsi" w:cstheme="minorHAnsi"/>
         </w:rPr>
-        <w:t xml:space="preserve">: React 18, Angular 22, TypeScript, </w:t>
-      </w:r>
-      <w:proofErr w:type="spellStart"/>
-      <w:r>
-        <w:rPr>
-          <w:rFonts w:asciiTheme="minorHAnsi" w:hAnsiTheme="minorHAnsi" w:cstheme="minorHAnsi"/>
-        </w:rPr>
-        <w:t>RxJS</w:t>
-      </w:r>
-      <w:proofErr w:type="spellEnd"/>
-      <w:r>
-        <w:rPr>
-          <w:rFonts w:asciiTheme="minorHAnsi" w:hAnsiTheme="minorHAnsi" w:cstheme="minorHAnsi"/>
-        </w:rPr>
-        <w:t xml:space="preserve">, .NET 10, Redux Toolkit, Context API, MVVM, </w:t>
-      </w:r>
-      <w:proofErr w:type="spellStart"/>
-      <w:r>
-        <w:rPr>
-          <w:rFonts w:asciiTheme="minorHAnsi" w:hAnsiTheme="minorHAnsi" w:cstheme="minorHAnsi"/>
-        </w:rPr>
-        <w:t>NgRx</w:t>
-      </w:r>
-      <w:proofErr w:type="spellEnd"/>
-      <w:r>
-        <w:rPr>
-          <w:rFonts w:asciiTheme="minorHAnsi" w:hAnsiTheme="minorHAnsi" w:cstheme="minorHAnsi"/>
-        </w:rPr>
-        <w:t xml:space="preserve">, AG Grid, </w:t>
-      </w:r>
-      <w:proofErr w:type="spellStart"/>
-      <w:r>
-        <w:rPr>
-          <w:rFonts w:asciiTheme="minorHAnsi" w:hAnsiTheme="minorHAnsi" w:cstheme="minorHAnsi"/>
-        </w:rPr>
-        <w:t>Highcharts</w:t>
-      </w:r>
-      <w:proofErr w:type="spellEnd"/>
-      <w:r>
-        <w:rPr>
-          <w:rFonts w:asciiTheme="minorHAnsi" w:hAnsiTheme="minorHAnsi" w:cstheme="minorHAnsi"/>
-        </w:rPr>
-        <w:t xml:space="preserve">, </w:t>
-      </w:r>
-      <w:proofErr w:type="spellStart"/>
-      <w:r>
-        <w:rPr>
-          <w:rFonts w:asciiTheme="minorHAnsi" w:hAnsiTheme="minorHAnsi" w:cstheme="minorHAnsi"/>
-        </w:rPr>
-        <w:t>MapLibre</w:t>
-      </w:r>
-      <w:proofErr w:type="spellEnd"/>
-      <w:r>
-        <w:rPr>
-          <w:rFonts w:asciiTheme="minorHAnsi" w:hAnsiTheme="minorHAnsi" w:cstheme="minorHAnsi"/>
-        </w:rPr>
-        <w:t xml:space="preserve"> GL JS, </w:t>
-      </w:r>
-      <w:proofErr w:type="spellStart"/>
-      <w:r>
-        <w:rPr>
-          <w:rFonts w:asciiTheme="minorHAnsi" w:hAnsiTheme="minorHAnsi" w:cstheme="minorHAnsi"/>
-        </w:rPr>
-        <w:t>Dockview</w:t>
-      </w:r>
-      <w:proofErr w:type="spellEnd"/>
-      <w:r>
-        <w:rPr>
-          <w:rFonts w:asciiTheme="minorHAnsi" w:hAnsiTheme="minorHAnsi" w:cstheme="minorHAnsi"/>
-        </w:rPr>
-        <w:t xml:space="preserve">, Ant Design, NG-ZORRO, Figma, </w:t>
-      </w:r>
-      <w:proofErr w:type="spellStart"/>
-      <w:r>
-        <w:rPr>
-          <w:rFonts w:asciiTheme="minorHAnsi" w:hAnsiTheme="minorHAnsi" w:cstheme="minorHAnsi"/>
-        </w:rPr>
-        <w:t>WebSockets</w:t>
-      </w:r>
-      <w:proofErr w:type="spellEnd"/>
-      <w:r>
-        <w:rPr>
-          <w:rFonts w:asciiTheme="minorHAnsi" w:hAnsiTheme="minorHAnsi" w:cstheme="minorHAnsi"/>
-        </w:rPr>
-        <w:t xml:space="preserve">, Socket.IO, Vite, </w:t>
-      </w:r>
-      <w:proofErr w:type="spellStart"/>
-      <w:r>
-        <w:rPr>
-          <w:rFonts w:asciiTheme="minorHAnsi" w:hAnsiTheme="minorHAnsi" w:cstheme="minorHAnsi"/>
-        </w:rPr>
-        <w:t>Nx</w:t>
-      </w:r>
-      <w:proofErr w:type="spellEnd"/>
-      <w:r>
-        <w:rPr>
-          <w:rFonts w:asciiTheme="minorHAnsi" w:hAnsiTheme="minorHAnsi" w:cstheme="minorHAnsi"/>
-        </w:rPr>
-        <w:t xml:space="preserve">, SCSS, CSS Design Tokens, HTML5, Storybook, </w:t>
-      </w:r>
-      <w:proofErr w:type="spellStart"/>
-      <w:r>
-        <w:rPr>
-          <w:rFonts w:asciiTheme="minorHAnsi" w:hAnsiTheme="minorHAnsi" w:cstheme="minorHAnsi"/>
-        </w:rPr>
-        <w:t>Vitest</w:t>
-      </w:r>
-      <w:proofErr w:type="spellEnd"/>
-      <w:r>
-        <w:rPr>
-          <w:rFonts w:asciiTheme="minorHAnsi" w:hAnsiTheme="minorHAnsi" w:cstheme="minorHAnsi"/>
-        </w:rPr>
-        <w:t xml:space="preserve">, Jest, Playwright, JWT, Docker, Kubernetes, </w:t>
-      </w:r>
-      <w:proofErr w:type="spellStart"/>
-      <w:r>
-        <w:rPr>
-          <w:rFonts w:asciiTheme="minorHAnsi" w:hAnsiTheme="minorHAnsi" w:cstheme="minorHAnsi"/>
-        </w:rPr>
-        <w:t>ArgoCD</w:t>
-      </w:r>
-      <w:proofErr w:type="spellEnd"/>
-      <w:r>
-        <w:rPr>
-          <w:rFonts w:asciiTheme="minorHAnsi" w:hAnsiTheme="minorHAnsi" w:cstheme="minorHAnsi"/>
-        </w:rPr>
-        <w:t>, AWS, GitHub Actions, Claude Code, Python, Cursor, Multi-Agent AI, LLM Context Engineering.</w:t>
+        <w:t xml:space="preserve">: React 18, Angular 22, TypeScript, RxJS, .NET 10, Redux Toolkit, Context API, MVVM, NgRx, AG Grid, Highcharts, MapLibre GL JS, Dockview, Ant Design, NG-ZORRO, Figma, WebSockets, Socket.IO, Vite, Nx, SCSS, CSS Design Tokens, HTML5, Storybook, Vitest, Jest, Playwright, JWT, Docker, Kubernetes, ArgoCD, AWS, GitHub Actions, Claude Code, Python, Cursor, Multi-Agent AI, LLM Context Engineering.</w:t>
       </w:r>
     </w:p>
     <w:p>
@@ -1874,21 +1264,7 @@
         <w:rPr>
           <w:rFonts w:asciiTheme="minorHAnsi" w:hAnsiTheme="minorHAnsi" w:cstheme="minorHAnsi"/>
         </w:rPr>
-        <w:t xml:space="preserve">Architect and hands-on technical lead across Kinetix commercial product suite: Trade Management, Sales 360, </w:t>
-      </w:r>
-      <w:proofErr w:type="spellStart"/>
-      <w:r>
-        <w:rPr>
-          <w:rFonts w:asciiTheme="minorHAnsi" w:hAnsiTheme="minorHAnsi" w:cstheme="minorHAnsi"/>
-        </w:rPr>
-        <w:t>DocHub</w:t>
-      </w:r>
-      <w:proofErr w:type="spellEnd"/>
-      <w:r>
-        <w:rPr>
-          <w:rFonts w:asciiTheme="minorHAnsi" w:hAnsiTheme="minorHAnsi" w:cstheme="minorHAnsi"/>
-        </w:rPr>
-        <w:t xml:space="preserve"> and Contracts Intelligence. All four run on the Kinetix enterprise platform, a React / TypeScript UI framework, .NET service layer and reusable SDK. Products spanned Bonds, Repo, FX, FX Options, Equities, Equity Derivatives, Futures, NDF, Swaps, Rates, Allocations and Compliance across pre- and post-trade workflows, delivered to Tier-1 banks, brokers and industry bodies as white-labelled and SaaS solutions. Responsible for platform architecture, interoperability, developer tooling, cloud integration and engineering standards across web and desktop.</w:t>
+        <w:t xml:space="preserve">Architect and hands-on technical lead across Kinetix commercial product suite: Trade Management, Sales 360, DocHub and Contracts Intelligence. All four run on the Kinetix enterprise platform, a React / TypeScript UI framework, .NET service layer and reusable SDK. Products spanned Bonds, Repo, FX, FX Options, Equities, Equity Derivatives, Futures, NDF, Swaps, Rates, Allocations and Compliance across pre- and post-trade workflows, delivered to Tier-1 banks, brokers and industry bodies as white-labelled and SaaS solutions. Responsible for platform architecture, interoperability, developer tooling, cloud integration and engineering standards across web and desktop.</w:t>
       </w:r>
     </w:p>
     <w:p>
@@ -1976,23 +1352,13 @@
           <w:rFonts w:asciiTheme="minorHAnsi" w:hAnsiTheme="minorHAnsi" w:cstheme="minorHAnsi"/>
         </w:rPr>
       </w:pPr>
-      <w:proofErr w:type="spellStart"/>
       <w:r>
         <w:rPr>
           <w:rFonts w:asciiTheme="minorHAnsi" w:hAnsiTheme="minorHAnsi" w:cstheme="minorHAnsi"/>
           <w:b/>
           <w:bCs/>
         </w:rPr>
-        <w:t>DocHub</w:t>
-      </w:r>
-      <w:proofErr w:type="spellEnd"/>
-      <w:r>
-        <w:rPr>
-          <w:rFonts w:asciiTheme="minorHAnsi" w:hAnsiTheme="minorHAnsi" w:cstheme="minorHAnsi"/>
-          <w:b/>
-          <w:bCs/>
-        </w:rPr>
-        <w:t xml:space="preserve"> (Digital Document Library) - </w:t>
+        <w:t xml:space="preserve">DocHub (Digital Document Library) - </w:t>
       </w:r>
       <w:r>
         <w:rPr>
@@ -2062,21 +1428,7 @@
         <w:rPr>
           <w:rFonts w:asciiTheme="minorHAnsi" w:hAnsiTheme="minorHAnsi" w:cstheme="minorHAnsi"/>
         </w:rPr>
-        <w:t xml:space="preserve">Architected and delivered the React / TypeScript MVVM framework behind the suite: application lifecycle management, dependency injection, plugin architecture, SDK distribution and desktop interoperability across </w:t>
-      </w:r>
-      <w:proofErr w:type="spellStart"/>
-      <w:r>
-        <w:rPr>
-          <w:rFonts w:asciiTheme="minorHAnsi" w:hAnsiTheme="minorHAnsi" w:cstheme="minorHAnsi"/>
-        </w:rPr>
-        <w:t>OpenFin</w:t>
-      </w:r>
-      <w:proofErr w:type="spellEnd"/>
-      <w:r>
-        <w:rPr>
-          <w:rFonts w:asciiTheme="minorHAnsi" w:hAnsiTheme="minorHAnsi" w:cstheme="minorHAnsi"/>
-        </w:rPr>
-        <w:t xml:space="preserve"> and Interop.io.</w:t>
+        <w:t xml:space="preserve">Architected and delivered the React / TypeScript MVVM framework behind the suite: application lifecycle management, dependency injection, plugin architecture, SDK distribution and desktop interoperability across OpenFin and Interop.io.</w:t>
       </w:r>
     </w:p>
     <w:p>
@@ -2096,21 +1448,7 @@
         <w:rPr>
           <w:rFonts w:asciiTheme="minorHAnsi" w:hAnsiTheme="minorHAnsi" w:cstheme="minorHAnsi"/>
         </w:rPr>
-        <w:t xml:space="preserve">Built the trading-platform APIs delivery teams used to ship line-of-business features across equity derivatives and FX, into React and Blazor web front ends and </w:t>
-      </w:r>
-      <w:proofErr w:type="spellStart"/>
-      <w:r>
-        <w:rPr>
-          <w:rFonts w:asciiTheme="minorHAnsi" w:hAnsiTheme="minorHAnsi" w:cstheme="minorHAnsi"/>
-        </w:rPr>
-        <w:t>OpenFin</w:t>
-      </w:r>
-      <w:proofErr w:type="spellEnd"/>
-      <w:r>
-        <w:rPr>
-          <w:rFonts w:asciiTheme="minorHAnsi" w:hAnsiTheme="minorHAnsi" w:cstheme="minorHAnsi"/>
-        </w:rPr>
-        <w:t xml:space="preserve"> and Glue42 desktop containers.</w:t>
+        <w:t xml:space="preserve">Built the trading-platform APIs delivery teams used to ship line-of-business features across equity derivatives and FX, into React and Blazor web front ends and OpenFin and Glue42 desktop containers.</w:t>
       </w:r>
     </w:p>
     <w:p>
@@ -2150,21 +1488,7 @@
         <w:rPr>
           <w:rFonts w:asciiTheme="minorHAnsi" w:hAnsiTheme="minorHAnsi" w:cstheme="minorHAnsi"/>
         </w:rPr>
-        <w:t xml:space="preserve">Designed a loosely coupled micro-frontend architecture with </w:t>
-      </w:r>
-      <w:proofErr w:type="spellStart"/>
-      <w:r>
-        <w:rPr>
-          <w:rFonts w:asciiTheme="minorHAnsi" w:hAnsiTheme="minorHAnsi" w:cstheme="minorHAnsi"/>
-        </w:rPr>
-        <w:t>RxJS</w:t>
-      </w:r>
-      <w:proofErr w:type="spellEnd"/>
-      <w:r>
-        <w:rPr>
-          <w:rFonts w:asciiTheme="minorHAnsi" w:hAnsiTheme="minorHAnsi" w:cstheme="minorHAnsi"/>
-        </w:rPr>
-        <w:t xml:space="preserve"> event-driven communication, runtime service composition, permission-based feature delivery and application-scoped event aggregation.</w:t>
+        <w:t xml:space="preserve">Designed a loosely coupled micro-frontend architecture with RxJS event-driven communication, runtime service composition, permission-based feature delivery and application-scoped event aggregation.</w:t>
       </w:r>
     </w:p>
     <w:p>
@@ -2184,21 +1508,7 @@
         <w:rPr>
           <w:rFonts w:asciiTheme="minorHAnsi" w:hAnsiTheme="minorHAnsi" w:cstheme="minorHAnsi"/>
         </w:rPr>
-        <w:t xml:space="preserve">Built reactive business rules, command processing and a forms framework on </w:t>
-      </w:r>
-      <w:proofErr w:type="spellStart"/>
-      <w:r>
-        <w:rPr>
-          <w:rFonts w:asciiTheme="minorHAnsi" w:hAnsiTheme="minorHAnsi" w:cstheme="minorHAnsi"/>
-        </w:rPr>
-        <w:t>RxJS</w:t>
-      </w:r>
-      <w:proofErr w:type="spellEnd"/>
-      <w:r>
-        <w:rPr>
-          <w:rFonts w:asciiTheme="minorHAnsi" w:hAnsiTheme="minorHAnsi" w:cstheme="minorHAnsi"/>
-        </w:rPr>
-        <w:t xml:space="preserve"> observable streams, underpinning high-volume trading workflow.</w:t>
+        <w:t xml:space="preserve">Built reactive business rules, command processing and a forms framework on RxJS observable streams, underpinning high-volume trading workflow.</w:t>
       </w:r>
     </w:p>
     <w:p>
@@ -2238,21 +1548,7 @@
         <w:rPr>
           <w:rFonts w:asciiTheme="minorHAnsi" w:hAnsiTheme="minorHAnsi" w:cstheme="minorHAnsi"/>
         </w:rPr>
-        <w:t xml:space="preserve">Integrated </w:t>
-      </w:r>
-      <w:proofErr w:type="spellStart"/>
-      <w:r>
-        <w:rPr>
-          <w:rFonts w:asciiTheme="minorHAnsi" w:hAnsiTheme="minorHAnsi" w:cstheme="minorHAnsi"/>
-        </w:rPr>
-        <w:t>OpenFin</w:t>
-      </w:r>
-      <w:proofErr w:type="spellEnd"/>
-      <w:r>
-        <w:rPr>
-          <w:rFonts w:asciiTheme="minorHAnsi" w:hAnsiTheme="minorHAnsi" w:cstheme="minorHAnsi"/>
-        </w:rPr>
-        <w:t>, Interop.io and FDC3 so applications from different vendors share context and hand work to each other on the trader desktop.</w:t>
+        <w:t xml:space="preserve">Integrated OpenFin, Interop.io and FDC3 so applications from different vendors share context and hand work to each other on the trader desktop.</w:t>
       </w:r>
     </w:p>
     <w:p>
@@ -2354,91 +1650,7 @@
         <w:rPr>
           <w:rFonts w:asciiTheme="minorHAnsi" w:hAnsiTheme="minorHAnsi" w:cstheme="minorHAnsi"/>
         </w:rPr>
-        <w:t xml:space="preserve">: React, TypeScript, </w:t>
-      </w:r>
-      <w:proofErr w:type="spellStart"/>
-      <w:r>
-        <w:rPr>
-          <w:rFonts w:asciiTheme="minorHAnsi" w:hAnsiTheme="minorHAnsi" w:cstheme="minorHAnsi"/>
-        </w:rPr>
-        <w:t>RxJS</w:t>
-      </w:r>
-      <w:proofErr w:type="spellEnd"/>
-      <w:r>
-        <w:rPr>
-          <w:rFonts w:asciiTheme="minorHAnsi" w:hAnsiTheme="minorHAnsi" w:cstheme="minorHAnsi"/>
-        </w:rPr>
-        <w:t xml:space="preserve">, MVVM, C#, .NET 8, Python, Blazor, Node.js, Microsoft Graph API, </w:t>
-      </w:r>
-      <w:proofErr w:type="spellStart"/>
-      <w:r>
-        <w:rPr>
-          <w:rFonts w:asciiTheme="minorHAnsi" w:hAnsiTheme="minorHAnsi" w:cstheme="minorHAnsi"/>
-        </w:rPr>
-        <w:t>OpenFin</w:t>
-      </w:r>
-      <w:proofErr w:type="spellEnd"/>
-      <w:r>
-        <w:rPr>
-          <w:rFonts w:asciiTheme="minorHAnsi" w:hAnsiTheme="minorHAnsi" w:cstheme="minorHAnsi"/>
-        </w:rPr>
-        <w:t xml:space="preserve">, Glue42, Interop.io, FDC3, AG Grid, Kendo UI, </w:t>
-      </w:r>
-      <w:proofErr w:type="spellStart"/>
-      <w:r>
-        <w:rPr>
-          <w:rFonts w:asciiTheme="minorHAnsi" w:hAnsiTheme="minorHAnsi" w:cstheme="minorHAnsi"/>
-        </w:rPr>
-        <w:t>PrimeNG</w:t>
-      </w:r>
-      <w:proofErr w:type="spellEnd"/>
-      <w:r>
-        <w:rPr>
-          <w:rFonts w:asciiTheme="minorHAnsi" w:hAnsiTheme="minorHAnsi" w:cstheme="minorHAnsi"/>
-        </w:rPr>
-        <w:t xml:space="preserve">, </w:t>
-      </w:r>
-      <w:proofErr w:type="spellStart"/>
-      <w:r>
-        <w:rPr>
-          <w:rFonts w:asciiTheme="minorHAnsi" w:hAnsiTheme="minorHAnsi" w:cstheme="minorHAnsi"/>
-        </w:rPr>
-        <w:t>ProseMirror</w:t>
-      </w:r>
-      <w:proofErr w:type="spellEnd"/>
-      <w:r>
-        <w:rPr>
-          <w:rFonts w:asciiTheme="minorHAnsi" w:hAnsiTheme="minorHAnsi" w:cstheme="minorHAnsi"/>
-        </w:rPr>
-        <w:t xml:space="preserve">, </w:t>
-      </w:r>
-      <w:proofErr w:type="spellStart"/>
-      <w:r>
-        <w:rPr>
-          <w:rFonts w:asciiTheme="minorHAnsi" w:hAnsiTheme="minorHAnsi" w:cstheme="minorHAnsi"/>
-        </w:rPr>
-        <w:t>WebSockets</w:t>
-      </w:r>
-      <w:proofErr w:type="spellEnd"/>
-      <w:r>
-        <w:rPr>
-          <w:rFonts w:asciiTheme="minorHAnsi" w:hAnsiTheme="minorHAnsi" w:cstheme="minorHAnsi"/>
-        </w:rPr>
-        <w:t xml:space="preserve">, Web Workers, Kafka, RabbitMQ, ActiveMQ, Elasticsearch, Kibana, Redis, </w:t>
-      </w:r>
-      <w:proofErr w:type="spellStart"/>
-      <w:r>
-        <w:rPr>
-          <w:rFonts w:asciiTheme="minorHAnsi" w:hAnsiTheme="minorHAnsi" w:cstheme="minorHAnsi"/>
-        </w:rPr>
-        <w:t>DuckDB</w:t>
-      </w:r>
-      <w:proofErr w:type="spellEnd"/>
-      <w:r>
-        <w:rPr>
-          <w:rFonts w:asciiTheme="minorHAnsi" w:hAnsiTheme="minorHAnsi" w:cstheme="minorHAnsi"/>
-        </w:rPr>
-        <w:t>, SQL Server, MongoDB, Docker, Kubernetes, AWS, Azure, Terraform, Cypress, Jest, Azure DevOps, CI/CD, TDD, BDD, Agile.</w:t>
+        <w:t xml:space="preserve">: React, TypeScript, RxJS, MVVM, C#, .NET 8, Python, Blazor, Node.js, Microsoft Graph API, OpenFin, Glue42, Interop.io, FDC3, AG Grid, Kendo UI, PrimeNG, ProseMirror, WebSockets, Web Workers, Kafka, RabbitMQ, ActiveMQ, Elasticsearch, Kibana, Redis, DuckDB, SQL Server, MongoDB, Docker, Kubernetes, AWS, Azure, Terraform, Cypress, Jest, Azure DevOps, CI/CD, TDD, BDD, Agile.</w:t>
       </w:r>
     </w:p>
     <w:p>
@@ -2690,63 +1902,7 @@
         <w:rPr>
           <w:rFonts w:asciiTheme="minorHAnsi" w:hAnsiTheme="minorHAnsi" w:cstheme="minorHAnsi"/>
         </w:rPr>
-        <w:t xml:space="preserve">: C#, WPF, MVVM, React, TypeScript, Reactive Extensions (Rx), microservices, LINQ, </w:t>
-      </w:r>
-      <w:proofErr w:type="spellStart"/>
-      <w:r>
-        <w:rPr>
-          <w:rFonts w:asciiTheme="minorHAnsi" w:hAnsiTheme="minorHAnsi" w:cstheme="minorHAnsi"/>
-        </w:rPr>
-        <w:t>WebSockets</w:t>
-      </w:r>
-      <w:proofErr w:type="spellEnd"/>
-      <w:r>
-        <w:rPr>
-          <w:rFonts w:asciiTheme="minorHAnsi" w:hAnsiTheme="minorHAnsi" w:cstheme="minorHAnsi"/>
-        </w:rPr>
-        <w:t xml:space="preserve">, Event Aggregation, Telerik, DevExpress, </w:t>
-      </w:r>
-      <w:proofErr w:type="spellStart"/>
-      <w:r>
-        <w:rPr>
-          <w:rFonts w:asciiTheme="minorHAnsi" w:hAnsiTheme="minorHAnsi" w:cstheme="minorHAnsi"/>
-        </w:rPr>
-        <w:t>Autofac</w:t>
-      </w:r>
-      <w:proofErr w:type="spellEnd"/>
-      <w:r>
-        <w:rPr>
-          <w:rFonts w:asciiTheme="minorHAnsi" w:hAnsiTheme="minorHAnsi" w:cstheme="minorHAnsi"/>
-        </w:rPr>
-        <w:t xml:space="preserve">, TPL Dataflow, Multithreading, Docker, Kubernetes, AWS, Azure, </w:t>
-      </w:r>
-      <w:proofErr w:type="spellStart"/>
-      <w:r>
-        <w:rPr>
-          <w:rFonts w:asciiTheme="minorHAnsi" w:hAnsiTheme="minorHAnsi" w:cstheme="minorHAnsi"/>
-        </w:rPr>
-        <w:t>ClickOnce</w:t>
-      </w:r>
-      <w:proofErr w:type="spellEnd"/>
-      <w:r>
-        <w:rPr>
-          <w:rFonts w:asciiTheme="minorHAnsi" w:hAnsiTheme="minorHAnsi" w:cstheme="minorHAnsi"/>
-        </w:rPr>
-        <w:t xml:space="preserve">, CI/CD, TeamCity, Jenkins, PowerShell, TDD, BDD, </w:t>
-      </w:r>
-      <w:proofErr w:type="spellStart"/>
-      <w:r>
-        <w:rPr>
-          <w:rFonts w:asciiTheme="minorHAnsi" w:hAnsiTheme="minorHAnsi" w:cstheme="minorHAnsi"/>
-        </w:rPr>
-        <w:t>SpecFlow</w:t>
-      </w:r>
-      <w:proofErr w:type="spellEnd"/>
-      <w:r>
-        <w:rPr>
-          <w:rFonts w:asciiTheme="minorHAnsi" w:hAnsiTheme="minorHAnsi" w:cstheme="minorHAnsi"/>
-        </w:rPr>
-        <w:t>, SQL Server, Oracle, Agile.</w:t>
+        <w:t xml:space="preserve">: C#, WPF, MVVM, React, TypeScript, Reactive Extensions (Rx), microservices, LINQ, WebSockets, Event Aggregation, Telerik, DevExpress, Autofac, TPL Dataflow, Multithreading, Docker, Kubernetes, AWS, Azure, ClickOnce, CI/CD, TeamCity, Jenkins, PowerShell, TDD, BDD, SpecFlow, SQL Server, Oracle, Agile.</w:t>
       </w:r>
     </w:p>
     <w:p>
@@ -2822,35 +1978,7 @@
         <w:rPr>
           <w:rFonts w:asciiTheme="minorHAnsi" w:hAnsiTheme="minorHAnsi" w:cstheme="minorHAnsi"/>
         </w:rPr>
-        <w:t xml:space="preserve">Full-stack delivery for one of Europe's largest energy trading businesses: Angular front ends, WPF desktop applications, .NET backend services and Excel-DNA integrations, with real-time </w:t>
-      </w:r>
-      <w:proofErr w:type="spellStart"/>
-      <w:r>
-        <w:rPr>
-          <w:rFonts w:asciiTheme="minorHAnsi" w:hAnsiTheme="minorHAnsi" w:cstheme="minorHAnsi"/>
-        </w:rPr>
-        <w:t>SignalR</w:t>
-      </w:r>
-      <w:proofErr w:type="spellEnd"/>
-      <w:r>
-        <w:rPr>
-          <w:rFonts w:asciiTheme="minorHAnsi" w:hAnsiTheme="minorHAnsi" w:cstheme="minorHAnsi"/>
-        </w:rPr>
-        <w:t xml:space="preserve"> data visualisation. Built the shared frameworks and enterprise NuGet packages adopted across teams, and the CI/CD pipelines on TFS Release Management. Technologies: C#, .NET 4.6, Angular, TypeScript, WPF, MVVM, WCF, Web API, Rx, </w:t>
-      </w:r>
-      <w:proofErr w:type="spellStart"/>
-      <w:r>
-        <w:rPr>
-          <w:rFonts w:asciiTheme="minorHAnsi" w:hAnsiTheme="minorHAnsi" w:cstheme="minorHAnsi"/>
-        </w:rPr>
-        <w:t>SignalR</w:t>
-      </w:r>
-      <w:proofErr w:type="spellEnd"/>
-      <w:r>
-        <w:rPr>
-          <w:rFonts w:asciiTheme="minorHAnsi" w:hAnsiTheme="minorHAnsi" w:cstheme="minorHAnsi"/>
-        </w:rPr>
-        <w:t>, Azure Service Bus, SQL Server, Oracle, Telerik, DevExpress, Excel-DNA, TDD / BDD.</w:t>
+        <w:t xml:space="preserve">Full-stack delivery for one of Europe's largest energy trading businesses: Angular front ends, WPF desktop applications, .NET backend services and Excel-DNA integrations, with real-time SignalR data visualisation. Built the shared frameworks and enterprise NuGet packages adopted across teams, and the CI/CD pipelines on TFS Release Management. Technologies: C#, .NET 4.6, Angular, TypeScript, WPF, MVVM, WCF, Web API, Rx, SignalR, Azure Service Bus, SQL Server, Oracle, Telerik, DevExpress, Excel-DNA, TDD / BDD.</w:t>
       </w:r>
     </w:p>
     <w:p>
@@ -2872,9 +2000,50 @@
           <w:sz w:val="24"/>
           <w:szCs w:val="24"/>
         </w:rPr>
-        <w:t xml:space="preserve">Senior .NET Consultant | </w:t>
-      </w:r>
-      <w:proofErr w:type="spellStart"/>
+        <w:t xml:space="preserve">Senior .NET Consultant | Graphnet Health</w:t>
+      </w:r>
+      <w:r>
+        <w:rPr>
+          <w:rFonts w:asciiTheme="minorHAnsi" w:hAnsiTheme="minorHAnsi" w:cstheme="minorHAnsi"/>
+        </w:rPr>
+        <w:tab/>
+      </w:r>
+      <w:r>
+        <w:rPr>
+          <w:rFonts w:asciiTheme="minorHAnsi" w:hAnsiTheme="minorHAnsi" w:cstheme="minorHAnsi"/>
+          <w:b/>
+          <w:bCs/>
+          <w:color w:val="444444"/>
+          <w:sz w:val="21"/>
+          <w:szCs w:val="21"/>
+        </w:rPr>
+        <w:t>Sep 2014 - Dec 2015</w:t>
+      </w:r>
+    </w:p>
+    <w:p>
+      <w:pPr>
+        <w:spacing w:after="60" w:line="264" w:lineRule="auto"/>
+        <w:rPr>
+          <w:rFonts w:asciiTheme="minorHAnsi" w:hAnsiTheme="minorHAnsi" w:cstheme="minorHAnsi"/>
+        </w:rPr>
+      </w:pPr>
+      <w:r>
+        <w:rPr>
+          <w:rFonts w:asciiTheme="minorHAnsi" w:hAnsiTheme="minorHAnsi" w:cstheme="minorHAnsi"/>
+        </w:rPr>
+        <w:t xml:space="preserve">Architected Service Dashboard, a real-time monitoring and diagnostics platform handling millions of service-bus messages with live visualisation of data flows, and Data Integrator, a graphical workflow studio that let product specialists transform heterogeneous data sources and publish them through REST APIs. Technologies: C#, .NET 4.5, WPF, Prism, MVVM, Rx, AngularJS, TypeScript, Web API, SignalR, NServiceBus, TPL Dataflow, Autofac, RavenDB.</w:t>
+      </w:r>
+    </w:p>
+    <w:p>
+      <w:pPr>
+        <w:tabs>
+          <w:tab w:val="right" w:pos="9906"/>
+        </w:tabs>
+        <w:spacing w:before="190"/>
+        <w:rPr>
+          <w:rFonts w:asciiTheme="minorHAnsi" w:hAnsiTheme="minorHAnsi" w:cstheme="minorHAnsi"/>
+        </w:rPr>
+      </w:pPr>
       <w:r>
         <w:rPr>
           <w:rFonts w:asciiTheme="minorHAnsi" w:hAnsiTheme="minorHAnsi" w:cstheme="minorHAnsi"/>
@@ -2884,9 +2053,50 @@
           <w:sz w:val="24"/>
           <w:szCs w:val="24"/>
         </w:rPr>
-        <w:t>Graphnet</w:t>
-      </w:r>
-      <w:proofErr w:type="spellEnd"/>
+        <w:t>Senior .NET Developer | Gazprom Marketing &amp; Trading</w:t>
+      </w:r>
+      <w:r>
+        <w:rPr>
+          <w:rFonts w:asciiTheme="minorHAnsi" w:hAnsiTheme="minorHAnsi" w:cstheme="minorHAnsi"/>
+        </w:rPr>
+        <w:tab/>
+      </w:r>
+      <w:r>
+        <w:rPr>
+          <w:rFonts w:asciiTheme="minorHAnsi" w:hAnsiTheme="minorHAnsi" w:cstheme="minorHAnsi"/>
+          <w:b/>
+          <w:bCs/>
+          <w:color w:val="444444"/>
+          <w:sz w:val="21"/>
+          <w:szCs w:val="21"/>
+        </w:rPr>
+        <w:t xml:space="preserve">Apr 2014 - Aug 2014 (fixed-term contract)</w:t>
+      </w:r>
+    </w:p>
+    <w:p>
+      <w:pPr>
+        <w:spacing w:after="60" w:line="264" w:lineRule="auto"/>
+        <w:rPr>
+          <w:rFonts w:asciiTheme="minorHAnsi" w:hAnsiTheme="minorHAnsi" w:cstheme="minorHAnsi"/>
+        </w:rPr>
+      </w:pPr>
+      <w:r>
+        <w:rPr>
+          <w:rFonts w:asciiTheme="minorHAnsi" w:hAnsiTheme="minorHAnsi" w:cstheme="minorHAnsi"/>
+        </w:rPr>
+        <w:t xml:space="preserve">Delivered architecture and reusable framework components for Power and Gas storage trading across UK and European markets, integrating OpenLink Endur (CTRM), Excel-based workflows and internal enterprise services. Technologies: C#, .NET, WPF, MVVM, Prism, Rx, Web API, SignalR, RabbitMQ.</w:t>
+      </w:r>
+    </w:p>
+    <w:p>
+      <w:pPr>
+        <w:tabs>
+          <w:tab w:val="right" w:pos="9906"/>
+        </w:tabs>
+        <w:spacing w:before="190"/>
+        <w:rPr>
+          <w:rFonts w:asciiTheme="minorHAnsi" w:hAnsiTheme="minorHAnsi" w:cstheme="minorHAnsi"/>
+        </w:rPr>
+      </w:pPr>
       <w:r>
         <w:rPr>
           <w:rFonts w:asciiTheme="minorHAnsi" w:hAnsiTheme="minorHAnsi" w:cstheme="minorHAnsi"/>
@@ -2896,7 +2106,7 @@
           <w:sz w:val="24"/>
           <w:szCs w:val="24"/>
         </w:rPr>
-        <w:t xml:space="preserve"> Health</w:t>
+        <w:t>Senior .NET Consultant | DRS (Data Research and Services)</w:t>
       </w:r>
       <w:r>
         <w:rPr>
@@ -2913,7 +2123,7 @@
           <w:sz w:val="21"/>
           <w:szCs w:val="21"/>
         </w:rPr>
-        <w:t>Sep 2014 - Dec 2015</w:t>
+        <w:t>May 2013 - Apr 2014</w:t>
       </w:r>
     </w:p>
     <w:p>
@@ -2927,63 +2137,7 @@
         <w:rPr>
           <w:rFonts w:asciiTheme="minorHAnsi" w:hAnsiTheme="minorHAnsi" w:cstheme="minorHAnsi"/>
         </w:rPr>
-        <w:t xml:space="preserve">Architected Service Dashboard, a real-time monitoring and diagnostics platform handling millions of service-bus messages with live visualisation of data flows, and Data Integrator, a graphical workflow studio that let product specialists transform heterogeneous data sources and publish them through REST APIs. Technologies: C#, .NET 4.5, WPF, Prism, MVVM, Rx, AngularJS, TypeScript, Web API, </w:t>
-      </w:r>
-      <w:proofErr w:type="spellStart"/>
-      <w:r>
-        <w:rPr>
-          <w:rFonts w:asciiTheme="minorHAnsi" w:hAnsiTheme="minorHAnsi" w:cstheme="minorHAnsi"/>
-        </w:rPr>
-        <w:t>SignalR</w:t>
-      </w:r>
-      <w:proofErr w:type="spellEnd"/>
-      <w:r>
-        <w:rPr>
-          <w:rFonts w:asciiTheme="minorHAnsi" w:hAnsiTheme="minorHAnsi" w:cstheme="minorHAnsi"/>
-        </w:rPr>
-        <w:t xml:space="preserve">, </w:t>
-      </w:r>
-      <w:proofErr w:type="spellStart"/>
-      <w:r>
-        <w:rPr>
-          <w:rFonts w:asciiTheme="minorHAnsi" w:hAnsiTheme="minorHAnsi" w:cstheme="minorHAnsi"/>
-        </w:rPr>
-        <w:t>NServiceBus</w:t>
-      </w:r>
-      <w:proofErr w:type="spellEnd"/>
-      <w:r>
-        <w:rPr>
-          <w:rFonts w:asciiTheme="minorHAnsi" w:hAnsiTheme="minorHAnsi" w:cstheme="minorHAnsi"/>
-        </w:rPr>
-        <w:t xml:space="preserve">, TPL Dataflow, </w:t>
-      </w:r>
-      <w:proofErr w:type="spellStart"/>
-      <w:r>
-        <w:rPr>
-          <w:rFonts w:asciiTheme="minorHAnsi" w:hAnsiTheme="minorHAnsi" w:cstheme="minorHAnsi"/>
-        </w:rPr>
-        <w:t>Autofac</w:t>
-      </w:r>
-      <w:proofErr w:type="spellEnd"/>
-      <w:r>
-        <w:rPr>
-          <w:rFonts w:asciiTheme="minorHAnsi" w:hAnsiTheme="minorHAnsi" w:cstheme="minorHAnsi"/>
-        </w:rPr>
-        <w:t xml:space="preserve">, </w:t>
-      </w:r>
-      <w:proofErr w:type="spellStart"/>
-      <w:r>
-        <w:rPr>
-          <w:rFonts w:asciiTheme="minorHAnsi" w:hAnsiTheme="minorHAnsi" w:cstheme="minorHAnsi"/>
-        </w:rPr>
-        <w:t>RavenDB</w:t>
-      </w:r>
-      <w:proofErr w:type="spellEnd"/>
-      <w:r>
-        <w:rPr>
-          <w:rFonts w:asciiTheme="minorHAnsi" w:hAnsiTheme="minorHAnsi" w:cstheme="minorHAnsi"/>
-        </w:rPr>
-        <w:t>.</w:t>
+        <w:t xml:space="preserve">Built the MVVM application, navigation, persistence, localisation, activity-tracking and weak-event frameworks used across a global e-marking product suite, with high-performance document controls and early HTML5 / Angular SPA proofs-of-concept that set the product's future direction. Technologies: C#, WPF, MVVM, Prism, MEF, Rx, ASP.NET MVC, AngularJS, HTML5, Web API, Telerik, NUnit.</w:t>
       </w:r>
     </w:p>
     <w:p>
@@ -3005,7 +2159,7 @@
           <w:sz w:val="24"/>
           <w:szCs w:val="24"/>
         </w:rPr>
-        <w:t>Senior .NET Developer | Gazprom Marketing &amp; Trading</w:t>
+        <w:t>Senior WPF Developer | UST Global</w:t>
       </w:r>
       <w:r>
         <w:rPr>
@@ -3022,7 +2176,7 @@
           <w:sz w:val="21"/>
           <w:szCs w:val="21"/>
         </w:rPr>
-        <w:t>Apr 2014 - Aug 2014</w:t>
+        <w:t xml:space="preserve">Oct 2012 - Apr 2013 (fixed-term contract)</w:t>
       </w:r>
     </w:p>
     <w:p>
@@ -3036,49 +2190,7 @@
         <w:rPr>
           <w:rFonts w:asciiTheme="minorHAnsi" w:hAnsiTheme="minorHAnsi" w:cstheme="minorHAnsi"/>
         </w:rPr>
-        <w:t xml:space="preserve">Delivered architecture and reusable framework components for Power and Gas storage trading across UK and European markets, integrating </w:t>
-      </w:r>
-      <w:proofErr w:type="spellStart"/>
-      <w:r>
-        <w:rPr>
-          <w:rFonts w:asciiTheme="minorHAnsi" w:hAnsiTheme="minorHAnsi" w:cstheme="minorHAnsi"/>
-        </w:rPr>
-        <w:t>OpenLink</w:t>
-      </w:r>
-      <w:proofErr w:type="spellEnd"/>
-      <w:r>
-        <w:rPr>
-          <w:rFonts w:asciiTheme="minorHAnsi" w:hAnsiTheme="minorHAnsi" w:cstheme="minorHAnsi"/>
-        </w:rPr>
-        <w:t xml:space="preserve"> </w:t>
-      </w:r>
-      <w:proofErr w:type="spellStart"/>
-      <w:r>
-        <w:rPr>
-          <w:rFonts w:asciiTheme="minorHAnsi" w:hAnsiTheme="minorHAnsi" w:cstheme="minorHAnsi"/>
-        </w:rPr>
-        <w:t>Endur</w:t>
-      </w:r>
-      <w:proofErr w:type="spellEnd"/>
-      <w:r>
-        <w:rPr>
-          <w:rFonts w:asciiTheme="minorHAnsi" w:hAnsiTheme="minorHAnsi" w:cstheme="minorHAnsi"/>
-        </w:rPr>
-        <w:t xml:space="preserve"> (CTRM), Excel-based workflows and internal enterprise services. Technologies: C#, .NET, WPF, MVVM, Prism, Rx, Web API, </w:t>
-      </w:r>
-      <w:proofErr w:type="spellStart"/>
-      <w:r>
-        <w:rPr>
-          <w:rFonts w:asciiTheme="minorHAnsi" w:hAnsiTheme="minorHAnsi" w:cstheme="minorHAnsi"/>
-        </w:rPr>
-        <w:t>SignalR</w:t>
-      </w:r>
-      <w:proofErr w:type="spellEnd"/>
-      <w:r>
-        <w:rPr>
-          <w:rFonts w:asciiTheme="minorHAnsi" w:hAnsiTheme="minorHAnsi" w:cstheme="minorHAnsi"/>
-        </w:rPr>
-        <w:t>, RabbitMQ.</w:t>
+        <w:t xml:space="preserve">For a healthcare software provider, delivered reusable APIs and framework components, desktop capabilities including hotkey navigation and layout personalisation, and support-assistant tooling adopted across multiple healthcare products by development, QA and operations teams. Technologies: C#, WPF, MVVM, Prism, Castle Windsor, WCF, Win32, SQL Server, DevExpress, NUnit.</w:t>
       </w:r>
     </w:p>
     <w:p>
@@ -3100,7 +2212,7 @@
           <w:sz w:val="24"/>
           <w:szCs w:val="24"/>
         </w:rPr>
-        <w:t>Senior .NET Consultant | DRS (Data Research and Services)</w:t>
+        <w:t>Technical Architect | Steria / Xansa</w:t>
       </w:r>
       <w:r>
         <w:rPr>
@@ -3117,7 +2229,7 @@
           <w:sz w:val="21"/>
           <w:szCs w:val="21"/>
         </w:rPr>
-        <w:t>May 2013 - Apr 2014</w:t>
+        <w:t>Aug 2004 - Sep 2012</w:t>
       </w:r>
     </w:p>
     <w:p>
@@ -3131,21 +2243,7 @@
         <w:rPr>
           <w:rFonts w:asciiTheme="minorHAnsi" w:hAnsiTheme="minorHAnsi" w:cstheme="minorHAnsi"/>
         </w:rPr>
-        <w:t xml:space="preserve">Built the MVVM application, navigation, persistence, localisation, activity-tracking and weak-event frameworks used across a global e-marking product suite, with high-performance document controls and early HTML5 / Angular SPA proofs-of-concept that set the product's future direction. Technologies: C#, WPF, MVVM, Prism, MEF, Rx, ASP.NET MVC, AngularJS, HTML5, Web API, Telerik, </w:t>
-      </w:r>
-      <w:proofErr w:type="spellStart"/>
-      <w:r>
-        <w:rPr>
-          <w:rFonts w:asciiTheme="minorHAnsi" w:hAnsiTheme="minorHAnsi" w:cstheme="minorHAnsi"/>
-        </w:rPr>
-        <w:t>NUnit</w:t>
-      </w:r>
-      <w:proofErr w:type="spellEnd"/>
-      <w:r>
-        <w:rPr>
-          <w:rFonts w:asciiTheme="minorHAnsi" w:hAnsiTheme="minorHAnsi" w:cstheme="minorHAnsi"/>
-        </w:rPr>
-        <w:t>.</w:t>
+        <w:t xml:space="preserve">For a major UK retail and healthcare group, architected large-scale healthcare and retail platforms including clinical workflow systems and operational dashboards, built reusable WPF and web frameworks adopted across projects, and led delivery teams and major transformation initiatives. Technologies: C#, ASP.NET MVC, WPF, Prism, Silverlight, WCF, SQL Server, Oracle, MongoDB, NServiceBus, Entity Framework, ServiceNow, L1/L2 Support.</w:t>
       </w:r>
     </w:p>
     <w:p>
@@ -3167,165 +2265,7 @@
           <w:sz w:val="24"/>
           <w:szCs w:val="24"/>
         </w:rPr>
-        <w:t>Senior WPF Developer | UST Global</w:t>
-      </w:r>
-      <w:r>
-        <w:rPr>
-          <w:rFonts w:asciiTheme="minorHAnsi" w:hAnsiTheme="minorHAnsi" w:cstheme="minorHAnsi"/>
-        </w:rPr>
-        <w:tab/>
-      </w:r>
-      <w:r>
-        <w:rPr>
-          <w:rFonts w:asciiTheme="minorHAnsi" w:hAnsiTheme="minorHAnsi" w:cstheme="minorHAnsi"/>
-          <w:b/>
-          <w:bCs/>
-          <w:color w:val="444444"/>
-          <w:sz w:val="21"/>
-          <w:szCs w:val="21"/>
-        </w:rPr>
-        <w:t>Oct 2012 - Apr 2013</w:t>
-      </w:r>
-    </w:p>
-    <w:p>
-      <w:pPr>
-        <w:spacing w:after="60" w:line="264" w:lineRule="auto"/>
-        <w:rPr>
-          <w:rFonts w:asciiTheme="minorHAnsi" w:hAnsiTheme="minorHAnsi" w:cstheme="minorHAnsi"/>
-        </w:rPr>
-      </w:pPr>
-      <w:r>
-        <w:rPr>
-          <w:rFonts w:asciiTheme="minorHAnsi" w:hAnsiTheme="minorHAnsi" w:cstheme="minorHAnsi"/>
-        </w:rPr>
-        <w:t xml:space="preserve">For a healthcare software provider, delivered reusable APIs and framework components, desktop capabilities including hotkey navigation and layout personalisation, and support-assistant tooling adopted across multiple healthcare products by development, QA and operations teams. Technologies: C#, WPF, MVVM, Prism, Castle Windsor, WCF, Win32, SQL Server, DevExpress, </w:t>
-      </w:r>
-      <w:proofErr w:type="spellStart"/>
-      <w:r>
-        <w:rPr>
-          <w:rFonts w:asciiTheme="minorHAnsi" w:hAnsiTheme="minorHAnsi" w:cstheme="minorHAnsi"/>
-        </w:rPr>
-        <w:t>NUnit</w:t>
-      </w:r>
-      <w:proofErr w:type="spellEnd"/>
-      <w:r>
-        <w:rPr>
-          <w:rFonts w:asciiTheme="minorHAnsi" w:hAnsiTheme="minorHAnsi" w:cstheme="minorHAnsi"/>
-        </w:rPr>
-        <w:t>.</w:t>
-      </w:r>
-    </w:p>
-    <w:p>
-      <w:pPr>
-        <w:tabs>
-          <w:tab w:val="right" w:pos="9906"/>
-        </w:tabs>
-        <w:spacing w:before="190"/>
-        <w:rPr>
-          <w:rFonts w:asciiTheme="minorHAnsi" w:hAnsiTheme="minorHAnsi" w:cstheme="minorHAnsi"/>
-        </w:rPr>
-      </w:pPr>
-      <w:r>
-        <w:rPr>
-          <w:rFonts w:asciiTheme="minorHAnsi" w:hAnsiTheme="minorHAnsi" w:cstheme="minorHAnsi"/>
-          <w:b/>
-          <w:bCs/>
-          <w:color w:val="1F3864"/>
-          <w:sz w:val="24"/>
-          <w:szCs w:val="24"/>
-        </w:rPr>
-        <w:t>Technical Architect | Steria / Xansa</w:t>
-      </w:r>
-      <w:r>
-        <w:rPr>
-          <w:rFonts w:asciiTheme="minorHAnsi" w:hAnsiTheme="minorHAnsi" w:cstheme="minorHAnsi"/>
-        </w:rPr>
-        <w:tab/>
-      </w:r>
-      <w:r>
-        <w:rPr>
-          <w:rFonts w:asciiTheme="minorHAnsi" w:hAnsiTheme="minorHAnsi" w:cstheme="minorHAnsi"/>
-          <w:b/>
-          <w:bCs/>
-          <w:color w:val="444444"/>
-          <w:sz w:val="21"/>
-          <w:szCs w:val="21"/>
-        </w:rPr>
-        <w:t>Aug 2004 - Sep 2012</w:t>
-      </w:r>
-    </w:p>
-    <w:p>
-      <w:pPr>
-        <w:spacing w:after="60" w:line="264" w:lineRule="auto"/>
-        <w:rPr>
-          <w:rFonts w:asciiTheme="minorHAnsi" w:hAnsiTheme="minorHAnsi" w:cstheme="minorHAnsi"/>
-        </w:rPr>
-      </w:pPr>
-      <w:r>
-        <w:rPr>
-          <w:rFonts w:asciiTheme="minorHAnsi" w:hAnsiTheme="minorHAnsi" w:cstheme="minorHAnsi"/>
-        </w:rPr>
-        <w:t xml:space="preserve">For a major UK retail and healthcare group, architected large-scale healthcare and retail platforms including clinical workflow systems and operational dashboards, built reusable WPF and web frameworks adopted across projects, and led delivery teams and major transformation initiatives. Technologies: C#, ASP.NET MVC, WPF, Prism, Silverlight, WCF, SQL Server, Oracle, MongoDB, </w:t>
-      </w:r>
-      <w:proofErr w:type="spellStart"/>
-      <w:r>
-        <w:rPr>
-          <w:rFonts w:asciiTheme="minorHAnsi" w:hAnsiTheme="minorHAnsi" w:cstheme="minorHAnsi"/>
-        </w:rPr>
-        <w:t>NServiceBus</w:t>
-      </w:r>
-      <w:proofErr w:type="spellEnd"/>
-      <w:r>
-        <w:rPr>
-          <w:rFonts w:asciiTheme="minorHAnsi" w:hAnsiTheme="minorHAnsi" w:cstheme="minorHAnsi"/>
-        </w:rPr>
-        <w:t>, Entity Framework, ServiceNow, L1/L2 Support.</w:t>
-      </w:r>
-    </w:p>
-    <w:p>
-      <w:pPr>
-        <w:tabs>
-          <w:tab w:val="right" w:pos="9906"/>
-        </w:tabs>
-        <w:spacing w:before="190"/>
-        <w:rPr>
-          <w:rFonts w:asciiTheme="minorHAnsi" w:hAnsiTheme="minorHAnsi" w:cstheme="minorHAnsi"/>
-        </w:rPr>
-      </w:pPr>
-      <w:r>
-        <w:rPr>
-          <w:rFonts w:asciiTheme="minorHAnsi" w:hAnsiTheme="minorHAnsi" w:cstheme="minorHAnsi"/>
-          <w:b/>
-          <w:bCs/>
-          <w:color w:val="1F3864"/>
-          <w:sz w:val="24"/>
-          <w:szCs w:val="24"/>
-        </w:rPr>
-        <w:t xml:space="preserve">Developer | </w:t>
-      </w:r>
-      <w:proofErr w:type="spellStart"/>
-      <w:r>
-        <w:rPr>
-          <w:rFonts w:asciiTheme="minorHAnsi" w:hAnsiTheme="minorHAnsi" w:cstheme="minorHAnsi"/>
-          <w:b/>
-          <w:bCs/>
-          <w:color w:val="1F3864"/>
-          <w:sz w:val="24"/>
-          <w:szCs w:val="24"/>
-        </w:rPr>
-        <w:t>Mindmill</w:t>
-      </w:r>
-      <w:proofErr w:type="spellEnd"/>
-      <w:r>
-        <w:rPr>
-          <w:rFonts w:asciiTheme="minorHAnsi" w:hAnsiTheme="minorHAnsi" w:cstheme="minorHAnsi"/>
-          <w:b/>
-          <w:bCs/>
-          <w:color w:val="1F3864"/>
-          <w:sz w:val="24"/>
-          <w:szCs w:val="24"/>
-        </w:rPr>
-        <w:t xml:space="preserve"> Software Ltd</w:t>
+        <w:t xml:space="preserve">Developer | Mindmill Software Ltd</w:t>
       </w:r>
       <w:r>
         <w:rPr>
@@ -3526,20 +2466,6 @@
           <w:bCs/>
         </w:rPr>
         <w:t>Author of 100+ technical articles</w:t>
-      </w:r>
-      <w:r>
-        <w:rPr>
-          <w:rFonts w:asciiTheme="minorHAnsi" w:hAnsiTheme="minorHAnsi" w:cstheme="minorHAnsi"/>
-        </w:rPr>
-        <w:t xml:space="preserve"> and </w:t>
-      </w:r>
-      <w:r>
-        <w:rPr>
-          <w:rFonts w:asciiTheme="minorHAnsi" w:hAnsiTheme="minorHAnsi" w:cstheme="minorHAnsi"/>
-          <w:b/>
-          <w:bCs/>
-        </w:rPr>
-        <w:t>open-source contributor</w:t>
       </w:r>
       <w:r>
         <w:rPr>
